--- a/apps/api/templates/פ-רעש-הצעת-מחיר-לבדיקה-אקוסטית-קול-נישא-באוויר.docx
+++ b/apps/api/templates/פ-רעש-הצעת-מחיר-לבדיקה-אקוסטית-קול-נישא-באוויר.docx
@@ -2450,6 +2450,19 @@
           <w:rtl/>
         </w:rPr>
       </w:pPr>
+    </w:p>
+    <w:p>
+      <w:pPr>
+        <w:rPr>
+          <w:vanish/>
+        </w:rPr>
+      </w:pPr>
+      <w:r>
+        <w:rPr>
+          <w:vanish/>
+        </w:rPr>
+        <w:t xml:space="preserve">{#hasDiscount}</w:t>
+      </w:r>
     </w:p>
     <w:tbl>
       <w:tblPr>
@@ -2700,7 +2713,6 @@
                 <w:rtl/>
               </w:rPr>
             </w:pPr>
-            <w:bookmarkStart w:id="12" w:name="fldLine"/>
             <w:r>
               <w:rPr>
                 <w:rFonts w:cs="David" w:hint="cs"/>
@@ -2712,7 +2724,6 @@
               </w:rPr>
               <w:t xml:space="preserve">{#items}{lineNumber}</w:t>
             </w:r>
-            <w:bookmarkEnd w:id="12"/>
           </w:p>
         </w:tc>
         <w:tc>
@@ -2730,7 +2741,6 @@
                 <w:rtl/>
               </w:rPr>
             </w:pPr>
-            <w:bookmarkStart w:id="13" w:name="fldMakat"/>
             <w:r>
               <w:rPr>
                 <w:rFonts w:cs="David" w:hint="cs"/>
@@ -2742,7 +2752,6 @@
               </w:rPr>
               <w:t xml:space="preserve">{itemCode}</w:t>
             </w:r>
-            <w:bookmarkEnd w:id="13"/>
           </w:p>
         </w:tc>
         <w:tc>
@@ -2760,7 +2769,6 @@
                 <w:rtl/>
               </w:rPr>
             </w:pPr>
-            <w:bookmarkStart w:id="14" w:name="fldProduct"/>
             <w:r>
               <w:rPr>
                 <w:rFonts w:cs="David" w:hint="cs"/>
@@ -2772,7 +2780,6 @@
               </w:rPr>
               <w:t xml:space="preserve">{description}</w:t>
             </w:r>
-            <w:bookmarkEnd w:id="14"/>
           </w:p>
         </w:tc>
         <w:tc>
@@ -2790,7 +2797,6 @@
                 <w:rtl/>
               </w:rPr>
             </w:pPr>
-            <w:bookmarkStart w:id="15" w:name="fldAmmount"/>
             <w:r>
               <w:rPr>
                 <w:rFonts w:cs="David" w:hint="cs"/>
@@ -2802,7 +2808,6 @@
               </w:rPr>
               <w:t xml:space="preserve">{quantity}</w:t>
             </w:r>
-            <w:bookmarkEnd w:id="15"/>
           </w:p>
         </w:tc>
         <w:tc>
@@ -2820,7 +2825,6 @@
                 <w:rtl/>
               </w:rPr>
             </w:pPr>
-            <w:bookmarkStart w:id="16" w:name="fldPrice"/>
             <w:r>
               <w:rPr>
                 <w:rFonts w:cs="David" w:hint="cs"/>
@@ -2832,7 +2836,6 @@
               </w:rPr>
               <w:t xml:space="preserve">{unitPrice}</w:t>
             </w:r>
-            <w:bookmarkEnd w:id="16"/>
           </w:p>
         </w:tc>
         <w:tc>
@@ -2850,7 +2853,6 @@
                 <w:rtl/>
               </w:rPr>
             </w:pPr>
-            <w:bookmarkStart w:id="17" w:name="fldLineDiscount"/>
             <w:r>
               <w:rPr>
                 <w:rFonts w:cs="David" w:hint="cs"/>
@@ -2862,7 +2864,6 @@
               </w:rPr>
               <w:t xml:space="preserve">{lineDiscountPercent}</w:t>
             </w:r>
-            <w:bookmarkEnd w:id="17"/>
           </w:p>
         </w:tc>
         <w:tc>
@@ -2880,7 +2881,6 @@
                 <w:rtl/>
               </w:rPr>
             </w:pPr>
-            <w:bookmarkStart w:id="18" w:name="fldLineTotal"/>
             <w:r>
               <w:rPr>
                 <w:rFonts w:cs="David" w:hint="cs"/>
@@ -2892,7 +2892,6 @@
               </w:rPr>
               <w:t xml:space="preserve">{lineTotal}{/items}</w:t>
             </w:r>
-            <w:bookmarkEnd w:id="18"/>
           </w:p>
         </w:tc>
       </w:tr>
@@ -2978,7 +2977,6 @@
                 <w:rtl/>
               </w:rPr>
             </w:pPr>
-            <w:bookmarkStart w:id="19" w:name="fldDiscount"/>
             <w:r>
               <w:rPr>
                 <w:rFonts w:cs="David" w:hint="cs"/>
@@ -2990,7 +2988,6 @@
               </w:rPr>
               <w:t xml:space="preserve">{discountPercent}</w:t>
             </w:r>
-            <w:bookmarkEnd w:id="19"/>
           </w:p>
         </w:tc>
       </w:tr>
@@ -3038,7 +3035,6 @@
                 <w:rtl/>
               </w:rPr>
             </w:pPr>
-            <w:bookmarkStart w:id="20" w:name="fldTotalAfterDiscount"/>
             <w:r>
               <w:rPr>
                 <w:rFonts w:cs="David" w:hint="cs"/>
@@ -3050,7 +3046,6 @@
               </w:rPr>
               <w:t xml:space="preserve">{subtotalAfterDiscount}</w:t>
             </w:r>
-            <w:bookmarkEnd w:id="20"/>
           </w:p>
         </w:tc>
       </w:tr>
@@ -3120,7 +3115,6 @@
                 <w:rtl/>
               </w:rPr>
             </w:pPr>
-            <w:bookmarkStart w:id="21" w:name="fldMAAM"/>
             <w:r>
               <w:rPr>
                 <w:rFonts w:cs="David" w:hint="cs"/>
@@ -3132,7 +3126,6 @@
               </w:rPr>
               <w:t xml:space="preserve">{vatAmount}</w:t>
             </w:r>
-            <w:bookmarkEnd w:id="21"/>
           </w:p>
         </w:tc>
       </w:tr>
@@ -3180,7 +3173,6 @@
                 <w:rtl/>
               </w:rPr>
             </w:pPr>
-            <w:bookmarkStart w:id="22" w:name="fldTotalAfterMaaM"/>
             <w:r>
               <w:rPr>
                 <w:rFonts w:cs="David" w:hint="cs"/>
@@ -3192,11 +3184,747 @@
               </w:rPr>
               <w:t xml:space="preserve">{totalAmount}</w:t>
             </w:r>
-            <w:bookmarkEnd w:id="22"/>
           </w:p>
         </w:tc>
       </w:tr>
     </w:tbl>
+    <w:p>
+      <w:pPr>
+        <w:rPr>
+          <w:vanish/>
+        </w:rPr>
+      </w:pPr>
+      <w:r>
+        <w:rPr>
+          <w:vanish/>
+        </w:rPr>
+        <w:t xml:space="preserve">{/hasDiscount}</w:t>
+      </w:r>
+    </w:p>
+    <w:p>
+      <w:pPr>
+        <w:rPr>
+          <w:rFonts w:cs="David"/>
+          <w:sz w:val="28"/>
+          <w:szCs w:val="28"/>
+          <w:rtl/>
+        </w:rPr>
+      </w:pPr>
+    </w:p>
+    <w:p>
+      <w:pPr>
+        <w:rPr>
+          <w:rFonts w:cs="David"/>
+          <w:sz w:val="28"/>
+          <w:szCs w:val="28"/>
+          <w:rtl/>
+        </w:rPr>
+      </w:pPr>
+    </w:p>
+    <w:p>
+      <w:pPr>
+        <w:rPr>
+          <w:rFonts w:cs="David"/>
+          <w:sz w:val="28"/>
+          <w:szCs w:val="28"/>
+          <w:rtl/>
+        </w:rPr>
+      </w:pPr>
+    </w:p>
+    <w:p>
+      <w:pPr>
+        <w:rPr>
+          <w:rFonts w:cs="David"/>
+          <w:sz w:val="28"/>
+          <w:szCs w:val="28"/>
+          <w:rtl/>
+        </w:rPr>
+      </w:pPr>
+    </w:p>
+    <w:p>
+      <w:pPr>
+        <w:rPr>
+          <w:rFonts w:cs="David"/>
+          <w:sz w:val="28"/>
+          <w:szCs w:val="28"/>
+          <w:rtl/>
+        </w:rPr>
+      </w:pPr>
+    </w:p>
+    <w:p>
+      <w:pPr>
+        <w:rPr>
+          <w:rFonts w:cs="David"/>
+          <w:sz w:val="28"/>
+          <w:szCs w:val="28"/>
+          <w:rtl/>
+        </w:rPr>
+      </w:pPr>
+    </w:p>
+    <w:p>
+      <w:pPr>
+        <w:rPr>
+          <w:rFonts w:cs="David"/>
+          <w:sz w:val="28"/>
+          <w:szCs w:val="28"/>
+          <w:rtl/>
+        </w:rPr>
+      </w:pPr>
+    </w:p>
+    <w:p>
+      <w:pPr>
+        <w:rPr>
+          <w:rFonts w:cs="David"/>
+          <w:sz w:val="28"/>
+          <w:szCs w:val="28"/>
+          <w:rtl/>
+        </w:rPr>
+      </w:pPr>
+    </w:p>
+    <w:p>
+      <w:pPr>
+        <w:rPr>
+          <w:rFonts w:cs="David"/>
+          <w:sz w:val="28"/>
+          <w:szCs w:val="28"/>
+          <w:rtl/>
+        </w:rPr>
+      </w:pPr>
+    </w:p>
+    <w:p>
+      <w:pPr>
+        <w:rPr>
+          <w:rFonts w:cs="David"/>
+          <w:sz w:val="28"/>
+          <w:szCs w:val="28"/>
+          <w:rtl/>
+        </w:rPr>
+      </w:pPr>
+    </w:p>
+    <w:p>
+      <w:pPr>
+        <w:rPr>
+          <w:vanish/>
+        </w:rPr>
+      </w:pPr>
+      <w:r>
+        <w:rPr>
+          <w:vanish/>
+        </w:rPr>
+        <w:t xml:space="preserve">{^hasDiscount}</w:t>
+      </w:r>
+    </w:p>
+    <w:tbl>
+      <w:tblPr>
+        <w:bidiVisual/>
+        <w:tblW w:w="0" w:type="auto"/>
+        <w:tblBorders>
+          <w:top w:val="single" w:sz="4" w:space="0" w:color="auto"/>
+          <w:left w:val="single" w:sz="4" w:space="0" w:color="auto"/>
+          <w:bottom w:val="single" w:sz="4" w:space="0" w:color="auto"/>
+          <w:right w:val="single" w:sz="4" w:space="0" w:color="auto"/>
+          <w:insideH w:val="single" w:sz="4" w:space="0" w:color="auto"/>
+          <w:insideV w:val="single" w:sz="4" w:space="0" w:color="auto"/>
+        </w:tblBorders>
+        <w:tblLook w:val="04A0" w:firstRow="1" w:lastRow="0" w:firstColumn="1" w:lastColumn="0" w:noHBand="0" w:noVBand="1"/>
+      </w:tblPr>
+      <w:tblGrid>
+        <w:gridCol w:w="911"/>
+        <w:gridCol w:w="911"/>
+        <w:gridCol w:w="3142"/>
+        <w:gridCol w:w="851"/>
+        <w:gridCol w:w="1177"/>
+        <w:gridCol w:w="1764"/>
+      </w:tblGrid>
+      <w:tr>
+        <w:tc>
+          <w:tcPr>
+            <w:tcW w:w="911" w:type="dxa"/>
+          </w:tcPr>
+          <w:p>
+            <w:pPr>
+              <w:rPr>
+                <w:rFonts w:cs="David"/>
+                <w:b/>
+                <w:bCs/>
+                <w:sz w:val="28"/>
+                <w:szCs w:val="28"/>
+                <w:rtl/>
+              </w:rPr>
+            </w:pPr>
+            <w:r>
+              <w:rPr>
+                <w:rFonts w:cs="David" w:hint="cs"/>
+                <w:b/>
+                <w:bCs/>
+                <w:sz w:val="28"/>
+                <w:szCs w:val="28"/>
+                <w:rtl/>
+              </w:rPr>
+              <w:t>שורה</w:t>
+            </w:r>
+          </w:p>
+        </w:tc>
+        <w:tc>
+          <w:tcPr>
+            <w:tcW w:w="911" w:type="dxa"/>
+          </w:tcPr>
+          <w:p>
+            <w:pPr>
+              <w:rPr>
+                <w:rFonts w:cs="David"/>
+                <w:b/>
+                <w:bCs/>
+                <w:sz w:val="28"/>
+                <w:szCs w:val="28"/>
+                <w:rtl/>
+              </w:rPr>
+            </w:pPr>
+            <w:r>
+              <w:rPr>
+                <w:rFonts w:cs="David" w:hint="cs"/>
+                <w:b/>
+                <w:bCs/>
+                <w:sz w:val="28"/>
+                <w:szCs w:val="28"/>
+                <w:rtl/>
+              </w:rPr>
+              <w:t xml:space="preserve">מק"ט </w:t>
+            </w:r>
+          </w:p>
+        </w:tc>
+        <w:tc>
+          <w:tcPr>
+            <w:tcW w:w="3142" w:type="dxa"/>
+          </w:tcPr>
+          <w:p>
+            <w:pPr>
+              <w:rPr>
+                <w:rFonts w:cs="David"/>
+                <w:b/>
+                <w:bCs/>
+                <w:sz w:val="28"/>
+                <w:szCs w:val="28"/>
+                <w:rtl/>
+              </w:rPr>
+            </w:pPr>
+            <w:r>
+              <w:rPr>
+                <w:rFonts w:cs="David" w:hint="cs"/>
+                <w:b/>
+                <w:bCs/>
+                <w:sz w:val="28"/>
+                <w:szCs w:val="28"/>
+                <w:rtl/>
+              </w:rPr>
+              <w:t>תיאור המוצר</w:t>
+            </w:r>
+          </w:p>
+        </w:tc>
+        <w:tc>
+          <w:tcPr>
+            <w:tcW w:w="851" w:type="dxa"/>
+          </w:tcPr>
+          <w:p>
+            <w:pPr>
+              <w:rPr>
+                <w:rFonts w:cs="David"/>
+                <w:b/>
+                <w:bCs/>
+                <w:sz w:val="28"/>
+                <w:szCs w:val="28"/>
+                <w:rtl/>
+              </w:rPr>
+            </w:pPr>
+            <w:r>
+              <w:rPr>
+                <w:rFonts w:cs="David" w:hint="cs"/>
+                <w:b/>
+                <w:bCs/>
+                <w:sz w:val="28"/>
+                <w:szCs w:val="28"/>
+                <w:rtl/>
+              </w:rPr>
+              <w:t>כמות</w:t>
+            </w:r>
+          </w:p>
+        </w:tc>
+        <w:tc>
+          <w:tcPr>
+            <w:tcW w:w="1177" w:type="dxa"/>
+          </w:tcPr>
+          <w:p>
+            <w:pPr>
+              <w:rPr>
+                <w:rFonts w:cs="David"/>
+                <w:b/>
+                <w:bCs/>
+                <w:sz w:val="28"/>
+                <w:szCs w:val="28"/>
+                <w:rtl/>
+              </w:rPr>
+            </w:pPr>
+            <w:r>
+              <w:rPr>
+                <w:rFonts w:cs="David" w:hint="cs"/>
+                <w:b/>
+                <w:bCs/>
+                <w:sz w:val="28"/>
+                <w:szCs w:val="28"/>
+                <w:rtl/>
+              </w:rPr>
+              <w:t>מחיר ליחידה</w:t>
+            </w:r>
+          </w:p>
+        </w:tc>
+        <w:tc>
+          <w:tcPr>
+            <w:tcW w:w="1764" w:type="dxa"/>
+          </w:tcPr>
+          <w:p>
+            <w:pPr>
+              <w:rPr>
+                <w:rFonts w:cs="David"/>
+                <w:b/>
+                <w:bCs/>
+                <w:sz w:val="28"/>
+                <w:szCs w:val="28"/>
+                <w:rtl/>
+              </w:rPr>
+            </w:pPr>
+            <w:r>
+              <w:rPr>
+                <w:rFonts w:cs="David" w:hint="cs"/>
+                <w:b/>
+                <w:bCs/>
+                <w:sz w:val="28"/>
+                <w:szCs w:val="28"/>
+                <w:rtl/>
+              </w:rPr>
+              <w:t>סה"כ ₪</w:t>
+            </w:r>
+          </w:p>
+          <w:p>
+            <w:pPr>
+              <w:rPr>
+                <w:rFonts w:cs="David"/>
+                <w:b/>
+                <w:bCs/>
+                <w:sz w:val="28"/>
+                <w:szCs w:val="28"/>
+                <w:rtl/>
+              </w:rPr>
+            </w:pPr>
+          </w:p>
+        </w:tc>
+      </w:tr>
+      <w:tr>
+        <w:tc>
+          <w:tcPr>
+            <w:tcW w:w="911" w:type="dxa"/>
+          </w:tcPr>
+          <w:p>
+            <w:pPr>
+              <w:rPr>
+                <w:rFonts w:cs="David"/>
+                <w:b/>
+                <w:bCs/>
+                <w:sz w:val="28"/>
+                <w:szCs w:val="28"/>
+                <w:rtl/>
+              </w:rPr>
+            </w:pPr>
+            <w:r>
+              <w:rPr>
+                <w:rFonts w:cs="David" w:hint="cs"/>
+                <w:b/>
+                <w:bCs/>
+                <w:sz w:val="28"/>
+                <w:szCs w:val="28"/>
+                <w:rtl/>
+              </w:rPr>
+              <w:t xml:space="preserve">{#items}{lineNumber}</w:t>
+            </w:r>
+          </w:p>
+        </w:tc>
+        <w:tc>
+          <w:tcPr>
+            <w:tcW w:w="911" w:type="dxa"/>
+          </w:tcPr>
+          <w:p>
+            <w:pPr>
+              <w:rPr>
+                <w:rFonts w:cs="David"/>
+                <w:b/>
+                <w:bCs/>
+                <w:sz w:val="28"/>
+                <w:szCs w:val="28"/>
+                <w:rtl/>
+              </w:rPr>
+            </w:pPr>
+            <w:r>
+              <w:rPr>
+                <w:rFonts w:cs="David" w:hint="cs"/>
+                <w:b/>
+                <w:bCs/>
+                <w:sz w:val="28"/>
+                <w:szCs w:val="28"/>
+                <w:rtl/>
+              </w:rPr>
+              <w:t xml:space="preserve">{itemCode}</w:t>
+            </w:r>
+          </w:p>
+        </w:tc>
+        <w:tc>
+          <w:tcPr>
+            <w:tcW w:w="3142" w:type="dxa"/>
+          </w:tcPr>
+          <w:p>
+            <w:pPr>
+              <w:rPr>
+                <w:rFonts w:cs="David"/>
+                <w:b/>
+                <w:bCs/>
+                <w:sz w:val="28"/>
+                <w:szCs w:val="28"/>
+                <w:rtl/>
+              </w:rPr>
+            </w:pPr>
+            <w:r>
+              <w:rPr>
+                <w:rFonts w:cs="David" w:hint="cs"/>
+                <w:b/>
+                <w:bCs/>
+                <w:sz w:val="28"/>
+                <w:szCs w:val="28"/>
+                <w:rtl/>
+              </w:rPr>
+              <w:t xml:space="preserve">{description}</w:t>
+            </w:r>
+          </w:p>
+        </w:tc>
+        <w:tc>
+          <w:tcPr>
+            <w:tcW w:w="851" w:type="dxa"/>
+          </w:tcPr>
+          <w:p>
+            <w:pPr>
+              <w:rPr>
+                <w:rFonts w:cs="David"/>
+                <w:b/>
+                <w:bCs/>
+                <w:sz w:val="28"/>
+                <w:szCs w:val="28"/>
+                <w:rtl/>
+              </w:rPr>
+            </w:pPr>
+            <w:r>
+              <w:rPr>
+                <w:rFonts w:cs="David" w:hint="cs"/>
+                <w:b/>
+                <w:bCs/>
+                <w:sz w:val="28"/>
+                <w:szCs w:val="28"/>
+                <w:rtl/>
+              </w:rPr>
+              <w:t xml:space="preserve">{quantity}</w:t>
+            </w:r>
+          </w:p>
+        </w:tc>
+        <w:tc>
+          <w:tcPr>
+            <w:tcW w:w="1177" w:type="dxa"/>
+          </w:tcPr>
+          <w:p>
+            <w:pPr>
+              <w:rPr>
+                <w:rFonts w:cs="David"/>
+                <w:b/>
+                <w:bCs/>
+                <w:sz w:val="28"/>
+                <w:szCs w:val="28"/>
+                <w:rtl/>
+              </w:rPr>
+            </w:pPr>
+            <w:r>
+              <w:rPr>
+                <w:rFonts w:cs="David" w:hint="cs"/>
+                <w:b/>
+                <w:bCs/>
+                <w:sz w:val="28"/>
+                <w:szCs w:val="28"/>
+                <w:rtl/>
+              </w:rPr>
+              <w:t xml:space="preserve">{unitPrice}</w:t>
+            </w:r>
+          </w:p>
+        </w:tc>
+        <w:tc>
+          <w:tcPr>
+            <w:tcW w:w="1764" w:type="dxa"/>
+          </w:tcPr>
+          <w:p>
+            <w:pPr>
+              <w:rPr>
+                <w:rFonts w:cs="David" w:hint="cs"/>
+                <w:b/>
+                <w:bCs/>
+                <w:sz w:val="28"/>
+                <w:szCs w:val="28"/>
+                <w:rtl/>
+              </w:rPr>
+            </w:pPr>
+            <w:r>
+              <w:rPr>
+                <w:rFonts w:cs="David" w:hint="cs"/>
+                <w:b/>
+                <w:bCs/>
+                <w:sz w:val="28"/>
+                <w:szCs w:val="28"/>
+                <w:rtl/>
+              </w:rPr>
+              <w:t xml:space="preserve">{lineTotal}{/items}</w:t>
+            </w:r>
+          </w:p>
+        </w:tc>
+      </w:tr>
+    </w:tbl>
+    <w:p>
+      <w:pPr>
+        <w:rPr>
+          <w:vanish/>
+        </w:rPr>
+      </w:pPr>
+    </w:p>
+    <w:tbl>
+      <w:tblPr>
+        <w:tblpPr w:leftFromText="180" w:rightFromText="180" w:vertAnchor="text" w:horzAnchor="page" w:tblpX="2434" w:tblpY="249"/>
+        <w:bidiVisual/>
+        <w:tblW w:w="0" w:type="auto"/>
+        <w:tblBorders>
+          <w:top w:val="single" w:sz="4" w:space="0" w:color="auto"/>
+          <w:left w:val="single" w:sz="4" w:space="0" w:color="auto"/>
+          <w:bottom w:val="single" w:sz="4" w:space="0" w:color="auto"/>
+          <w:right w:val="single" w:sz="4" w:space="0" w:color="auto"/>
+          <w:insideH w:val="single" w:sz="4" w:space="0" w:color="auto"/>
+          <w:insideV w:val="single" w:sz="4" w:space="0" w:color="auto"/>
+        </w:tblBorders>
+        <w:tblLook w:val="04A0" w:firstRow="1" w:lastRow="0" w:firstColumn="1" w:lastColumn="0" w:noHBand="0" w:noVBand="1"/>
+      </w:tblPr>
+      <w:tblGrid>
+        <w:gridCol w:w="1764"/>
+        <w:gridCol w:w="1764"/>
+      </w:tblGrid>
+      <w:tr>
+        <w:tc>
+          <w:tcPr>
+            <w:tcW w:w="1764" w:type="dxa"/>
+          </w:tcPr>
+          <w:p>
+            <w:pPr>
+              <w:rPr>
+                <w:rFonts w:cs="David"/>
+                <w:b/>
+                <w:bCs/>
+                <w:sz w:val="28"/>
+                <w:szCs w:val="28"/>
+                <w:rtl/>
+              </w:rPr>
+            </w:pPr>
+            <w:r>
+              <w:rPr>
+                <w:rFonts w:cs="David" w:hint="cs"/>
+                <w:b/>
+                <w:bCs/>
+                <w:sz w:val="28"/>
+                <w:szCs w:val="28"/>
+                <w:rtl/>
+              </w:rPr>
+              <w:t>סה"כ</w:t>
+            </w:r>
+          </w:p>
+        </w:tc>
+        <w:tc>
+          <w:tcPr>
+            <w:tcW w:w="1764" w:type="dxa"/>
+          </w:tcPr>
+          <w:p>
+            <w:pPr>
+              <w:rPr>
+                <w:rFonts w:cs="David"/>
+                <w:b/>
+                <w:bCs/>
+                <w:sz w:val="28"/>
+                <w:szCs w:val="28"/>
+                <w:rtl/>
+              </w:rPr>
+            </w:pPr>
+            <w:r>
+              <w:rPr>
+                <w:rFonts w:cs="David" w:hint="cs"/>
+                <w:b/>
+                <w:bCs/>
+                <w:sz w:val="28"/>
+                <w:szCs w:val="28"/>
+                <w:rtl/>
+              </w:rPr>
+              <w:t xml:space="preserve">{subtotalAfterDiscount}</w:t>
+            </w:r>
+          </w:p>
+        </w:tc>
+      </w:tr>
+      <w:tr>
+        <w:tc>
+          <w:tcPr>
+            <w:tcW w:w="1764" w:type="dxa"/>
+          </w:tcPr>
+          <w:p>
+            <w:pPr>
+              <w:rPr>
+                <w:rFonts w:cs="David"/>
+                <w:b/>
+                <w:bCs/>
+                <w:sz w:val="28"/>
+                <w:szCs w:val="28"/>
+                <w:rtl/>
+              </w:rPr>
+            </w:pPr>
+            <w:r>
+              <w:rPr>
+                <w:rFonts w:cs="David" w:hint="cs"/>
+                <w:b/>
+                <w:bCs/>
+                <w:sz w:val="28"/>
+                <w:szCs w:val="28"/>
+                <w:rtl/>
+              </w:rPr>
+              <w:t>מע"מ 1</w:t>
+            </w:r>
+            <w:r>
+              <w:rPr>
+                <w:rFonts w:cs="David" w:hint="cs"/>
+                <w:b/>
+                <w:bCs/>
+                <w:sz w:val="28"/>
+                <w:szCs w:val="28"/>
+                <w:rtl/>
+              </w:rPr>
+              <w:t>8</w:t>
+            </w:r>
+            <w:r>
+              <w:rPr>
+                <w:rFonts w:cs="David" w:hint="cs"/>
+                <w:b/>
+                <w:bCs/>
+                <w:sz w:val="28"/>
+                <w:szCs w:val="28"/>
+                <w:rtl/>
+              </w:rPr>
+              <w:t>%</w:t>
+            </w:r>
+          </w:p>
+        </w:tc>
+        <w:tc>
+          <w:tcPr>
+            <w:tcW w:w="1764" w:type="dxa"/>
+          </w:tcPr>
+          <w:p>
+            <w:pPr>
+              <w:rPr>
+                <w:rFonts w:cs="David"/>
+                <w:b/>
+                <w:bCs/>
+                <w:sz w:val="28"/>
+                <w:szCs w:val="28"/>
+                <w:rtl/>
+              </w:rPr>
+            </w:pPr>
+            <w:r>
+              <w:rPr>
+                <w:rFonts w:cs="David" w:hint="cs"/>
+                <w:b/>
+                <w:bCs/>
+                <w:sz w:val="28"/>
+                <w:szCs w:val="28"/>
+                <w:rtl/>
+              </w:rPr>
+              <w:t xml:space="preserve">{vatAmount}</w:t>
+            </w:r>
+          </w:p>
+        </w:tc>
+      </w:tr>
+      <w:tr>
+        <w:tc>
+          <w:tcPr>
+            <w:tcW w:w="1764" w:type="dxa"/>
+          </w:tcPr>
+          <w:p>
+            <w:pPr>
+              <w:rPr>
+                <w:rFonts w:cs="David"/>
+                <w:b/>
+                <w:bCs/>
+                <w:sz w:val="28"/>
+                <w:szCs w:val="28"/>
+                <w:rtl/>
+              </w:rPr>
+            </w:pPr>
+            <w:r>
+              <w:rPr>
+                <w:rFonts w:cs="David" w:hint="cs"/>
+                <w:b/>
+                <w:bCs/>
+                <w:sz w:val="28"/>
+                <w:szCs w:val="28"/>
+                <w:rtl/>
+              </w:rPr>
+              <w:t xml:space="preserve">סה"כ לתשלום </w:t>
+            </w:r>
+          </w:p>
+        </w:tc>
+        <w:tc>
+          <w:tcPr>
+            <w:tcW w:w="1764" w:type="dxa"/>
+          </w:tcPr>
+          <w:p>
+            <w:pPr>
+              <w:rPr>
+                <w:rFonts w:cs="David"/>
+                <w:b/>
+                <w:bCs/>
+                <w:sz w:val="28"/>
+                <w:szCs w:val="28"/>
+                <w:rtl/>
+              </w:rPr>
+            </w:pPr>
+            <w:r>
+              <w:rPr>
+                <w:rFonts w:cs="David" w:hint="cs"/>
+                <w:b/>
+                <w:bCs/>
+                <w:sz w:val="28"/>
+                <w:szCs w:val="28"/>
+                <w:rtl/>
+              </w:rPr>
+              <w:t xml:space="preserve">{totalAmount}</w:t>
+            </w:r>
+          </w:p>
+        </w:tc>
+      </w:tr>
+    </w:tbl>
+    <w:p>
+      <w:pPr>
+        <w:rPr>
+          <w:vanish/>
+        </w:rPr>
+      </w:pPr>
+      <w:r>
+        <w:rPr>
+          <w:vanish/>
+        </w:rPr>
+        <w:t xml:space="preserve">{/hasDiscount}</w:t>
+      </w:r>
+    </w:p>
     <w:p>
       <w:pPr>
         <w:rPr>

--- a/apps/api/templates/פ-רעש-הצעת-מחיר-לבדיקה-אקוסטית-קול-נישא-באוויר.docx
+++ b/apps/api/templates/פ-רעש-הצעת-מחיר-לבדיקה-אקוסטית-קול-נישא-באוויר.docx
@@ -4327,44 +4327,7 @@
     </w:p>
     <w:p>
       <w:pPr>
-        <w:jc w:val="center"/>
-        <w:rPr>
-          <w:rFonts w:cs="David" w:hint="cs"/>
-          <w:sz w:val="28"/>
-          <w:szCs w:val="28"/>
-          <w:rtl/>
-        </w:rPr>
-      </w:pPr>
-      <w:r>
-        <w:rPr>
-          <w:rFonts w:cs="David" w:hint="cs"/>
-          <w:sz w:val="28"/>
-          <w:szCs w:val="28"/>
-          <w:rtl/>
-        </w:rPr>
-        <w:t>הנני</w:t>
-      </w:r>
-      <w:r>
-        <w:rPr>
-          <w:rFonts w:cs="David" w:hint="cs"/>
-          <w:sz w:val="28"/>
-          <w:szCs w:val="28"/>
-          <w:rtl/>
-        </w:rPr>
-        <w:t xml:space="preserve"> </w:t>
-      </w:r>
-      <w:r>
-        <w:rPr>
-          <w:rFonts w:cs="David" w:hint="cs"/>
-          <w:sz w:val="28"/>
-          <w:szCs w:val="28"/>
-          <w:rtl/>
-        </w:rPr>
-        <w:t>מאשר את ההצעה על כל סעיפיה.</w:t>
-      </w:r>
-    </w:p>
-    <w:p>
-      <w:pPr>
+        <w:ind w:left="720"/>
         <w:jc w:val="both"/>
         <w:rPr>
           <w:rFonts w:cs="David" w:hint="cs"/>
@@ -4375,202 +4338,20 @@
         </w:rPr>
       </w:pPr>
     </w:p>
-    <w:tbl>
-      <w:tblPr>
-        <w:bidiVisual/>
-        <w:tblW w:w="0" w:type="auto"/>
-        <w:tblInd w:w="360" w:type="dxa"/>
-        <w:tblBorders>
-          <w:top w:val="single" w:sz="4" w:space="0" w:color="auto"/>
-          <w:left w:val="single" w:sz="4" w:space="0" w:color="auto"/>
-          <w:bottom w:val="single" w:sz="4" w:space="0" w:color="auto"/>
-          <w:right w:val="single" w:sz="4" w:space="0" w:color="auto"/>
-          <w:insideH w:val="single" w:sz="4" w:space="0" w:color="auto"/>
-          <w:insideV w:val="single" w:sz="4" w:space="0" w:color="auto"/>
-        </w:tblBorders>
-        <w:tblLook w:val="04A0" w:firstRow="1" w:lastRow="0" w:firstColumn="1" w:lastColumn="0" w:noHBand="0" w:noVBand="1"/>
-      </w:tblPr>
-      <w:tblGrid>
-        <w:gridCol w:w="3366"/>
-        <w:gridCol w:w="3366"/>
-        <w:gridCol w:w="3364"/>
-      </w:tblGrid>
-      <w:tr>
-        <w:tc>
-          <w:tcPr>
-            <w:tcW w:w="3560" w:type="dxa"/>
-            <w:vAlign w:val="center"/>
-          </w:tcPr>
-          <w:p>
-            <w:pPr>
-              <w:jc w:val="center"/>
-              <w:rPr>
-                <w:rFonts w:cs="David" w:hint="cs"/>
-                <w:b/>
-                <w:bCs/>
-                <w:sz w:val="40"/>
-                <w:szCs w:val="40"/>
-                <w:rtl/>
-              </w:rPr>
-            </w:pPr>
-            <w:r>
-              <w:rPr>
-                <w:rFonts w:cs="David" w:hint="cs"/>
-                <w:b/>
-                <w:bCs/>
-                <w:sz w:val="40"/>
-                <w:szCs w:val="40"/>
-                <w:rtl/>
-              </w:rPr>
-              <w:t>שם מלא של מאשר ההצעה</w:t>
-            </w:r>
-          </w:p>
-        </w:tc>
-        <w:tc>
-          <w:tcPr>
-            <w:tcW w:w="3561" w:type="dxa"/>
-            <w:vAlign w:val="center"/>
-          </w:tcPr>
-          <w:p>
-            <w:pPr>
-              <w:jc w:val="center"/>
-              <w:rPr>
-                <w:rFonts w:cs="David" w:hint="cs"/>
-                <w:b/>
-                <w:bCs/>
-                <w:sz w:val="40"/>
-                <w:szCs w:val="40"/>
-                <w:rtl/>
-              </w:rPr>
-            </w:pPr>
-            <w:r>
-              <w:rPr>
-                <w:rFonts w:cs="David" w:hint="cs"/>
-                <w:b/>
-                <w:bCs/>
-                <w:sz w:val="40"/>
-                <w:szCs w:val="40"/>
-                <w:rtl/>
-              </w:rPr>
-              <w:t>חתימה</w:t>
-            </w:r>
-          </w:p>
-        </w:tc>
-        <w:tc>
-          <w:tcPr>
-            <w:tcW w:w="3561" w:type="dxa"/>
-            <w:vAlign w:val="center"/>
-          </w:tcPr>
-          <w:p>
-            <w:pPr>
-              <w:jc w:val="center"/>
-              <w:rPr>
-                <w:rFonts w:cs="David" w:hint="cs"/>
-                <w:b/>
-                <w:bCs/>
-                <w:sz w:val="40"/>
-                <w:szCs w:val="40"/>
-                <w:rtl/>
-              </w:rPr>
-            </w:pPr>
-            <w:r>
-              <w:rPr>
-                <w:rFonts w:cs="David" w:hint="cs"/>
-                <w:b/>
-                <w:bCs/>
-                <w:sz w:val="40"/>
-                <w:szCs w:val="40"/>
-                <w:rtl/>
-              </w:rPr>
-              <w:t>חותמת</w:t>
-            </w:r>
-          </w:p>
-        </w:tc>
-      </w:tr>
-      <w:tr>
-        <w:trPr>
-          <w:trHeight w:val="907"/>
-        </w:trPr>
-        <w:tc>
-          <w:tcPr>
-            <w:tcW w:w="3560" w:type="dxa"/>
-          </w:tcPr>
-          <w:p>
-            <w:pPr>
-              <w:jc w:val="both"/>
-              <w:rPr>
-                <w:rFonts w:cs="David" w:hint="cs"/>
-                <w:b/>
-                <w:bCs/>
-                <w:u w:val="single"/>
-                <w:rtl/>
-              </w:rPr>
-            </w:pPr>
-          </w:p>
-        </w:tc>
-        <w:tc>
-          <w:tcPr>
-            <w:tcW w:w="3561" w:type="dxa"/>
-          </w:tcPr>
-          <w:p>
-            <w:pPr>
-              <w:jc w:val="both"/>
-              <w:rPr>
-                <w:rFonts w:cs="David" w:hint="cs"/>
-                <w:b/>
-                <w:bCs/>
-                <w:u w:val="single"/>
-                <w:rtl/>
-              </w:rPr>
-            </w:pPr>
-          </w:p>
-        </w:tc>
-        <w:tc>
-          <w:tcPr>
-            <w:tcW w:w="3561" w:type="dxa"/>
-          </w:tcPr>
-          <w:p>
-            <w:pPr>
-              <w:jc w:val="both"/>
-              <w:rPr>
-                <w:rFonts w:cs="David" w:hint="cs"/>
-                <w:b/>
-                <w:bCs/>
-                <w:u w:val="single"/>
-                <w:rtl/>
-              </w:rPr>
-            </w:pPr>
-          </w:p>
-        </w:tc>
-      </w:tr>
-    </w:tbl>
     <w:p>
       <w:pPr>
         <w:ind w:left="720"/>
         <w:jc w:val="both"/>
         <w:rPr>
+          <w:rFonts w:ascii="Arial" w:hAnsi="Arial" w:cs="Arial"/>
+          <w:sz w:val="28"/>
+          <w:szCs w:val="28"/>
+          <w:rtl/>
+        </w:rPr>
+      </w:pPr>
+      <w:r>
+        <w:rPr>
           <w:rFonts w:cs="David" w:hint="cs"/>
-          <w:b/>
-          <w:bCs/>
-          <w:u w:val="single"/>
-          <w:rtl/>
-        </w:rPr>
-      </w:pPr>
-    </w:p>
-    <w:p>
-      <w:pPr>
-        <w:ind w:left="720"/>
-        <w:jc w:val="both"/>
-        <w:rPr>
-          <w:rFonts w:ascii="Arial" w:hAnsi="Arial" w:cs="Arial"/>
-          <w:sz w:val="28"/>
-          <w:szCs w:val="28"/>
-          <w:rtl/>
-        </w:rPr>
-      </w:pPr>
-      <w:r>
-        <w:rPr>
-          <w:rFonts w:cs="David" w:hint="cs"/>
           <w:sz w:val="28"/>
           <w:szCs w:val="28"/>
           <w:rtl/>
@@ -4581,1841 +4362,15 @@
     <w:p>
       <w:pPr>
         <w:jc w:val="center"/>
-        <w:rPr>
-          <w:rFonts w:cs="David"/>
-          <w:b/>
-          <w:bCs/>
-          <w:sz w:val="28"/>
-          <w:szCs w:val="28"/>
-          <w:u w:val="single"/>
-          <w:rtl/>
-        </w:rPr>
-      </w:pPr>
-      <w:r>
-        <w:rPr>
-          <w:rFonts w:ascii="Arial" w:hAnsi="Arial" w:cs="Arial"/>
-          <w:sz w:val="28"/>
-          <w:szCs w:val="28"/>
-          <w:rtl/>
-        </w:rPr>
-        <w:br w:type="page"/>
-      </w:r>
-      <w:r>
-        <w:rPr>
-          <w:rFonts w:cs="David" w:hint="cs"/>
-          <w:b/>
-          <w:bCs/>
-          <w:sz w:val="28"/>
-          <w:szCs w:val="28"/>
-          <w:u w:val="single"/>
-          <w:rtl/>
-        </w:rPr>
-        <w:lastRenderedPageBreak/>
-        <w:t xml:space="preserve">נספח א ': תעודת הסמכה של הרשות להסמכת מעבדות </w:t>
-      </w:r>
-    </w:p>
-    <w:p>
-      <w:pPr>
-        <w:jc w:val="center"/>
-        <w:rPr>
-          <w:rFonts w:cs="David"/>
-          <w:b/>
-          <w:bCs/>
-          <w:sz w:val="28"/>
-          <w:szCs w:val="28"/>
-          <w:u w:val="single"/>
-          <w:rtl/>
-        </w:rPr>
-      </w:pPr>
-    </w:p>
-    <w:p>
-      <w:pPr>
-        <w:jc w:val="center"/>
-        <w:rPr>
-          <w:rFonts w:cs="David" w:hint="cs"/>
-          <w:b/>
-          <w:bCs/>
-          <w:sz w:val="28"/>
-          <w:szCs w:val="28"/>
-          <w:u w:val="single"/>
-          <w:rtl/>
-        </w:rPr>
-      </w:pPr>
-      <w:r>
-        <w:rPr>
-          <w:noProof/>
-        </w:rPr>
-        <w:drawing>
-          <wp:inline distT="0" distB="0" distL="0" distR="0" wp14:anchorId="11FA4098" wp14:editId="30E8A747">
-            <wp:extent cx="5467350" cy="3822700"/>
-            <wp:effectExtent l="0" t="0" r="0" b="0"/>
-            <wp:docPr id="4" name="תמונה 1"/>
-            <wp:cNvGraphicFramePr>
-              <a:graphicFrameLocks xmlns:a="http://schemas.openxmlformats.org/drawingml/2006/main" noChangeAspect="1"/>
-            </wp:cNvGraphicFramePr>
-            <a:graphic xmlns:a="http://schemas.openxmlformats.org/drawingml/2006/main">
-              <a:graphicData uri="http://schemas.openxmlformats.org/drawingml/2006/picture">
-                <pic:pic xmlns:pic="http://schemas.openxmlformats.org/drawingml/2006/picture">
-                  <pic:nvPicPr>
-                    <pic:cNvPr id="0" name="תמונה 1"/>
-                    <pic:cNvPicPr>
-                      <a:picLocks noChangeAspect="1" noChangeArrowheads="1"/>
-                    </pic:cNvPicPr>
-                  </pic:nvPicPr>
-                  <pic:blipFill>
-                    <a:blip r:embed="rId10">
-                      <a:extLst>
-                        <a:ext uri="{28A0092B-C50C-407E-A947-70E740481C1C}">
-                          <a14:useLocalDpi xmlns:a14="http://schemas.microsoft.com/office/drawing/2010/main" val="0"/>
-                        </a:ext>
-                      </a:extLst>
-                    </a:blip>
-                    <a:srcRect/>
-                    <a:stretch>
-                      <a:fillRect/>
-                    </a:stretch>
-                  </pic:blipFill>
-                  <pic:spPr bwMode="auto">
-                    <a:xfrm>
-                      <a:off x="0" y="0"/>
-                      <a:ext cx="5467350" cy="3822700"/>
-                    </a:xfrm>
-                    <a:prstGeom prst="rect">
-                      <a:avLst/>
-                    </a:prstGeom>
-                    <a:noFill/>
-                    <a:ln>
-                      <a:noFill/>
-                    </a:ln>
-                  </pic:spPr>
-                </pic:pic>
-              </a:graphicData>
-            </a:graphic>
-          </wp:inline>
-        </w:drawing>
-      </w:r>
-    </w:p>
-    <w:p>
-      <w:pPr>
-        <w:jc w:val="center"/>
-        <w:rPr>
-          <w:rFonts w:cs="David"/>
-          <w:b/>
-          <w:bCs/>
-          <w:sz w:val="28"/>
-          <w:szCs w:val="28"/>
-          <w:u w:val="single"/>
-          <w:rtl/>
-        </w:rPr>
-      </w:pPr>
-      <w:r>
-        <w:rPr>
-          <w:noProof/>
-        </w:rPr>
-        <w:drawing>
-          <wp:inline distT="0" distB="0" distL="0" distR="0" wp14:anchorId="488CBED1" wp14:editId="7A71E9DC">
-            <wp:extent cx="5480050" cy="3848100"/>
-            <wp:effectExtent l="0" t="0" r="0" b="0"/>
-            <wp:docPr id="5" name="תמונה 1"/>
-            <wp:cNvGraphicFramePr>
-              <a:graphicFrameLocks xmlns:a="http://schemas.openxmlformats.org/drawingml/2006/main" noChangeAspect="1"/>
-            </wp:cNvGraphicFramePr>
-            <a:graphic xmlns:a="http://schemas.openxmlformats.org/drawingml/2006/main">
-              <a:graphicData uri="http://schemas.openxmlformats.org/drawingml/2006/picture">
-                <pic:pic xmlns:pic="http://schemas.openxmlformats.org/drawingml/2006/picture">
-                  <pic:nvPicPr>
-                    <pic:cNvPr id="0" name="תמונה 1"/>
-                    <pic:cNvPicPr>
-                      <a:picLocks noChangeAspect="1" noChangeArrowheads="1"/>
-                    </pic:cNvPicPr>
-                  </pic:nvPicPr>
-                  <pic:blipFill>
-                    <a:blip r:embed="rId11">
-                      <a:extLst>
-                        <a:ext uri="{28A0092B-C50C-407E-A947-70E740481C1C}">
-                          <a14:useLocalDpi xmlns:a14="http://schemas.microsoft.com/office/drawing/2010/main" val="0"/>
-                        </a:ext>
-                      </a:extLst>
-                    </a:blip>
-                    <a:srcRect/>
-                    <a:stretch>
-                      <a:fillRect/>
-                    </a:stretch>
-                  </pic:blipFill>
-                  <pic:spPr bwMode="auto">
-                    <a:xfrm>
-                      <a:off x="0" y="0"/>
-                      <a:ext cx="5480050" cy="3848100"/>
-                    </a:xfrm>
-                    <a:prstGeom prst="rect">
-                      <a:avLst/>
-                    </a:prstGeom>
-                    <a:noFill/>
-                    <a:ln>
-                      <a:noFill/>
-                    </a:ln>
-                  </pic:spPr>
-                </pic:pic>
-              </a:graphicData>
-            </a:graphic>
-          </wp:inline>
-        </w:drawing>
-      </w:r>
-    </w:p>
-    <w:p>
-      <w:pPr>
-        <w:jc w:val="center"/>
-        <w:rPr>
-          <w:rFonts w:cs="David"/>
-          <w:b/>
-          <w:bCs/>
-          <w:sz w:val="28"/>
-          <w:szCs w:val="28"/>
-          <w:u w:val="single"/>
-          <w:rtl/>
-        </w:rPr>
-      </w:pPr>
-    </w:p>
-    <w:p>
-      <w:pPr>
-        <w:jc w:val="center"/>
-        <w:rPr>
-          <w:rFonts w:cs="David"/>
-          <w:b/>
-          <w:bCs/>
-          <w:sz w:val="28"/>
-          <w:szCs w:val="28"/>
-          <w:u w:val="single"/>
-          <w:rtl/>
-        </w:rPr>
-      </w:pPr>
-    </w:p>
-    <w:p>
-      <w:pPr>
-        <w:jc w:val="center"/>
-        <w:rPr>
-          <w:rFonts w:cs="David"/>
-          <w:b/>
-          <w:bCs/>
-          <w:sz w:val="28"/>
-          <w:szCs w:val="28"/>
-          <w:u w:val="single"/>
-          <w:rtl/>
-        </w:rPr>
-      </w:pPr>
-    </w:p>
-    <w:p>
-      <w:pPr>
-        <w:jc w:val="center"/>
-        <w:rPr>
-          <w:rFonts w:cs="David"/>
-          <w:b/>
-          <w:bCs/>
-          <w:sz w:val="28"/>
-          <w:szCs w:val="28"/>
-          <w:u w:val="single"/>
-        </w:rPr>
-      </w:pPr>
-      <w:r>
-        <w:rPr>
-          <w:rFonts w:cs="David"/>
-          <w:b/>
-          <w:bCs/>
-          <w:sz w:val="28"/>
-          <w:szCs w:val="28"/>
-          <w:u w:val="single"/>
-          <w:rtl/>
-        </w:rPr>
-        <w:lastRenderedPageBreak/>
-        <w:t xml:space="preserve">נספח </w:t>
-      </w:r>
-      <w:r>
-        <w:rPr>
-          <w:rFonts w:cs="David" w:hint="cs"/>
-          <w:b/>
-          <w:bCs/>
-          <w:sz w:val="28"/>
-          <w:szCs w:val="28"/>
-          <w:u w:val="single"/>
-          <w:rtl/>
-        </w:rPr>
-        <w:t>ב</w:t>
-      </w:r>
-      <w:r>
-        <w:rPr>
-          <w:rFonts w:cs="David"/>
-          <w:b/>
-          <w:bCs/>
-          <w:sz w:val="28"/>
-          <w:szCs w:val="28"/>
-          <w:u w:val="single"/>
-          <w:rtl/>
-        </w:rPr>
-        <w:t xml:space="preserve">': תעודות </w:t>
-      </w:r>
-      <w:r>
-        <w:rPr>
-          <w:rFonts w:cs="David"/>
-          <w:b/>
-          <w:bCs/>
-          <w:sz w:val="28"/>
-          <w:szCs w:val="28"/>
-          <w:u w:val="single"/>
-        </w:rPr>
-        <w:t>ISO</w:t>
-      </w:r>
-    </w:p>
-    <w:p>
-      <w:pPr>
-        <w:jc w:val="center"/>
-        <w:rPr>
-          <w:rFonts w:cs="David"/>
-          <w:b/>
-          <w:bCs/>
-          <w:sz w:val="28"/>
-          <w:szCs w:val="28"/>
-          <w:u w:val="single"/>
-        </w:rPr>
-      </w:pPr>
-    </w:p>
-    <w:p>
-      <w:pPr>
-        <w:jc w:val="center"/>
-        <w:rPr>
-          <w:rFonts w:cs="David"/>
-          <w:b/>
-          <w:bCs/>
-          <w:sz w:val="28"/>
-          <w:szCs w:val="28"/>
-          <w:u w:val="single"/>
-        </w:rPr>
-      </w:pPr>
-    </w:p>
-    <w:p>
-      <w:pPr>
-        <w:jc w:val="center"/>
-        <w:rPr>
-          <w:rFonts w:cs="David"/>
-          <w:b/>
-          <w:bCs/>
-          <w:sz w:val="28"/>
-          <w:szCs w:val="28"/>
-          <w:u w:val="single"/>
-        </w:rPr>
-      </w:pPr>
-    </w:p>
-    <w:p>
-      <w:pPr>
-        <w:jc w:val="center"/>
-        <w:rPr>
-          <w:rFonts w:cs="David"/>
-          <w:b/>
-          <w:bCs/>
-          <w:sz w:val="28"/>
-          <w:szCs w:val="28"/>
-          <w:u w:val="single"/>
-        </w:rPr>
-      </w:pPr>
-    </w:p>
-    <w:p>
-      <w:pPr>
-        <w:jc w:val="center"/>
-        <w:rPr>
-          <w:rFonts w:cs="David"/>
-          <w:b/>
-          <w:bCs/>
-          <w:sz w:val="28"/>
-          <w:szCs w:val="28"/>
-          <w:u w:val="single"/>
-        </w:rPr>
-      </w:pPr>
-    </w:p>
-    <w:p>
-      <w:pPr>
-        <w:jc w:val="center"/>
-        <w:rPr>
-          <w:rFonts w:cs="David"/>
-          <w:b/>
-          <w:bCs/>
-          <w:sz w:val="28"/>
-          <w:szCs w:val="28"/>
-          <w:u w:val="single"/>
-        </w:rPr>
-      </w:pPr>
-    </w:p>
-    <w:p>
-      <w:pPr>
-        <w:jc w:val="center"/>
-        <w:rPr>
-          <w:rFonts w:cs="David"/>
-          <w:b/>
-          <w:bCs/>
-          <w:sz w:val="28"/>
-          <w:szCs w:val="28"/>
-          <w:u w:val="single"/>
-        </w:rPr>
-      </w:pPr>
-    </w:p>
-    <w:p>
-      <w:pPr>
-        <w:jc w:val="center"/>
-        <w:rPr>
-          <w:rFonts w:cs="David"/>
-          <w:b/>
-          <w:bCs/>
-          <w:sz w:val="28"/>
-          <w:szCs w:val="28"/>
-          <w:u w:val="single"/>
-        </w:rPr>
-      </w:pPr>
-    </w:p>
-    <w:p>
-      <w:pPr>
-        <w:jc w:val="center"/>
-        <w:rPr>
-          <w:rFonts w:cs="David"/>
-          <w:b/>
-          <w:bCs/>
-          <w:sz w:val="28"/>
-          <w:szCs w:val="28"/>
-          <w:u w:val="single"/>
-        </w:rPr>
-      </w:pPr>
-    </w:p>
-    <w:p>
-      <w:pPr>
-        <w:jc w:val="center"/>
-        <w:rPr>
-          <w:rFonts w:cs="David"/>
-          <w:b/>
-          <w:bCs/>
-          <w:sz w:val="28"/>
-          <w:szCs w:val="28"/>
-          <w:u w:val="single"/>
-        </w:rPr>
-      </w:pPr>
-    </w:p>
-    <w:p>
-      <w:pPr>
-        <w:jc w:val="center"/>
-        <w:rPr>
-          <w:rFonts w:cs="David"/>
-          <w:b/>
-          <w:bCs/>
-          <w:sz w:val="28"/>
-          <w:szCs w:val="28"/>
-          <w:u w:val="single"/>
-        </w:rPr>
-      </w:pPr>
-    </w:p>
-    <w:p>
-      <w:pPr>
-        <w:jc w:val="center"/>
-        <w:rPr>
-          <w:rFonts w:cs="David"/>
-          <w:b/>
-          <w:bCs/>
-          <w:sz w:val="28"/>
-          <w:szCs w:val="28"/>
-          <w:u w:val="single"/>
-        </w:rPr>
-      </w:pPr>
-    </w:p>
-    <w:p>
-      <w:pPr>
-        <w:jc w:val="center"/>
-        <w:rPr>
-          <w:rFonts w:cs="David"/>
-          <w:b/>
-          <w:bCs/>
-          <w:sz w:val="28"/>
-          <w:szCs w:val="28"/>
-          <w:u w:val="single"/>
-        </w:rPr>
-      </w:pPr>
-    </w:p>
-    <w:p>
-      <w:pPr>
-        <w:jc w:val="center"/>
-        <w:rPr>
-          <w:rFonts w:cs="David"/>
-          <w:b/>
-          <w:bCs/>
-          <w:sz w:val="28"/>
-          <w:szCs w:val="28"/>
-          <w:u w:val="single"/>
-        </w:rPr>
-      </w:pPr>
-    </w:p>
-    <w:p>
-      <w:pPr>
-        <w:jc w:val="center"/>
-        <w:rPr>
-          <w:rFonts w:cs="David"/>
-          <w:b/>
-          <w:bCs/>
-          <w:sz w:val="28"/>
-          <w:szCs w:val="28"/>
-          <w:u w:val="single"/>
-        </w:rPr>
-      </w:pPr>
-    </w:p>
-    <w:p>
-      <w:pPr>
-        <w:jc w:val="center"/>
-        <w:rPr>
-          <w:rFonts w:cs="David"/>
-          <w:b/>
-          <w:bCs/>
-          <w:sz w:val="28"/>
-          <w:szCs w:val="28"/>
-          <w:u w:val="single"/>
-        </w:rPr>
-      </w:pPr>
-    </w:p>
-    <w:p>
-      <w:pPr>
-        <w:jc w:val="center"/>
-        <w:rPr>
-          <w:rFonts w:cs="David"/>
-          <w:b/>
-          <w:bCs/>
-          <w:sz w:val="28"/>
-          <w:szCs w:val="28"/>
-          <w:u w:val="single"/>
-        </w:rPr>
-      </w:pPr>
-    </w:p>
-    <w:p>
-      <w:pPr>
-        <w:jc w:val="center"/>
-        <w:rPr>
-          <w:rFonts w:cs="David"/>
-          <w:b/>
-          <w:bCs/>
-          <w:sz w:val="28"/>
-          <w:szCs w:val="28"/>
-          <w:u w:val="single"/>
-        </w:rPr>
-      </w:pPr>
-    </w:p>
-    <w:p>
-      <w:pPr>
-        <w:jc w:val="center"/>
-        <w:rPr>
-          <w:rFonts w:cs="David"/>
-          <w:b/>
-          <w:bCs/>
-          <w:sz w:val="28"/>
-          <w:szCs w:val="28"/>
-          <w:u w:val="single"/>
-        </w:rPr>
-      </w:pPr>
-    </w:p>
-    <w:p>
-      <w:pPr>
-        <w:jc w:val="center"/>
-        <w:rPr>
-          <w:rFonts w:cs="David"/>
-          <w:b/>
-          <w:bCs/>
-          <w:sz w:val="28"/>
-          <w:szCs w:val="28"/>
-          <w:u w:val="single"/>
-        </w:rPr>
-      </w:pPr>
-    </w:p>
-    <w:p>
-      <w:pPr>
-        <w:jc w:val="center"/>
-        <w:rPr>
-          <w:rFonts w:cs="David"/>
-          <w:b/>
-          <w:bCs/>
-          <w:sz w:val="28"/>
-          <w:szCs w:val="28"/>
-          <w:u w:val="single"/>
-        </w:rPr>
-      </w:pPr>
-    </w:p>
-    <w:p>
-      <w:pPr>
-        <w:jc w:val="center"/>
-        <w:rPr>
-          <w:rFonts w:cs="David"/>
-          <w:b/>
-          <w:bCs/>
-          <w:sz w:val="28"/>
-          <w:szCs w:val="28"/>
-          <w:u w:val="single"/>
-        </w:rPr>
-      </w:pPr>
-    </w:p>
-    <w:p>
-      <w:pPr>
-        <w:jc w:val="center"/>
-        <w:rPr>
-          <w:rFonts w:cs="David"/>
-          <w:b/>
-          <w:bCs/>
-          <w:sz w:val="28"/>
-          <w:szCs w:val="28"/>
-          <w:u w:val="single"/>
-        </w:rPr>
-      </w:pPr>
-    </w:p>
-    <w:p>
-      <w:pPr>
-        <w:jc w:val="center"/>
-        <w:rPr>
-          <w:rFonts w:cs="David"/>
-          <w:b/>
-          <w:bCs/>
-          <w:sz w:val="28"/>
-          <w:szCs w:val="28"/>
-          <w:u w:val="single"/>
-        </w:rPr>
-      </w:pPr>
-    </w:p>
-    <w:p>
-      <w:pPr>
-        <w:jc w:val="center"/>
-        <w:rPr>
-          <w:rFonts w:cs="David"/>
-          <w:b/>
-          <w:bCs/>
-          <w:sz w:val="28"/>
-          <w:szCs w:val="28"/>
-          <w:u w:val="single"/>
-        </w:rPr>
-      </w:pPr>
-    </w:p>
-    <w:p>
-      <w:pPr>
-        <w:jc w:val="center"/>
-        <w:rPr>
-          <w:rFonts w:cs="David"/>
-          <w:b/>
-          <w:bCs/>
-          <w:sz w:val="28"/>
-          <w:szCs w:val="28"/>
-          <w:u w:val="single"/>
-        </w:rPr>
-      </w:pPr>
-    </w:p>
-    <w:p>
-      <w:pPr>
-        <w:jc w:val="center"/>
-        <w:rPr>
-          <w:rFonts w:cs="David"/>
-          <w:b/>
-          <w:bCs/>
-          <w:sz w:val="28"/>
-          <w:szCs w:val="28"/>
-          <w:u w:val="single"/>
-        </w:rPr>
-      </w:pPr>
-    </w:p>
-    <w:p>
-      <w:pPr>
-        <w:jc w:val="center"/>
-        <w:rPr>
-          <w:rFonts w:cs="David"/>
-          <w:b/>
-          <w:bCs/>
-          <w:sz w:val="28"/>
-          <w:szCs w:val="28"/>
-          <w:u w:val="single"/>
-        </w:rPr>
-      </w:pPr>
-    </w:p>
-    <w:p>
-      <w:pPr>
-        <w:jc w:val="center"/>
-        <w:rPr>
-          <w:rFonts w:cs="David"/>
-          <w:b/>
-          <w:bCs/>
-          <w:sz w:val="28"/>
-          <w:szCs w:val="28"/>
-          <w:u w:val="single"/>
-        </w:rPr>
-      </w:pPr>
-    </w:p>
-    <w:p>
-      <w:pPr>
-        <w:jc w:val="center"/>
-        <w:rPr>
-          <w:rFonts w:cs="David"/>
-          <w:b/>
-          <w:bCs/>
-          <w:sz w:val="28"/>
-          <w:szCs w:val="28"/>
-          <w:u w:val="single"/>
-        </w:rPr>
-      </w:pPr>
-    </w:p>
-    <w:p>
-      <w:pPr>
-        <w:jc w:val="center"/>
-        <w:rPr>
-          <w:rFonts w:cs="David"/>
-          <w:b/>
-          <w:bCs/>
-          <w:sz w:val="28"/>
-          <w:szCs w:val="28"/>
-          <w:u w:val="single"/>
-        </w:rPr>
-      </w:pPr>
-    </w:p>
-    <w:p>
-      <w:pPr>
-        <w:jc w:val="center"/>
-        <w:rPr>
-          <w:rFonts w:cs="David"/>
-          <w:b/>
-          <w:bCs/>
-          <w:sz w:val="28"/>
-          <w:szCs w:val="28"/>
-          <w:u w:val="single"/>
-        </w:rPr>
-      </w:pPr>
-    </w:p>
-    <w:p>
-      <w:pPr>
-        <w:jc w:val="center"/>
-        <w:rPr>
-          <w:rFonts w:cs="David"/>
-          <w:b/>
-          <w:bCs/>
-          <w:sz w:val="28"/>
-          <w:szCs w:val="28"/>
-          <w:u w:val="single"/>
-        </w:rPr>
-      </w:pPr>
-    </w:p>
-    <w:p>
-      <w:pPr>
-        <w:jc w:val="center"/>
-        <w:rPr>
-          <w:rFonts w:cs="David"/>
-          <w:b/>
-          <w:bCs/>
-          <w:sz w:val="28"/>
-          <w:szCs w:val="28"/>
-          <w:u w:val="single"/>
-        </w:rPr>
-      </w:pPr>
-    </w:p>
-    <w:p>
-      <w:pPr>
-        <w:jc w:val="center"/>
-        <w:rPr>
-          <w:rFonts w:cs="David"/>
-          <w:b/>
-          <w:bCs/>
-          <w:sz w:val="28"/>
-          <w:szCs w:val="28"/>
-          <w:u w:val="single"/>
-        </w:rPr>
-      </w:pPr>
-    </w:p>
-    <w:p>
-      <w:pPr>
-        <w:jc w:val="center"/>
-        <w:rPr>
-          <w:rFonts w:cs="David"/>
-          <w:b/>
-          <w:bCs/>
-          <w:sz w:val="28"/>
-          <w:szCs w:val="28"/>
-          <w:u w:val="single"/>
-        </w:rPr>
-      </w:pPr>
-      <w:r>
-        <w:rPr>
-          <w:rFonts w:cs="David"/>
-          <w:b/>
-          <w:bCs/>
-          <w:noProof/>
-          <w:sz w:val="28"/>
-          <w:szCs w:val="28"/>
-          <w:u w:val="single"/>
-        </w:rPr>
-        <w:drawing>
-          <wp:anchor distT="0" distB="0" distL="114300" distR="114300" simplePos="0" relativeHeight="251656192" behindDoc="0" locked="0" layoutInCell="1" allowOverlap="1" wp14:anchorId="265343AE" wp14:editId="5D96EF1C">
-            <wp:simplePos x="0" y="0"/>
-            <wp:positionH relativeFrom="margin">
-              <wp:posOffset>476250</wp:posOffset>
-            </wp:positionH>
-            <wp:positionV relativeFrom="margin">
-              <wp:posOffset>4412615</wp:posOffset>
-            </wp:positionV>
-            <wp:extent cx="5638800" cy="4004310"/>
-            <wp:effectExtent l="0" t="0" r="0" b="0"/>
-            <wp:wrapSquare wrapText="bothSides"/>
-            <wp:docPr id="11" name="תמונה 6"/>
-            <wp:cNvGraphicFramePr>
-              <a:graphicFrameLocks xmlns:a="http://schemas.openxmlformats.org/drawingml/2006/main" noChangeAspect="1"/>
-            </wp:cNvGraphicFramePr>
-            <a:graphic xmlns:a="http://schemas.openxmlformats.org/drawingml/2006/main">
-              <a:graphicData uri="http://schemas.openxmlformats.org/drawingml/2006/picture">
-                <pic:pic xmlns:pic="http://schemas.openxmlformats.org/drawingml/2006/picture">
-                  <pic:nvPicPr>
-                    <pic:cNvPr id="0" name="Picture 11"/>
-                    <pic:cNvPicPr>
-                      <a:picLocks noChangeAspect="1" noChangeArrowheads="1"/>
-                    </pic:cNvPicPr>
-                  </pic:nvPicPr>
-                  <pic:blipFill>
-                    <a:blip r:embed="rId12">
-                      <a:extLst>
-                        <a:ext uri="{28A0092B-C50C-407E-A947-70E740481C1C}">
-                          <a14:useLocalDpi xmlns:a14="http://schemas.microsoft.com/office/drawing/2010/main" val="0"/>
-                        </a:ext>
-                      </a:extLst>
-                    </a:blip>
-                    <a:srcRect/>
-                    <a:stretch>
-                      <a:fillRect/>
-                    </a:stretch>
-                  </pic:blipFill>
-                  <pic:spPr bwMode="auto">
-                    <a:xfrm>
-                      <a:off x="0" y="0"/>
-                      <a:ext cx="5638800" cy="4004310"/>
-                    </a:xfrm>
-                    <a:prstGeom prst="rect">
-                      <a:avLst/>
-                    </a:prstGeom>
-                    <a:noFill/>
-                  </pic:spPr>
-                </pic:pic>
-              </a:graphicData>
-            </a:graphic>
-            <wp14:sizeRelH relativeFrom="page">
-              <wp14:pctWidth>0</wp14:pctWidth>
-            </wp14:sizeRelH>
-            <wp14:sizeRelV relativeFrom="page">
-              <wp14:pctHeight>0</wp14:pctHeight>
-            </wp14:sizeRelV>
-          </wp:anchor>
-        </w:drawing>
-      </w:r>
-      <w:r>
-        <w:rPr>
-          <w:rFonts w:cs="David"/>
-          <w:b/>
-          <w:bCs/>
-          <w:noProof/>
-          <w:sz w:val="28"/>
-          <w:szCs w:val="28"/>
-          <w:u w:val="single"/>
-        </w:rPr>
-        <w:drawing>
-          <wp:anchor distT="0" distB="0" distL="114300" distR="114300" simplePos="0" relativeHeight="251655168" behindDoc="0" locked="0" layoutInCell="1" allowOverlap="1" wp14:anchorId="63584326" wp14:editId="6DB9192B">
-            <wp:simplePos x="0" y="0"/>
-            <wp:positionH relativeFrom="margin">
-              <wp:posOffset>492760</wp:posOffset>
-            </wp:positionH>
-            <wp:positionV relativeFrom="margin">
-              <wp:posOffset>300990</wp:posOffset>
-            </wp:positionV>
-            <wp:extent cx="5645150" cy="4017010"/>
-            <wp:effectExtent l="0" t="0" r="0" b="0"/>
-            <wp:wrapSquare wrapText="bothSides"/>
-            <wp:docPr id="10" name="תמונה 1"/>
-            <wp:cNvGraphicFramePr>
-              <a:graphicFrameLocks xmlns:a="http://schemas.openxmlformats.org/drawingml/2006/main" noChangeAspect="1"/>
-            </wp:cNvGraphicFramePr>
-            <a:graphic xmlns:a="http://schemas.openxmlformats.org/drawingml/2006/main">
-              <a:graphicData uri="http://schemas.openxmlformats.org/drawingml/2006/picture">
-                <pic:pic xmlns:pic="http://schemas.openxmlformats.org/drawingml/2006/picture">
-                  <pic:nvPicPr>
-                    <pic:cNvPr id="0" name="תמונה 1"/>
-                    <pic:cNvPicPr>
-                      <a:picLocks noChangeAspect="1" noChangeArrowheads="1"/>
-                    </pic:cNvPicPr>
-                  </pic:nvPicPr>
-                  <pic:blipFill>
-                    <a:blip r:embed="rId13">
-                      <a:extLst>
-                        <a:ext uri="{28A0092B-C50C-407E-A947-70E740481C1C}">
-                          <a14:useLocalDpi xmlns:a14="http://schemas.microsoft.com/office/drawing/2010/main" val="0"/>
-                        </a:ext>
-                      </a:extLst>
-                    </a:blip>
-                    <a:srcRect/>
-                    <a:stretch>
-                      <a:fillRect/>
-                    </a:stretch>
-                  </pic:blipFill>
-                  <pic:spPr bwMode="auto">
-                    <a:xfrm>
-                      <a:off x="0" y="0"/>
-                      <a:ext cx="5645150" cy="4017010"/>
-                    </a:xfrm>
-                    <a:prstGeom prst="rect">
-                      <a:avLst/>
-                    </a:prstGeom>
-                    <a:noFill/>
-                  </pic:spPr>
-                </pic:pic>
-              </a:graphicData>
-            </a:graphic>
-            <wp14:sizeRelH relativeFrom="page">
-              <wp14:pctWidth>0</wp14:pctWidth>
-            </wp14:sizeRelH>
-            <wp14:sizeRelV relativeFrom="page">
-              <wp14:pctHeight>0</wp14:pctHeight>
-            </wp14:sizeRelV>
-          </wp:anchor>
-        </w:drawing>
-      </w:r>
-    </w:p>
-    <w:p>
-      <w:pPr>
-        <w:jc w:val="center"/>
-        <w:rPr>
-          <w:rFonts w:cs="David"/>
-          <w:b/>
-          <w:bCs/>
-          <w:sz w:val="28"/>
-          <w:szCs w:val="28"/>
-          <w:u w:val="single"/>
-          <w:rtl/>
-        </w:rPr>
-      </w:pPr>
-    </w:p>
-    <w:p>
-      <w:pPr>
-        <w:jc w:val="center"/>
-        <w:rPr>
-          <w:rFonts w:cs="David"/>
-          <w:b/>
-          <w:bCs/>
-          <w:sz w:val="28"/>
-          <w:szCs w:val="28"/>
-          <w:u w:val="single"/>
-        </w:rPr>
-      </w:pPr>
-    </w:p>
-    <w:p>
-      <w:pPr>
-        <w:jc w:val="center"/>
-        <w:rPr>
-          <w:rFonts w:cs="David"/>
-          <w:b/>
-          <w:bCs/>
-          <w:sz w:val="28"/>
-          <w:szCs w:val="28"/>
-          <w:u w:val="single"/>
-        </w:rPr>
-      </w:pPr>
-    </w:p>
-    <w:p>
-      <w:pPr>
-        <w:jc w:val="center"/>
-        <w:rPr>
-          <w:rFonts w:cs="David"/>
-          <w:b/>
-          <w:bCs/>
-          <w:sz w:val="28"/>
-          <w:szCs w:val="28"/>
-          <w:u w:val="single"/>
-        </w:rPr>
-      </w:pPr>
-    </w:p>
-    <w:p>
-      <w:pPr>
-        <w:jc w:val="center"/>
-        <w:rPr>
-          <w:rFonts w:cs="David"/>
-          <w:b/>
-          <w:bCs/>
-          <w:sz w:val="28"/>
-          <w:szCs w:val="28"/>
-          <w:u w:val="single"/>
-        </w:rPr>
-      </w:pPr>
-    </w:p>
-    <w:p>
-      <w:pPr>
-        <w:jc w:val="center"/>
-        <w:rPr>
-          <w:rFonts w:cs="David"/>
-          <w:b/>
-          <w:bCs/>
-          <w:sz w:val="28"/>
-          <w:szCs w:val="28"/>
-          <w:u w:val="single"/>
-        </w:rPr>
-      </w:pPr>
-    </w:p>
-    <w:p>
-      <w:pPr>
-        <w:jc w:val="center"/>
-        <w:rPr>
-          <w:rFonts w:cs="David"/>
-          <w:b/>
-          <w:bCs/>
-          <w:sz w:val="28"/>
-          <w:szCs w:val="28"/>
-          <w:u w:val="single"/>
-        </w:rPr>
-      </w:pPr>
-    </w:p>
-    <w:p>
-      <w:pPr>
-        <w:jc w:val="center"/>
-        <w:rPr>
-          <w:rFonts w:cs="David"/>
-          <w:b/>
-          <w:bCs/>
-          <w:sz w:val="28"/>
-          <w:szCs w:val="28"/>
-          <w:u w:val="single"/>
-        </w:rPr>
-      </w:pPr>
-    </w:p>
-    <w:p>
-      <w:pPr>
-        <w:jc w:val="center"/>
-        <w:rPr>
-          <w:rFonts w:cs="David"/>
-          <w:b/>
-          <w:bCs/>
-          <w:sz w:val="28"/>
-          <w:szCs w:val="28"/>
-          <w:u w:val="single"/>
-        </w:rPr>
-      </w:pPr>
-    </w:p>
-    <w:p>
-      <w:pPr>
-        <w:jc w:val="center"/>
-        <w:rPr>
-          <w:rFonts w:cs="David"/>
-          <w:b/>
-          <w:bCs/>
-          <w:sz w:val="28"/>
-          <w:szCs w:val="28"/>
-          <w:u w:val="single"/>
-        </w:rPr>
-      </w:pPr>
-    </w:p>
-    <w:p>
-      <w:pPr>
-        <w:jc w:val="center"/>
-        <w:rPr>
-          <w:rFonts w:cs="David"/>
-          <w:b/>
-          <w:bCs/>
-          <w:sz w:val="28"/>
-          <w:szCs w:val="28"/>
-          <w:u w:val="single"/>
-        </w:rPr>
-      </w:pPr>
-    </w:p>
-    <w:p>
-      <w:pPr>
-        <w:jc w:val="center"/>
-        <w:rPr>
-          <w:rFonts w:cs="David"/>
-          <w:b/>
-          <w:bCs/>
-          <w:sz w:val="28"/>
-          <w:szCs w:val="28"/>
-          <w:u w:val="single"/>
-        </w:rPr>
-      </w:pPr>
-    </w:p>
-    <w:p>
-      <w:pPr>
-        <w:jc w:val="center"/>
-        <w:rPr>
-          <w:rFonts w:cs="David"/>
-          <w:b/>
-          <w:bCs/>
-          <w:sz w:val="28"/>
-          <w:szCs w:val="28"/>
-          <w:u w:val="single"/>
-        </w:rPr>
-      </w:pPr>
-    </w:p>
-    <w:p>
-      <w:pPr>
-        <w:jc w:val="center"/>
-        <w:rPr>
-          <w:rFonts w:cs="David"/>
-          <w:b/>
-          <w:bCs/>
-          <w:sz w:val="28"/>
-          <w:szCs w:val="28"/>
-          <w:u w:val="single"/>
-        </w:rPr>
-      </w:pPr>
-      <w:r>
-        <w:rPr>
-          <w:rFonts w:cs="David"/>
-          <w:b/>
-          <w:bCs/>
-          <w:noProof/>
-          <w:sz w:val="28"/>
-          <w:szCs w:val="28"/>
-          <w:u w:val="single"/>
-        </w:rPr>
-        <w:drawing>
-          <wp:anchor distT="0" distB="0" distL="114300" distR="114300" simplePos="0" relativeHeight="251657216" behindDoc="0" locked="0" layoutInCell="1" allowOverlap="1" wp14:anchorId="4C14F9F2" wp14:editId="21F1661C">
-            <wp:simplePos x="0" y="0"/>
-            <wp:positionH relativeFrom="margin">
-              <wp:align>center</wp:align>
-            </wp:positionH>
-            <wp:positionV relativeFrom="margin">
-              <wp:align>top</wp:align>
-            </wp:positionV>
-            <wp:extent cx="5656580" cy="4003675"/>
-            <wp:effectExtent l="0" t="0" r="0" b="0"/>
-            <wp:wrapSquare wrapText="bothSides"/>
-            <wp:docPr id="12" name="תמונה 5"/>
-            <wp:cNvGraphicFramePr>
-              <a:graphicFrameLocks xmlns:a="http://schemas.openxmlformats.org/drawingml/2006/main" noChangeAspect="1"/>
-            </wp:cNvGraphicFramePr>
-            <a:graphic xmlns:a="http://schemas.openxmlformats.org/drawingml/2006/main">
-              <a:graphicData uri="http://schemas.openxmlformats.org/drawingml/2006/picture">
-                <pic:pic xmlns:pic="http://schemas.openxmlformats.org/drawingml/2006/picture">
-                  <pic:nvPicPr>
-                    <pic:cNvPr id="0" name="Picture 12"/>
-                    <pic:cNvPicPr>
-                      <a:picLocks noChangeAspect="1" noChangeArrowheads="1"/>
-                    </pic:cNvPicPr>
-                  </pic:nvPicPr>
-                  <pic:blipFill>
-                    <a:blip r:embed="rId14">
-                      <a:extLst>
-                        <a:ext uri="{28A0092B-C50C-407E-A947-70E740481C1C}">
-                          <a14:useLocalDpi xmlns:a14="http://schemas.microsoft.com/office/drawing/2010/main" val="0"/>
-                        </a:ext>
-                      </a:extLst>
-                    </a:blip>
-                    <a:srcRect/>
-                    <a:stretch>
-                      <a:fillRect/>
-                    </a:stretch>
-                  </pic:blipFill>
-                  <pic:spPr bwMode="auto">
-                    <a:xfrm>
-                      <a:off x="0" y="0"/>
-                      <a:ext cx="5656580" cy="4003675"/>
-                    </a:xfrm>
-                    <a:prstGeom prst="rect">
-                      <a:avLst/>
-                    </a:prstGeom>
-                    <a:noFill/>
-                  </pic:spPr>
-                </pic:pic>
-              </a:graphicData>
-            </a:graphic>
-            <wp14:sizeRelH relativeFrom="page">
-              <wp14:pctWidth>0</wp14:pctWidth>
-            </wp14:sizeRelH>
-            <wp14:sizeRelV relativeFrom="page">
-              <wp14:pctHeight>0</wp14:pctHeight>
-            </wp14:sizeRelV>
-          </wp:anchor>
-        </w:drawing>
-      </w:r>
-    </w:p>
-    <w:p>
-      <w:pPr>
-        <w:jc w:val="center"/>
-        <w:rPr>
-          <w:rFonts w:cs="David"/>
-          <w:b/>
-          <w:bCs/>
-          <w:sz w:val="28"/>
-          <w:szCs w:val="28"/>
-          <w:u w:val="single"/>
-        </w:rPr>
-      </w:pPr>
-    </w:p>
-    <w:p>
-      <w:pPr>
-        <w:jc w:val="center"/>
-        <w:rPr>
-          <w:rFonts w:cs="David"/>
-          <w:b/>
-          <w:bCs/>
-          <w:sz w:val="28"/>
-          <w:szCs w:val="28"/>
-          <w:u w:val="single"/>
-        </w:rPr>
-      </w:pPr>
-    </w:p>
-    <w:p>
-      <w:pPr>
-        <w:jc w:val="center"/>
-        <w:rPr>
-          <w:rFonts w:cs="David"/>
-          <w:b/>
-          <w:bCs/>
-          <w:sz w:val="28"/>
-          <w:szCs w:val="28"/>
-          <w:u w:val="single"/>
-        </w:rPr>
-      </w:pPr>
-    </w:p>
-    <w:p>
-      <w:pPr>
-        <w:jc w:val="center"/>
-        <w:rPr>
-          <w:rFonts w:cs="David"/>
-          <w:b/>
-          <w:bCs/>
-          <w:sz w:val="28"/>
-          <w:szCs w:val="28"/>
-          <w:u w:val="single"/>
-        </w:rPr>
-      </w:pPr>
-    </w:p>
-    <w:p>
-      <w:pPr>
-        <w:jc w:val="center"/>
-        <w:rPr>
-          <w:rFonts w:cs="David"/>
-          <w:b/>
-          <w:bCs/>
-          <w:sz w:val="28"/>
-          <w:szCs w:val="28"/>
-          <w:u w:val="single"/>
-        </w:rPr>
-      </w:pPr>
-    </w:p>
-    <w:p>
-      <w:pPr>
-        <w:jc w:val="center"/>
-        <w:rPr>
-          <w:rFonts w:cs="David"/>
-          <w:b/>
-          <w:bCs/>
-          <w:sz w:val="28"/>
-          <w:szCs w:val="28"/>
-          <w:u w:val="single"/>
-        </w:rPr>
-      </w:pPr>
-    </w:p>
-    <w:p>
-      <w:pPr>
-        <w:jc w:val="center"/>
-        <w:rPr>
-          <w:rFonts w:cs="David"/>
-          <w:b/>
-          <w:bCs/>
-          <w:sz w:val="28"/>
-          <w:szCs w:val="28"/>
-          <w:u w:val="single"/>
-        </w:rPr>
-      </w:pPr>
-    </w:p>
-    <w:p>
-      <w:pPr>
-        <w:jc w:val="center"/>
-        <w:rPr>
-          <w:rFonts w:cs="David"/>
-          <w:b/>
-          <w:bCs/>
-          <w:sz w:val="28"/>
-          <w:szCs w:val="28"/>
-          <w:u w:val="single"/>
-        </w:rPr>
-      </w:pPr>
-    </w:p>
-    <w:p>
-      <w:pPr>
-        <w:jc w:val="center"/>
-        <w:rPr>
-          <w:rFonts w:cs="David"/>
-          <w:b/>
-          <w:bCs/>
-          <w:sz w:val="28"/>
-          <w:szCs w:val="28"/>
-          <w:u w:val="single"/>
-        </w:rPr>
-      </w:pPr>
-    </w:p>
-    <w:p>
-      <w:pPr>
-        <w:jc w:val="center"/>
-        <w:rPr>
-          <w:rFonts w:cs="David"/>
-          <w:b/>
-          <w:bCs/>
-          <w:sz w:val="28"/>
-          <w:szCs w:val="28"/>
-          <w:u w:val="single"/>
-        </w:rPr>
-      </w:pPr>
-    </w:p>
-    <w:p>
-      <w:pPr>
-        <w:jc w:val="center"/>
-        <w:rPr>
-          <w:rFonts w:cs="David"/>
-          <w:b/>
-          <w:bCs/>
-          <w:sz w:val="28"/>
-          <w:szCs w:val="28"/>
-          <w:u w:val="single"/>
-        </w:rPr>
-      </w:pPr>
-    </w:p>
-    <w:p>
-      <w:pPr>
-        <w:jc w:val="center"/>
-        <w:rPr>
-          <w:rFonts w:cs="David"/>
-          <w:b/>
-          <w:bCs/>
-          <w:sz w:val="28"/>
-          <w:szCs w:val="28"/>
-          <w:u w:val="single"/>
-        </w:rPr>
-      </w:pPr>
-    </w:p>
-    <w:p>
-      <w:pPr>
-        <w:jc w:val="center"/>
-        <w:rPr>
-          <w:rFonts w:cs="David"/>
-          <w:b/>
-          <w:bCs/>
-          <w:sz w:val="28"/>
-          <w:szCs w:val="28"/>
-          <w:u w:val="single"/>
-        </w:rPr>
-      </w:pPr>
-    </w:p>
-    <w:p>
-      <w:pPr>
-        <w:jc w:val="center"/>
-        <w:rPr>
-          <w:rFonts w:cs="David"/>
-          <w:b/>
-          <w:bCs/>
-          <w:sz w:val="28"/>
-          <w:szCs w:val="28"/>
-          <w:u w:val="single"/>
-        </w:rPr>
-      </w:pPr>
-    </w:p>
-    <w:p>
-      <w:pPr>
-        <w:jc w:val="center"/>
-        <w:rPr>
-          <w:rFonts w:cs="David"/>
-          <w:b/>
-          <w:bCs/>
-          <w:sz w:val="28"/>
-          <w:szCs w:val="28"/>
-          <w:u w:val="single"/>
-          <w:rtl/>
-        </w:rPr>
-      </w:pPr>
-    </w:p>
-    <w:p>
-      <w:pPr>
-        <w:jc w:val="center"/>
-        <w:rPr>
-          <w:rFonts w:cs="David"/>
-          <w:b/>
-          <w:bCs/>
-          <w:sz w:val="28"/>
-          <w:szCs w:val="28"/>
-          <w:u w:val="single"/>
-        </w:rPr>
-      </w:pPr>
-    </w:p>
-    <w:p>
-      <w:pPr>
-        <w:jc w:val="center"/>
-        <w:rPr>
-          <w:rFonts w:cs="David"/>
-          <w:b/>
-          <w:bCs/>
-          <w:sz w:val="28"/>
-          <w:szCs w:val="28"/>
-          <w:u w:val="single"/>
-        </w:rPr>
-      </w:pPr>
-    </w:p>
-    <w:p>
-      <w:pPr>
-        <w:jc w:val="center"/>
-        <w:rPr>
-          <w:rFonts w:cs="David"/>
-          <w:b/>
-          <w:bCs/>
-          <w:sz w:val="28"/>
-          <w:szCs w:val="28"/>
-          <w:u w:val="single"/>
-        </w:rPr>
-      </w:pPr>
-    </w:p>
-    <w:p>
-      <w:pPr>
-        <w:jc w:val="center"/>
-        <w:rPr>
-          <w:rFonts w:cs="David"/>
-          <w:b/>
-          <w:bCs/>
-          <w:sz w:val="28"/>
-          <w:szCs w:val="28"/>
-          <w:u w:val="single"/>
-        </w:rPr>
-      </w:pPr>
-    </w:p>
-    <w:p>
-      <w:pPr>
-        <w:jc w:val="center"/>
-        <w:rPr>
-          <w:rFonts w:cs="David"/>
-          <w:b/>
-          <w:bCs/>
-          <w:sz w:val="28"/>
-          <w:szCs w:val="28"/>
-          <w:u w:val="single"/>
-        </w:rPr>
-      </w:pPr>
-    </w:p>
-    <w:p>
-      <w:pPr>
-        <w:jc w:val="center"/>
-        <w:rPr>
-          <w:rFonts w:cs="David"/>
-          <w:b/>
-          <w:bCs/>
-          <w:sz w:val="28"/>
-          <w:szCs w:val="28"/>
-          <w:u w:val="single"/>
-        </w:rPr>
-      </w:pPr>
-    </w:p>
-    <w:p>
-      <w:pPr>
-        <w:jc w:val="center"/>
-        <w:rPr>
-          <w:rFonts w:cs="David"/>
-          <w:b/>
-          <w:bCs/>
-          <w:sz w:val="28"/>
-          <w:szCs w:val="28"/>
-          <w:u w:val="single"/>
-        </w:rPr>
-      </w:pPr>
-    </w:p>
-    <w:p>
-      <w:pPr>
-        <w:jc w:val="center"/>
-        <w:rPr>
-          <w:rFonts w:cs="David"/>
-          <w:b/>
-          <w:bCs/>
-          <w:sz w:val="28"/>
-          <w:szCs w:val="28"/>
-          <w:u w:val="single"/>
-        </w:rPr>
-      </w:pPr>
-    </w:p>
-    <w:p>
-      <w:pPr>
-        <w:jc w:val="center"/>
-        <w:rPr>
-          <w:rFonts w:cs="David"/>
-          <w:b/>
-          <w:bCs/>
-          <w:sz w:val="28"/>
-          <w:szCs w:val="28"/>
-          <w:u w:val="single"/>
-        </w:rPr>
-      </w:pPr>
-    </w:p>
-    <w:p>
-      <w:pPr>
-        <w:jc w:val="center"/>
-        <w:rPr>
-          <w:rFonts w:cs="David"/>
-          <w:b/>
-          <w:bCs/>
-          <w:sz w:val="28"/>
-          <w:szCs w:val="28"/>
-          <w:u w:val="single"/>
-        </w:rPr>
-      </w:pPr>
-    </w:p>
-    <w:p>
-      <w:pPr>
-        <w:jc w:val="center"/>
-        <w:rPr>
-          <w:rFonts w:cs="David"/>
-          <w:b/>
-          <w:bCs/>
-          <w:sz w:val="28"/>
-          <w:szCs w:val="28"/>
-          <w:u w:val="single"/>
-        </w:rPr>
-      </w:pPr>
-    </w:p>
-    <w:p>
-      <w:pPr>
-        <w:jc w:val="center"/>
-        <w:rPr>
-          <w:rFonts w:cs="David"/>
-          <w:b/>
-          <w:bCs/>
-          <w:sz w:val="28"/>
-          <w:szCs w:val="28"/>
-          <w:u w:val="single"/>
-        </w:rPr>
-      </w:pPr>
-      <w:r>
-        <w:rPr>
-          <w:rFonts w:cs="David"/>
-          <w:b/>
-          <w:bCs/>
-          <w:noProof/>
-          <w:sz w:val="28"/>
-          <w:szCs w:val="28"/>
-          <w:u w:val="single"/>
-        </w:rPr>
-        <w:drawing>
-          <wp:anchor distT="0" distB="0" distL="114300" distR="114300" simplePos="0" relativeHeight="251658240" behindDoc="0" locked="0" layoutInCell="1" allowOverlap="1" wp14:anchorId="5BC59D64" wp14:editId="761FC0B7">
-            <wp:simplePos x="0" y="0"/>
-            <wp:positionH relativeFrom="margin">
-              <wp:posOffset>514350</wp:posOffset>
-            </wp:positionH>
-            <wp:positionV relativeFrom="margin">
-              <wp:posOffset>4350385</wp:posOffset>
-            </wp:positionV>
-            <wp:extent cx="5608320" cy="3969385"/>
-            <wp:effectExtent l="0" t="0" r="0" b="0"/>
-            <wp:wrapSquare wrapText="bothSides"/>
-            <wp:docPr id="13" name="תמונה 4"/>
-            <wp:cNvGraphicFramePr>
-              <a:graphicFrameLocks xmlns:a="http://schemas.openxmlformats.org/drawingml/2006/main" noChangeAspect="1"/>
-            </wp:cNvGraphicFramePr>
-            <a:graphic xmlns:a="http://schemas.openxmlformats.org/drawingml/2006/main">
-              <a:graphicData uri="http://schemas.openxmlformats.org/drawingml/2006/picture">
-                <pic:pic xmlns:pic="http://schemas.openxmlformats.org/drawingml/2006/picture">
-                  <pic:nvPicPr>
-                    <pic:cNvPr id="0" name="Picture 13"/>
-                    <pic:cNvPicPr>
-                      <a:picLocks noChangeAspect="1" noChangeArrowheads="1"/>
-                    </pic:cNvPicPr>
-                  </pic:nvPicPr>
-                  <pic:blipFill>
-                    <a:blip r:embed="rId15">
-                      <a:extLst>
-                        <a:ext uri="{28A0092B-C50C-407E-A947-70E740481C1C}">
-                          <a14:useLocalDpi xmlns:a14="http://schemas.microsoft.com/office/drawing/2010/main" val="0"/>
-                        </a:ext>
-                      </a:extLst>
-                    </a:blip>
-                    <a:srcRect/>
-                    <a:stretch>
-                      <a:fillRect/>
-                    </a:stretch>
-                  </pic:blipFill>
-                  <pic:spPr bwMode="auto">
-                    <a:xfrm>
-                      <a:off x="0" y="0"/>
-                      <a:ext cx="5608320" cy="3969385"/>
-                    </a:xfrm>
-                    <a:prstGeom prst="rect">
-                      <a:avLst/>
-                    </a:prstGeom>
-                    <a:noFill/>
-                  </pic:spPr>
-                </pic:pic>
-              </a:graphicData>
-            </a:graphic>
-            <wp14:sizeRelH relativeFrom="page">
-              <wp14:pctWidth>0</wp14:pctWidth>
-            </wp14:sizeRelH>
-            <wp14:sizeRelV relativeFrom="page">
-              <wp14:pctHeight>0</wp14:pctHeight>
-            </wp14:sizeRelV>
-          </wp:anchor>
-        </w:drawing>
-      </w:r>
-    </w:p>
-    <w:p>
-      <w:pPr>
-        <w:jc w:val="center"/>
-        <w:rPr>
-          <w:rFonts w:cs="David"/>
-          <w:b/>
-          <w:bCs/>
-          <w:sz w:val="28"/>
-          <w:szCs w:val="28"/>
-          <w:u w:val="single"/>
-        </w:rPr>
-      </w:pPr>
-    </w:p>
-    <w:p>
-      <w:pPr>
-        <w:jc w:val="center"/>
-        <w:rPr>
-          <w:rFonts w:cs="David"/>
-          <w:b/>
-          <w:bCs/>
-          <w:sz w:val="28"/>
-          <w:szCs w:val="28"/>
-          <w:u w:val="single"/>
-        </w:rPr>
-      </w:pPr>
-    </w:p>
-    <w:p>
-      <w:pPr>
-        <w:jc w:val="center"/>
-        <w:rPr>
-          <w:rFonts w:cs="David"/>
-          <w:b/>
-          <w:bCs/>
-          <w:sz w:val="28"/>
-          <w:szCs w:val="28"/>
-          <w:u w:val="single"/>
-        </w:rPr>
-      </w:pPr>
-    </w:p>
-    <w:p>
-      <w:pPr>
-        <w:jc w:val="center"/>
-        <w:rPr>
-          <w:rFonts w:cs="David"/>
-          <w:b/>
-          <w:bCs/>
-          <w:sz w:val="28"/>
-          <w:szCs w:val="28"/>
-          <w:u w:val="single"/>
-        </w:rPr>
-      </w:pPr>
-    </w:p>
-    <w:p>
-      <w:pPr>
-        <w:jc w:val="center"/>
-        <w:rPr>
-          <w:rFonts w:cs="David"/>
-          <w:b/>
-          <w:bCs/>
-          <w:sz w:val="28"/>
-          <w:szCs w:val="28"/>
-          <w:u w:val="single"/>
-        </w:rPr>
-      </w:pPr>
-    </w:p>
-    <w:p>
-      <w:pPr>
-        <w:jc w:val="center"/>
-        <w:rPr>
-          <w:rFonts w:cs="David"/>
-          <w:b/>
-          <w:bCs/>
-          <w:sz w:val="28"/>
-          <w:szCs w:val="28"/>
-          <w:u w:val="single"/>
-        </w:rPr>
-      </w:pPr>
-    </w:p>
-    <w:p>
-      <w:pPr>
-        <w:jc w:val="center"/>
-        <w:rPr>
-          <w:rFonts w:cs="David"/>
-          <w:b/>
-          <w:bCs/>
-          <w:sz w:val="28"/>
-          <w:szCs w:val="28"/>
-          <w:u w:val="single"/>
-        </w:rPr>
-      </w:pPr>
-    </w:p>
-    <w:p>
-      <w:pPr>
-        <w:jc w:val="center"/>
-        <w:rPr>
-          <w:rFonts w:cs="David"/>
-          <w:b/>
-          <w:bCs/>
-          <w:sz w:val="28"/>
-          <w:szCs w:val="28"/>
-          <w:u w:val="single"/>
-        </w:rPr>
-      </w:pPr>
-    </w:p>
-    <w:p>
-      <w:pPr>
-        <w:jc w:val="center"/>
-        <w:rPr>
-          <w:rFonts w:cs="David"/>
-          <w:b/>
-          <w:bCs/>
-          <w:sz w:val="28"/>
-          <w:szCs w:val="28"/>
-          <w:u w:val="single"/>
-        </w:rPr>
-      </w:pPr>
-      <w:r>
-        <w:rPr>
-          <w:rFonts w:cs="David"/>
-          <w:b/>
-          <w:bCs/>
-          <w:noProof/>
-          <w:sz w:val="28"/>
-          <w:szCs w:val="28"/>
-          <w:u w:val="single"/>
-        </w:rPr>
-        <w:drawing>
-          <wp:inline distT="0" distB="0" distL="0" distR="0" wp14:anchorId="5A812939" wp14:editId="60833644">
-            <wp:extent cx="5727700" cy="8108950"/>
-            <wp:effectExtent l="0" t="0" r="0" b="0"/>
-            <wp:docPr id="6" name="תמונה 1"/>
-            <wp:cNvGraphicFramePr>
-              <a:graphicFrameLocks xmlns:a="http://schemas.openxmlformats.org/drawingml/2006/main" noChangeAspect="1"/>
-            </wp:cNvGraphicFramePr>
-            <a:graphic xmlns:a="http://schemas.openxmlformats.org/drawingml/2006/main">
-              <a:graphicData uri="http://schemas.openxmlformats.org/drawingml/2006/picture">
-                <pic:pic xmlns:pic="http://schemas.openxmlformats.org/drawingml/2006/picture">
-                  <pic:nvPicPr>
-                    <pic:cNvPr id="0" name="תמונה 1"/>
-                    <pic:cNvPicPr>
-                      <a:picLocks noChangeAspect="1" noChangeArrowheads="1"/>
-                    </pic:cNvPicPr>
-                  </pic:nvPicPr>
-                  <pic:blipFill>
-                    <a:blip r:embed="rId16">
-                      <a:extLst>
-                        <a:ext uri="{28A0092B-C50C-407E-A947-70E740481C1C}">
-                          <a14:useLocalDpi xmlns:a14="http://schemas.microsoft.com/office/drawing/2010/main" val="0"/>
-                        </a:ext>
-                      </a:extLst>
-                    </a:blip>
-                    <a:srcRect/>
-                    <a:stretch>
-                      <a:fillRect/>
-                    </a:stretch>
-                  </pic:blipFill>
-                  <pic:spPr bwMode="auto">
-                    <a:xfrm>
-                      <a:off x="0" y="0"/>
-                      <a:ext cx="5727700" cy="8108950"/>
-                    </a:xfrm>
-                    <a:prstGeom prst="rect">
-                      <a:avLst/>
-                    </a:prstGeom>
-                    <a:noFill/>
-                    <a:ln>
-                      <a:noFill/>
-                    </a:ln>
-                  </pic:spPr>
-                </pic:pic>
-              </a:graphicData>
-            </a:graphic>
-          </wp:inline>
-        </w:drawing>
-      </w:r>
-    </w:p>
-    <w:p>
-      <w:pPr>
-        <w:jc w:val="center"/>
-        <w:rPr>
-          <w:rFonts w:cs="David"/>
-          <w:b/>
-          <w:bCs/>
-          <w:sz w:val="28"/>
-          <w:szCs w:val="28"/>
-          <w:u w:val="single"/>
-          <w:rtl/>
-        </w:rPr>
-      </w:pPr>
-    </w:p>
-    <w:p>
-      <w:pPr>
-        <w:jc w:val="center"/>
-        <w:rPr>
-          <w:rFonts w:eastAsia="SimSun"/>
-          <w:sz w:val="22"/>
-          <w:szCs w:val="22"/>
-          <w:rtl/>
-          <w:lang w:eastAsia="en-US"/>
-        </w:rPr>
-      </w:pPr>
-      <w:r>
-        <w:rPr>
-          <w:rFonts w:cs="David"/>
-          <w:b/>
-          <w:bCs/>
-          <w:noProof/>
-          <w:sz w:val="28"/>
-          <w:szCs w:val="28"/>
-          <w:u w:val="single"/>
-        </w:rPr>
-        <w:drawing>
-          <wp:inline distT="0" distB="0" distL="0" distR="0" wp14:anchorId="28174C9F" wp14:editId="230AB297">
-            <wp:extent cx="5772150" cy="8191500"/>
-            <wp:effectExtent l="0" t="0" r="0" b="0"/>
-            <wp:docPr id="7" name="תמונה 3"/>
-            <wp:cNvGraphicFramePr>
-              <a:graphicFrameLocks xmlns:a="http://schemas.openxmlformats.org/drawingml/2006/main" noChangeAspect="1"/>
-            </wp:cNvGraphicFramePr>
-            <a:graphic xmlns:a="http://schemas.openxmlformats.org/drawingml/2006/main">
-              <a:graphicData uri="http://schemas.openxmlformats.org/drawingml/2006/picture">
-                <pic:pic xmlns:pic="http://schemas.openxmlformats.org/drawingml/2006/picture">
-                  <pic:nvPicPr>
-                    <pic:cNvPr id="0" name="Picture 7"/>
-                    <pic:cNvPicPr>
-                      <a:picLocks noChangeAspect="1" noChangeArrowheads="1"/>
-                    </pic:cNvPicPr>
-                  </pic:nvPicPr>
-                  <pic:blipFill>
-                    <a:blip r:embed="rId17">
-                      <a:extLst>
-                        <a:ext uri="{28A0092B-C50C-407E-A947-70E740481C1C}">
-                          <a14:useLocalDpi xmlns:a14="http://schemas.microsoft.com/office/drawing/2010/main" val="0"/>
-                        </a:ext>
-                      </a:extLst>
-                    </a:blip>
-                    <a:srcRect/>
-                    <a:stretch>
-                      <a:fillRect/>
-                    </a:stretch>
-                  </pic:blipFill>
-                  <pic:spPr bwMode="auto">
-                    <a:xfrm>
-                      <a:off x="0" y="0"/>
-                      <a:ext cx="5772150" cy="8191500"/>
-                    </a:xfrm>
-                    <a:prstGeom prst="rect">
-                      <a:avLst/>
-                    </a:prstGeom>
-                    <a:noFill/>
-                    <a:ln>
-                      <a:noFill/>
-                    </a:ln>
-                  </pic:spPr>
-                </pic:pic>
-              </a:graphicData>
-            </a:graphic>
-          </wp:inline>
-        </w:drawing>
-      </w:r>
-    </w:p>
-    <w:p>
-      <w:pPr>
-        <w:rPr>
-          <w:rFonts w:eastAsia="SimSun" w:hint="cs"/>
-          <w:rtl/>
-        </w:rPr>
-      </w:pPr>
+      </w:pPr>
+      <w:r>
+        <w:rPr>
+          <w:color w:val="FFFFFF"/>
+          <w:sz w:val="10"/>
+          <w:szCs w:val="10"/>
+        </w:rPr>
+        <w:t xml:space="preserve">SIGNATUREHERE</w:t>
+      </w:r>
     </w:p>
     <w:sectPr>
       <w:headerReference w:type="default" r:id="rId18"/>

--- a/apps/api/templates/פ-רעש-הצעת-מחיר-לבדיקה-אקוסטית-קול-נישא-באוויר.docx
+++ b/apps/api/templates/פ-רעש-הצעת-מחיר-לבדיקה-אקוסטית-קול-נישא-באוויר.docx
@@ -2467,7 +2467,8 @@
     <w:tbl>
       <w:tblPr>
         <w:bidiVisual/>
-        <w:tblW w:w="0" w:type="auto"/>
+        <w:tblW w:w="10466" w:type="dxa"/>
+        <w:tblLayout w:type="fixed"/>
         <w:tblBorders>
           <w:top w:val="single" w:sz="4" w:space="0" w:color="auto"/>
           <w:left w:val="single" w:sz="4" w:space="0" w:color="auto"/>
@@ -2479,867 +2480,25 @@
         <w:tblLook w:val="04A0" w:firstRow="1" w:lastRow="0" w:firstColumn="1" w:lastColumn="0" w:noHBand="0" w:noVBand="1"/>
       </w:tblPr>
       <w:tblGrid>
-        <w:gridCol w:w="911"/>
-        <w:gridCol w:w="911"/>
-        <w:gridCol w:w="3142"/>
-        <w:gridCol w:w="851"/>
-        <w:gridCol w:w="1177"/>
-        <w:gridCol w:w="1073"/>
-        <w:gridCol w:w="1764"/>
+        <w:gridCol w:w="700"/>
+        <w:gridCol w:w="900"/>
+        <w:gridCol w:w="2900"/>
+        <w:gridCol w:w="900"/>
+        <w:gridCol w:w="1400"/>
+        <w:gridCol w:w="1400"/>
+        <w:gridCol w:w="2266"/>
       </w:tblGrid>
       <w:tr>
         <w:tc>
           <w:tcPr>
-            <w:tcW w:w="911" w:type="dxa"/>
-          </w:tcPr>
-          <w:p>
-            <w:pPr>
-              <w:rPr>
-                <w:rFonts w:cs="David" w:hint="cs"/>
-                <w:b/>
-                <w:bCs/>
-                <w:sz w:val="28"/>
-                <w:szCs w:val="28"/>
-                <w:rtl/>
-              </w:rPr>
-            </w:pPr>
-            <w:r>
-              <w:rPr>
-                <w:rFonts w:cs="David" w:hint="cs"/>
-                <w:b/>
-                <w:bCs/>
-                <w:sz w:val="28"/>
-                <w:szCs w:val="28"/>
-                <w:rtl/>
-              </w:rPr>
-              <w:t>שורה</w:t>
-            </w:r>
-          </w:p>
-        </w:tc>
-        <w:tc>
-          <w:tcPr>
-            <w:tcW w:w="911" w:type="dxa"/>
-          </w:tcPr>
-          <w:p>
-            <w:pPr>
-              <w:rPr>
-                <w:rFonts w:cs="David" w:hint="cs"/>
-                <w:b/>
-                <w:bCs/>
-                <w:sz w:val="28"/>
-                <w:szCs w:val="28"/>
-                <w:rtl/>
-              </w:rPr>
-            </w:pPr>
-            <w:r>
-              <w:rPr>
-                <w:rFonts w:cs="David" w:hint="cs"/>
-                <w:b/>
-                <w:bCs/>
-                <w:sz w:val="28"/>
-                <w:szCs w:val="28"/>
-                <w:rtl/>
-              </w:rPr>
-              <w:t xml:space="preserve">מק"ט </w:t>
-            </w:r>
-          </w:p>
-        </w:tc>
-        <w:tc>
-          <w:tcPr>
-            <w:tcW w:w="3142" w:type="dxa"/>
-          </w:tcPr>
-          <w:p>
-            <w:pPr>
-              <w:rPr>
-                <w:rFonts w:cs="David" w:hint="cs"/>
-                <w:b/>
-                <w:bCs/>
-                <w:sz w:val="28"/>
-                <w:szCs w:val="28"/>
-                <w:rtl/>
-              </w:rPr>
-            </w:pPr>
-            <w:r>
-              <w:rPr>
-                <w:rFonts w:cs="David" w:hint="cs"/>
-                <w:b/>
-                <w:bCs/>
-                <w:sz w:val="28"/>
-                <w:szCs w:val="28"/>
-                <w:rtl/>
-              </w:rPr>
-              <w:t>תיאור המוצר</w:t>
-            </w:r>
-          </w:p>
-        </w:tc>
-        <w:tc>
-          <w:tcPr>
-            <w:tcW w:w="851" w:type="dxa"/>
-          </w:tcPr>
-          <w:p>
-            <w:pPr>
-              <w:rPr>
-                <w:rFonts w:cs="David" w:hint="cs"/>
-                <w:b/>
-                <w:bCs/>
-                <w:sz w:val="28"/>
-                <w:szCs w:val="28"/>
-                <w:rtl/>
-              </w:rPr>
-            </w:pPr>
-            <w:r>
-              <w:rPr>
-                <w:rFonts w:cs="David" w:hint="cs"/>
-                <w:b/>
-                <w:bCs/>
-                <w:sz w:val="28"/>
-                <w:szCs w:val="28"/>
-                <w:rtl/>
-              </w:rPr>
-              <w:t>כמות</w:t>
-            </w:r>
-          </w:p>
-        </w:tc>
-        <w:tc>
-          <w:tcPr>
-            <w:tcW w:w="1177" w:type="dxa"/>
-          </w:tcPr>
-          <w:p>
-            <w:pPr>
-              <w:rPr>
-                <w:rFonts w:cs="David" w:hint="cs"/>
-                <w:b/>
-                <w:bCs/>
-                <w:sz w:val="28"/>
-                <w:szCs w:val="28"/>
-                <w:rtl/>
-              </w:rPr>
-            </w:pPr>
-            <w:r>
-              <w:rPr>
-                <w:rFonts w:cs="David" w:hint="cs"/>
-                <w:b/>
-                <w:bCs/>
-                <w:sz w:val="28"/>
-                <w:szCs w:val="28"/>
-                <w:rtl/>
-              </w:rPr>
-              <w:t>מחיר ליחידה</w:t>
-            </w:r>
-          </w:p>
-        </w:tc>
-        <w:tc>
-          <w:tcPr>
-            <w:tcW w:w="1073" w:type="dxa"/>
-          </w:tcPr>
-          <w:p>
-            <w:pPr>
-              <w:rPr>
-                <w:rFonts w:cs="David" w:hint="cs"/>
-                <w:b/>
-                <w:bCs/>
-                <w:sz w:val="28"/>
-                <w:szCs w:val="28"/>
-                <w:rtl/>
-              </w:rPr>
-            </w:pPr>
-            <w:r>
-              <w:rPr>
-                <w:rFonts w:cs="David" w:hint="cs"/>
-                <w:b/>
-                <w:bCs/>
-                <w:sz w:val="28"/>
-                <w:szCs w:val="28"/>
-                <w:rtl/>
-              </w:rPr>
-              <w:t xml:space="preserve">% הנחה לשורה </w:t>
-            </w:r>
-          </w:p>
-        </w:tc>
-        <w:tc>
-          <w:tcPr>
-            <w:tcW w:w="1764" w:type="dxa"/>
-          </w:tcPr>
-          <w:p>
-            <w:pPr>
-              <w:rPr>
-                <w:rFonts w:cs="David" w:hint="cs"/>
-                <w:b/>
-                <w:bCs/>
-                <w:sz w:val="28"/>
-                <w:szCs w:val="28"/>
-                <w:rtl/>
-              </w:rPr>
-            </w:pPr>
-            <w:r>
-              <w:rPr>
-                <w:rFonts w:cs="David" w:hint="cs"/>
-                <w:b/>
-                <w:bCs/>
-                <w:sz w:val="28"/>
-                <w:szCs w:val="28"/>
-                <w:rtl/>
-              </w:rPr>
-              <w:t>סה"כ ₪</w:t>
-            </w:r>
-          </w:p>
-          <w:p>
-            <w:pPr>
-              <w:rPr>
-                <w:rFonts w:cs="David" w:hint="cs"/>
-                <w:b/>
-                <w:bCs/>
-                <w:sz w:val="28"/>
-                <w:szCs w:val="28"/>
-                <w:rtl/>
-              </w:rPr>
-            </w:pPr>
-          </w:p>
-        </w:tc>
-      </w:tr>
-      <w:tr>
-        <w:tc>
-          <w:tcPr>
-            <w:tcW w:w="911" w:type="dxa"/>
-          </w:tcPr>
-          <w:p>
-            <w:pPr>
-              <w:rPr>
-                <w:rFonts w:cs="David" w:hint="cs"/>
-                <w:b/>
-                <w:bCs/>
-                <w:sz w:val="28"/>
-                <w:szCs w:val="28"/>
-                <w:rtl/>
-              </w:rPr>
-            </w:pPr>
-            <w:r>
-              <w:rPr>
-                <w:rFonts w:cs="David" w:hint="cs"/>
-                <w:b/>
-                <w:bCs/>
-                <w:sz w:val="28"/>
-                <w:szCs w:val="28"/>
-                <w:rtl/>
-              </w:rPr>
-              <w:t xml:space="preserve">{#items}{lineNumber}</w:t>
-            </w:r>
-          </w:p>
-        </w:tc>
-        <w:tc>
-          <w:tcPr>
-            <w:tcW w:w="911" w:type="dxa"/>
-          </w:tcPr>
-          <w:p>
-            <w:pPr>
-              <w:rPr>
-                <w:rFonts w:cs="David" w:hint="cs"/>
-                <w:b/>
-                <w:bCs/>
-                <w:sz w:val="28"/>
-                <w:szCs w:val="28"/>
-                <w:rtl/>
-              </w:rPr>
-            </w:pPr>
-            <w:r>
-              <w:rPr>
-                <w:rFonts w:cs="David" w:hint="cs"/>
-                <w:b/>
-                <w:bCs/>
-                <w:sz w:val="28"/>
-                <w:szCs w:val="28"/>
-                <w:rtl/>
-              </w:rPr>
-              <w:t xml:space="preserve">{itemCode}</w:t>
-            </w:r>
-          </w:p>
-        </w:tc>
-        <w:tc>
-          <w:tcPr>
-            <w:tcW w:w="3142" w:type="dxa"/>
-          </w:tcPr>
-          <w:p>
-            <w:pPr>
-              <w:rPr>
-                <w:rFonts w:cs="David" w:hint="cs"/>
-                <w:b/>
-                <w:bCs/>
-                <w:sz w:val="28"/>
-                <w:szCs w:val="28"/>
-                <w:rtl/>
-              </w:rPr>
-            </w:pPr>
-            <w:r>
-              <w:rPr>
-                <w:rFonts w:cs="David" w:hint="cs"/>
-                <w:b/>
-                <w:bCs/>
-                <w:sz w:val="28"/>
-                <w:szCs w:val="28"/>
-                <w:rtl/>
-              </w:rPr>
-              <w:t xml:space="preserve">{description}</w:t>
-            </w:r>
-          </w:p>
-        </w:tc>
-        <w:tc>
-          <w:tcPr>
-            <w:tcW w:w="851" w:type="dxa"/>
-          </w:tcPr>
-          <w:p>
-            <w:pPr>
-              <w:rPr>
-                <w:rFonts w:cs="David" w:hint="cs"/>
-                <w:b/>
-                <w:bCs/>
-                <w:sz w:val="28"/>
-                <w:szCs w:val="28"/>
-                <w:rtl/>
-              </w:rPr>
-            </w:pPr>
-            <w:r>
-              <w:rPr>
-                <w:rFonts w:cs="David" w:hint="cs"/>
-                <w:b/>
-                <w:bCs/>
-                <w:sz w:val="28"/>
-                <w:szCs w:val="28"/>
-                <w:rtl/>
-              </w:rPr>
-              <w:t xml:space="preserve">{quantity}</w:t>
-            </w:r>
-          </w:p>
-        </w:tc>
-        <w:tc>
-          <w:tcPr>
-            <w:tcW w:w="1177" w:type="dxa"/>
-          </w:tcPr>
-          <w:p>
-            <w:pPr>
-              <w:rPr>
-                <w:rFonts w:cs="David" w:hint="cs"/>
-                <w:b/>
-                <w:bCs/>
-                <w:sz w:val="28"/>
-                <w:szCs w:val="28"/>
-                <w:rtl/>
-              </w:rPr>
-            </w:pPr>
-            <w:r>
-              <w:rPr>
-                <w:rFonts w:cs="David" w:hint="cs"/>
-                <w:b/>
-                <w:bCs/>
-                <w:sz w:val="28"/>
-                <w:szCs w:val="28"/>
-                <w:rtl/>
-              </w:rPr>
-              <w:t xml:space="preserve">{unitPrice}</w:t>
-            </w:r>
-          </w:p>
-        </w:tc>
-        <w:tc>
-          <w:tcPr>
-            <w:tcW w:w="1073" w:type="dxa"/>
-          </w:tcPr>
-          <w:p>
-            <w:pPr>
-              <w:rPr>
-                <w:rFonts w:cs="David" w:hint="cs"/>
-                <w:b/>
-                <w:bCs/>
-                <w:sz w:val="28"/>
-                <w:szCs w:val="28"/>
-                <w:rtl/>
-              </w:rPr>
-            </w:pPr>
-            <w:r>
-              <w:rPr>
-                <w:rFonts w:cs="David" w:hint="cs"/>
-                <w:b/>
-                <w:bCs/>
-                <w:sz w:val="28"/>
-                <w:szCs w:val="28"/>
-                <w:rtl/>
-              </w:rPr>
-              <w:t xml:space="preserve">{lineDiscountPercent}</w:t>
-            </w:r>
-          </w:p>
-        </w:tc>
-        <w:tc>
-          <w:tcPr>
-            <w:tcW w:w="1764" w:type="dxa"/>
-          </w:tcPr>
-          <w:p>
-            <w:pPr>
-              <w:rPr>
-                <w:rFonts w:cs="David" w:hint="cs"/>
-                <w:b/>
-                <w:bCs/>
-                <w:sz w:val="28"/>
-                <w:szCs w:val="28"/>
-                <w:rtl/>
-              </w:rPr>
-            </w:pPr>
-            <w:r>
-              <w:rPr>
-                <w:rFonts w:cs="David" w:hint="cs"/>
-                <w:b/>
-                <w:bCs/>
-                <w:sz w:val="28"/>
-                <w:szCs w:val="28"/>
-                <w:rtl/>
-              </w:rPr>
-              <w:t xml:space="preserve">{lineTotal}{/items}</w:t>
-            </w:r>
-          </w:p>
-        </w:tc>
-      </w:tr>
-    </w:tbl>
-    <w:p>
-      <w:pPr>
-        <w:rPr>
-          <w:vanish/>
-        </w:rPr>
-      </w:pPr>
-    </w:p>
-    <w:tbl>
-      <w:tblPr>
-        <w:tblpPr w:leftFromText="180" w:rightFromText="180" w:vertAnchor="text" w:horzAnchor="page" w:tblpX="1340" w:tblpY="199"/>
-        <w:bidiVisual/>
-        <w:tblW w:w="0" w:type="auto"/>
-        <w:tblBorders>
-          <w:top w:val="single" w:sz="4" w:space="0" w:color="auto"/>
-          <w:left w:val="single" w:sz="4" w:space="0" w:color="auto"/>
-          <w:bottom w:val="single" w:sz="4" w:space="0" w:color="auto"/>
-          <w:right w:val="single" w:sz="4" w:space="0" w:color="auto"/>
-          <w:insideH w:val="single" w:sz="4" w:space="0" w:color="auto"/>
-          <w:insideV w:val="single" w:sz="4" w:space="0" w:color="auto"/>
-        </w:tblBorders>
-        <w:tblLook w:val="04A0" w:firstRow="1" w:lastRow="0" w:firstColumn="1" w:lastColumn="0" w:noHBand="0" w:noVBand="1"/>
-      </w:tblPr>
-      <w:tblGrid>
-        <w:gridCol w:w="1764"/>
-        <w:gridCol w:w="1764"/>
-      </w:tblGrid>
-      <w:tr>
-        <w:tc>
-          <w:tcPr>
-            <w:tcW w:w="1764" w:type="dxa"/>
-          </w:tcPr>
-          <w:p>
-            <w:pPr>
-              <w:rPr>
-                <w:rFonts w:cs="David" w:hint="cs"/>
-                <w:b/>
-                <w:bCs/>
-                <w:sz w:val="28"/>
-                <w:szCs w:val="28"/>
-                <w:rtl/>
-              </w:rPr>
-            </w:pPr>
-            <w:r>
-              <w:rPr>
-                <w:rFonts w:cs="David" w:hint="cs"/>
-                <w:b/>
-                <w:bCs/>
-                <w:sz w:val="28"/>
-                <w:szCs w:val="28"/>
-                <w:rtl/>
-              </w:rPr>
-              <w:t>% הנחה</w:t>
-            </w:r>
-            <w:r>
-              <w:rPr>
-                <w:rFonts w:cs="David"/>
-                <w:b/>
-                <w:bCs/>
-                <w:sz w:val="28"/>
-                <w:szCs w:val="28"/>
-                <w:rtl/>
-              </w:rPr>
-              <w:br/>
-            </w:r>
-          </w:p>
-        </w:tc>
-        <w:tc>
-          <w:tcPr>
-            <w:tcW w:w="1764" w:type="dxa"/>
-          </w:tcPr>
-          <w:p>
-            <w:pPr>
-              <w:rPr>
-                <w:rFonts w:cs="David" w:hint="cs"/>
-                <w:b/>
-                <w:bCs/>
-                <w:sz w:val="28"/>
-                <w:szCs w:val="28"/>
-                <w:rtl/>
-              </w:rPr>
-            </w:pPr>
-            <w:r>
-              <w:rPr>
-                <w:rFonts w:cs="David" w:hint="cs"/>
-                <w:b/>
-                <w:bCs/>
-                <w:sz w:val="28"/>
-                <w:szCs w:val="28"/>
-                <w:rtl/>
-              </w:rPr>
-              <w:t xml:space="preserve">{discountPercent}</w:t>
-            </w:r>
-          </w:p>
-        </w:tc>
-      </w:tr>
-      <w:tr>
-        <w:tc>
-          <w:tcPr>
-            <w:tcW w:w="1764" w:type="dxa"/>
-          </w:tcPr>
-          <w:p>
-            <w:pPr>
-              <w:rPr>
-                <w:rFonts w:cs="David" w:hint="cs"/>
-                <w:b/>
-                <w:bCs/>
-                <w:sz w:val="28"/>
-                <w:szCs w:val="28"/>
-                <w:rtl/>
-              </w:rPr>
-            </w:pPr>
-            <w:r>
-              <w:rPr>
-                <w:rFonts w:cs="David" w:hint="cs"/>
-                <w:b/>
-                <w:bCs/>
-                <w:sz w:val="28"/>
-                <w:szCs w:val="28"/>
-                <w:rtl/>
-              </w:rPr>
-              <w:t>סה"כ לאחר הנחה</w:t>
-            </w:r>
-          </w:p>
-        </w:tc>
-        <w:tc>
-          <w:tcPr>
-            <w:tcW w:w="1764" w:type="dxa"/>
-          </w:tcPr>
-          <w:p>
-            <w:pPr>
-              <w:rPr>
-                <w:rFonts w:cs="David" w:hint="cs"/>
-                <w:b/>
-                <w:bCs/>
-                <w:sz w:val="28"/>
-                <w:szCs w:val="28"/>
-                <w:rtl/>
-              </w:rPr>
-            </w:pPr>
-            <w:r>
-              <w:rPr>
-                <w:rFonts w:cs="David" w:hint="cs"/>
-                <w:b/>
-                <w:bCs/>
-                <w:sz w:val="28"/>
-                <w:szCs w:val="28"/>
-                <w:rtl/>
-              </w:rPr>
-              <w:t xml:space="preserve">{subtotalAfterDiscount}</w:t>
-            </w:r>
-          </w:p>
-        </w:tc>
-      </w:tr>
-      <w:tr>
-        <w:tc>
-          <w:tcPr>
-            <w:tcW w:w="1764" w:type="dxa"/>
-          </w:tcPr>
-          <w:p>
-            <w:pPr>
-              <w:rPr>
-                <w:rFonts w:cs="David" w:hint="cs"/>
-                <w:b/>
-                <w:bCs/>
-                <w:sz w:val="28"/>
-                <w:szCs w:val="28"/>
-                <w:rtl/>
-              </w:rPr>
-            </w:pPr>
-            <w:r>
-              <w:rPr>
-                <w:rFonts w:cs="David" w:hint="cs"/>
-                <w:b/>
-                <w:bCs/>
-                <w:sz w:val="28"/>
-                <w:szCs w:val="28"/>
-                <w:rtl/>
-              </w:rPr>
-              <w:t>מע"מ 1</w:t>
-            </w:r>
-            <w:r>
-              <w:rPr>
-                <w:rFonts w:cs="David" w:hint="cs"/>
-                <w:b/>
-                <w:bCs/>
-                <w:sz w:val="28"/>
-                <w:szCs w:val="28"/>
-                <w:rtl/>
-              </w:rPr>
-              <w:t>8</w:t>
-            </w:r>
-            <w:r>
-              <w:rPr>
-                <w:rFonts w:cs="David" w:hint="cs"/>
-                <w:b/>
-                <w:bCs/>
-                <w:sz w:val="28"/>
-                <w:szCs w:val="28"/>
-                <w:rtl/>
-              </w:rPr>
-              <w:t>%</w:t>
-            </w:r>
-          </w:p>
-        </w:tc>
-        <w:tc>
-          <w:tcPr>
-            <w:tcW w:w="1764" w:type="dxa"/>
-          </w:tcPr>
-          <w:p>
-            <w:pPr>
-              <w:rPr>
-                <w:rFonts w:cs="David" w:hint="cs"/>
-                <w:b/>
-                <w:bCs/>
-                <w:sz w:val="28"/>
-                <w:szCs w:val="28"/>
-                <w:rtl/>
-              </w:rPr>
-            </w:pPr>
-            <w:r>
-              <w:rPr>
-                <w:rFonts w:cs="David" w:hint="cs"/>
-                <w:b/>
-                <w:bCs/>
-                <w:sz w:val="28"/>
-                <w:szCs w:val="28"/>
-                <w:rtl/>
-              </w:rPr>
-              <w:t xml:space="preserve">{vatAmount}</w:t>
-            </w:r>
-          </w:p>
-        </w:tc>
-      </w:tr>
-      <w:tr>
-        <w:tc>
-          <w:tcPr>
-            <w:tcW w:w="1764" w:type="dxa"/>
-          </w:tcPr>
-          <w:p>
-            <w:pPr>
-              <w:rPr>
-                <w:rFonts w:cs="David" w:hint="cs"/>
-                <w:b/>
-                <w:bCs/>
-                <w:sz w:val="28"/>
-                <w:szCs w:val="28"/>
-                <w:rtl/>
-              </w:rPr>
-            </w:pPr>
-            <w:r>
-              <w:rPr>
-                <w:rFonts w:cs="David" w:hint="cs"/>
-                <w:b/>
-                <w:bCs/>
-                <w:sz w:val="28"/>
-                <w:szCs w:val="28"/>
-                <w:rtl/>
-              </w:rPr>
-              <w:t xml:space="preserve">סה"כ לתשלום </w:t>
-            </w:r>
-          </w:p>
-        </w:tc>
-        <w:tc>
-          <w:tcPr>
-            <w:tcW w:w="1764" w:type="dxa"/>
-          </w:tcPr>
-          <w:p>
-            <w:pPr>
-              <w:rPr>
-                <w:rFonts w:cs="David" w:hint="cs"/>
-                <w:b/>
-                <w:bCs/>
-                <w:sz w:val="28"/>
-                <w:szCs w:val="28"/>
-                <w:rtl/>
-              </w:rPr>
-            </w:pPr>
-            <w:r>
-              <w:rPr>
-                <w:rFonts w:cs="David" w:hint="cs"/>
-                <w:b/>
-                <w:bCs/>
-                <w:sz w:val="28"/>
-                <w:szCs w:val="28"/>
-                <w:rtl/>
-              </w:rPr>
-              <w:t xml:space="preserve">{totalAmount}</w:t>
-            </w:r>
-          </w:p>
-        </w:tc>
-      </w:tr>
-    </w:tbl>
-    <w:p>
-      <w:pPr>
-        <w:rPr>
-          <w:vanish/>
-        </w:rPr>
-      </w:pPr>
-      <w:r>
-        <w:rPr>
-          <w:vanish/>
-        </w:rPr>
-        <w:t xml:space="preserve">{/hasDiscount}</w:t>
-      </w:r>
-    </w:p>
-    <w:p>
-      <w:pPr>
-        <w:rPr>
-          <w:rFonts w:cs="David"/>
-          <w:sz w:val="28"/>
-          <w:szCs w:val="28"/>
-          <w:rtl/>
-        </w:rPr>
-      </w:pPr>
-    </w:p>
-    <w:p>
-      <w:pPr>
-        <w:rPr>
-          <w:rFonts w:cs="David"/>
-          <w:sz w:val="28"/>
-          <w:szCs w:val="28"/>
-          <w:rtl/>
-        </w:rPr>
-      </w:pPr>
-    </w:p>
-    <w:p>
-      <w:pPr>
-        <w:rPr>
-          <w:rFonts w:cs="David"/>
-          <w:sz w:val="28"/>
-          <w:szCs w:val="28"/>
-          <w:rtl/>
-        </w:rPr>
-      </w:pPr>
-    </w:p>
-    <w:p>
-      <w:pPr>
-        <w:rPr>
-          <w:rFonts w:cs="David"/>
-          <w:sz w:val="28"/>
-          <w:szCs w:val="28"/>
-          <w:rtl/>
-        </w:rPr>
-      </w:pPr>
-    </w:p>
-    <w:p>
-      <w:pPr>
-        <w:rPr>
-          <w:rFonts w:cs="David"/>
-          <w:sz w:val="28"/>
-          <w:szCs w:val="28"/>
-          <w:rtl/>
-        </w:rPr>
-      </w:pPr>
-    </w:p>
-    <w:p>
-      <w:pPr>
-        <w:rPr>
-          <w:rFonts w:cs="David"/>
-          <w:sz w:val="28"/>
-          <w:szCs w:val="28"/>
-          <w:rtl/>
-        </w:rPr>
-      </w:pPr>
-    </w:p>
-    <w:p>
-      <w:pPr>
-        <w:rPr>
-          <w:rFonts w:cs="David"/>
-          <w:sz w:val="28"/>
-          <w:szCs w:val="28"/>
-          <w:rtl/>
-        </w:rPr>
-      </w:pPr>
-    </w:p>
-    <w:p>
-      <w:pPr>
-        <w:rPr>
-          <w:rFonts w:cs="David"/>
-          <w:sz w:val="28"/>
-          <w:szCs w:val="28"/>
-          <w:rtl/>
-        </w:rPr>
-      </w:pPr>
-    </w:p>
-    <w:p>
-      <w:pPr>
-        <w:rPr>
-          <w:rFonts w:cs="David"/>
-          <w:sz w:val="28"/>
-          <w:szCs w:val="28"/>
-          <w:rtl/>
-        </w:rPr>
-      </w:pPr>
-    </w:p>
-    <w:p>
-      <w:pPr>
-        <w:rPr>
-          <w:rFonts w:cs="David"/>
-          <w:sz w:val="28"/>
-          <w:szCs w:val="28"/>
-          <w:rtl/>
-        </w:rPr>
-      </w:pPr>
-    </w:p>
-    <w:p>
-      <w:pPr>
-        <w:rPr>
-          <w:vanish/>
-        </w:rPr>
-      </w:pPr>
-      <w:r>
-        <w:rPr>
-          <w:vanish/>
-        </w:rPr>
-        <w:t xml:space="preserve">{^hasDiscount}</w:t>
-      </w:r>
-    </w:p>
-    <w:tbl>
-      <w:tblPr>
-        <w:bidiVisual/>
-        <w:tblW w:w="0" w:type="auto"/>
-        <w:tblBorders>
-          <w:top w:val="single" w:sz="4" w:space="0" w:color="auto"/>
-          <w:left w:val="single" w:sz="4" w:space="0" w:color="auto"/>
-          <w:bottom w:val="single" w:sz="4" w:space="0" w:color="auto"/>
-          <w:right w:val="single" w:sz="4" w:space="0" w:color="auto"/>
-          <w:insideH w:val="single" w:sz="4" w:space="0" w:color="auto"/>
-          <w:insideV w:val="single" w:sz="4" w:space="0" w:color="auto"/>
-        </w:tblBorders>
-        <w:tblLook w:val="04A0" w:firstRow="1" w:lastRow="0" w:firstColumn="1" w:lastColumn="0" w:noHBand="0" w:noVBand="1"/>
-      </w:tblPr>
-      <w:tblGrid>
-        <w:gridCol w:w="911"/>
-        <w:gridCol w:w="911"/>
-        <w:gridCol w:w="3142"/>
-        <w:gridCol w:w="851"/>
-        <w:gridCol w:w="1177"/>
-        <w:gridCol w:w="1764"/>
-      </w:tblGrid>
-      <w:tr>
-        <w:tc>
-          <w:tcPr>
-            <w:tcW w:w="911" w:type="dxa"/>
+            <w:tcW w:w="700" w:type="dxa"/>
+            <w:tcBorders>
+              <w:top w:val="single" w:sz="4" w:space="0" w:color="auto"/>
+              <w:left w:val="single" w:sz="4" w:space="0" w:color="auto"/>
+              <w:bottom w:val="single" w:sz="4" w:space="0" w:color="auto"/>
+              <w:right w:val="single" w:sz="4" w:space="0" w:color="auto"/>
+            </w:tcBorders>
+            <w:hideMark/>
           </w:tcPr>
           <w:p>
             <w:pPr>
@@ -3354,7 +2513,7 @@
             </w:pPr>
             <w:r>
               <w:rPr>
-                <w:rFonts w:cs="David" w:hint="cs"/>
+                <w:rFonts w:cs="David"/>
                 <w:b/>
                 <w:bCs/>
                 <w:sz w:val="28"/>
@@ -3367,7 +2526,14 @@
         </w:tc>
         <w:tc>
           <w:tcPr>
-            <w:tcW w:w="911" w:type="dxa"/>
+            <w:tcW w:w="900" w:type="dxa"/>
+            <w:tcBorders>
+              <w:top w:val="single" w:sz="4" w:space="0" w:color="auto"/>
+              <w:left w:val="single" w:sz="4" w:space="0" w:color="auto"/>
+              <w:bottom w:val="single" w:sz="4" w:space="0" w:color="auto"/>
+              <w:right w:val="single" w:sz="4" w:space="0" w:color="auto"/>
+            </w:tcBorders>
+            <w:hideMark/>
           </w:tcPr>
           <w:p>
             <w:pPr>
@@ -3382,7 +2548,7 @@
             </w:pPr>
             <w:r>
               <w:rPr>
-                <w:rFonts w:cs="David" w:hint="cs"/>
+                <w:rFonts w:cs="David"/>
                 <w:b/>
                 <w:bCs/>
                 <w:sz w:val="28"/>
@@ -3395,7 +2561,14 @@
         </w:tc>
         <w:tc>
           <w:tcPr>
-            <w:tcW w:w="3142" w:type="dxa"/>
+            <w:tcW w:w="2900" w:type="dxa"/>
+            <w:tcBorders>
+              <w:top w:val="single" w:sz="4" w:space="0" w:color="auto"/>
+              <w:left w:val="single" w:sz="4" w:space="0" w:color="auto"/>
+              <w:bottom w:val="single" w:sz="4" w:space="0" w:color="auto"/>
+              <w:right w:val="single" w:sz="4" w:space="0" w:color="auto"/>
+            </w:tcBorders>
+            <w:hideMark/>
           </w:tcPr>
           <w:p>
             <w:pPr>
@@ -3410,7 +2583,7 @@
             </w:pPr>
             <w:r>
               <w:rPr>
-                <w:rFonts w:cs="David" w:hint="cs"/>
+                <w:rFonts w:cs="David"/>
                 <w:b/>
                 <w:bCs/>
                 <w:sz w:val="28"/>
@@ -3423,7 +2596,14 @@
         </w:tc>
         <w:tc>
           <w:tcPr>
-            <w:tcW w:w="851" w:type="dxa"/>
+            <w:tcW w:w="900" w:type="dxa"/>
+            <w:tcBorders>
+              <w:top w:val="single" w:sz="4" w:space="0" w:color="auto"/>
+              <w:left w:val="single" w:sz="4" w:space="0" w:color="auto"/>
+              <w:bottom w:val="single" w:sz="4" w:space="0" w:color="auto"/>
+              <w:right w:val="single" w:sz="4" w:space="0" w:color="auto"/>
+            </w:tcBorders>
+            <w:hideMark/>
           </w:tcPr>
           <w:p>
             <w:pPr>
@@ -3438,7 +2618,7 @@
             </w:pPr>
             <w:r>
               <w:rPr>
-                <w:rFonts w:cs="David" w:hint="cs"/>
+                <w:rFonts w:cs="David"/>
                 <w:b/>
                 <w:bCs/>
                 <w:sz w:val="28"/>
@@ -3451,7 +2631,14 @@
         </w:tc>
         <w:tc>
           <w:tcPr>
-            <w:tcW w:w="1177" w:type="dxa"/>
+            <w:tcW w:w="1400" w:type="dxa"/>
+            <w:tcBorders>
+              <w:top w:val="single" w:sz="4" w:space="0" w:color="auto"/>
+              <w:left w:val="single" w:sz="4" w:space="0" w:color="auto"/>
+              <w:bottom w:val="single" w:sz="4" w:space="0" w:color="auto"/>
+              <w:right w:val="single" w:sz="4" w:space="0" w:color="auto"/>
+            </w:tcBorders>
+            <w:hideMark/>
           </w:tcPr>
           <w:p>
             <w:pPr>
@@ -3466,7 +2653,7 @@
             </w:pPr>
             <w:r>
               <w:rPr>
-                <w:rFonts w:cs="David" w:hint="cs"/>
+                <w:rFonts w:cs="David"/>
                 <w:b/>
                 <w:bCs/>
                 <w:sz w:val="28"/>
@@ -3479,7 +2666,14 @@
         </w:tc>
         <w:tc>
           <w:tcPr>
-            <w:tcW w:w="1764" w:type="dxa"/>
+            <w:tcW w:w="1400" w:type="dxa"/>
+            <w:tcBorders>
+              <w:top w:val="single" w:sz="4" w:space="0" w:color="auto"/>
+              <w:left w:val="single" w:sz="4" w:space="0" w:color="auto"/>
+              <w:bottom w:val="single" w:sz="4" w:space="0" w:color="auto"/>
+              <w:right w:val="single" w:sz="4" w:space="0" w:color="auto"/>
+            </w:tcBorders>
+            <w:hideMark/>
           </w:tcPr>
           <w:p>
             <w:pPr>
@@ -3494,7 +2688,41 @@
             </w:pPr>
             <w:r>
               <w:rPr>
-                <w:rFonts w:cs="David" w:hint="cs"/>
+                <w:rFonts w:cs="David"/>
+                <w:b/>
+                <w:bCs/>
+                <w:sz w:val="28"/>
+                <w:szCs w:val="28"/>
+                <w:rtl/>
+              </w:rPr>
+              <w:t xml:space="preserve">% הנחה לשורה </w:t>
+            </w:r>
+          </w:p>
+        </w:tc>
+        <w:tc>
+          <w:tcPr>
+            <w:tcW w:w="2266" w:type="dxa"/>
+            <w:tcBorders>
+              <w:top w:val="single" w:sz="4" w:space="0" w:color="auto"/>
+              <w:left w:val="single" w:sz="4" w:space="0" w:color="auto"/>
+              <w:bottom w:val="single" w:sz="4" w:space="0" w:color="auto"/>
+              <w:right w:val="single" w:sz="4" w:space="0" w:color="auto"/>
+            </w:tcBorders>
+          </w:tcPr>
+          <w:p>
+            <w:pPr>
+              <w:rPr>
+                <w:rFonts w:cs="David"/>
+                <w:b/>
+                <w:bCs/>
+                <w:sz w:val="28"/>
+                <w:szCs w:val="28"/>
+                <w:rtl/>
+              </w:rPr>
+            </w:pPr>
+            <w:r>
+              <w:rPr>
+                <w:rFonts w:cs="David"/>
                 <w:b/>
                 <w:bCs/>
                 <w:sz w:val="28"/>
@@ -3521,7 +2749,574 @@
       <w:tr>
         <w:tc>
           <w:tcPr>
-            <w:tcW w:w="911" w:type="dxa"/>
+            <w:tcW w:w="700" w:type="dxa"/>
+            <w:tcBorders>
+              <w:top w:val="single" w:sz="4" w:space="0" w:color="auto"/>
+              <w:left w:val="single" w:sz="4" w:space="0" w:color="auto"/>
+              <w:bottom w:val="single" w:sz="4" w:space="0" w:color="auto"/>
+              <w:right w:val="single" w:sz="4" w:space="0" w:color="auto"/>
+            </w:tcBorders>
+          </w:tcPr>
+          <w:p>
+            <w:pPr>
+              <w:rPr>
+                <w:rFonts w:cs="David"/>
+                <w:b/>
+                <w:bCs/>
+                <w:sz w:val="28"/>
+                <w:szCs w:val="28"/>
+                <w:rtl/>
+              </w:rPr>
+            </w:pPr>
+            <w:bookmarkStart w:id="7" w:name="fldLine"/>
+            <w:bookmarkEnd w:id="7"/>
+            <w:r>
+              <w:rPr>
+                <w:rFonts w:cs="David" w:hint="cs"/>
+                <w:b/>
+                <w:bCs/>
+                <w:sz w:val="28"/>
+                <w:szCs w:val="28"/>
+                <w:rtl/>
+              </w:rPr>
+              <w:t>{#items}{lineNumber}</w:t>
+            </w:r>
+          </w:p>
+        </w:tc>
+        <w:tc>
+          <w:tcPr>
+            <w:tcW w:w="900" w:type="dxa"/>
+            <w:tcBorders>
+              <w:top w:val="single" w:sz="4" w:space="0" w:color="auto"/>
+              <w:left w:val="single" w:sz="4" w:space="0" w:color="auto"/>
+              <w:bottom w:val="single" w:sz="4" w:space="0" w:color="auto"/>
+              <w:right w:val="single" w:sz="4" w:space="0" w:color="auto"/>
+            </w:tcBorders>
+          </w:tcPr>
+          <w:p>
+            <w:pPr>
+              <w:rPr>
+                <w:rFonts w:cs="David"/>
+                <w:b/>
+                <w:bCs/>
+                <w:sz w:val="28"/>
+                <w:szCs w:val="28"/>
+                <w:rtl/>
+              </w:rPr>
+            </w:pPr>
+            <w:bookmarkStart w:id="8" w:name="fldMakat"/>
+            <w:bookmarkEnd w:id="8"/>
+            <w:r>
+              <w:rPr>
+                <w:rFonts w:cs="David" w:hint="cs"/>
+                <w:b/>
+                <w:bCs/>
+                <w:sz w:val="28"/>
+                <w:szCs w:val="28"/>
+                <w:rtl/>
+              </w:rPr>
+              <w:t>{</w:t>
+            </w:r>
+            <w:proofErr w:type="spellStart"/>
+            <w:r>
+              <w:rPr>
+                <w:rFonts w:cs="David" w:hint="cs"/>
+                <w:b/>
+                <w:bCs/>
+                <w:sz w:val="28"/>
+                <w:szCs w:val="28"/>
+                <w:rtl/>
+              </w:rPr>
+              <w:t>itemCode</w:t>
+            </w:r>
+            <w:proofErr w:type="spellEnd"/>
+            <w:r>
+              <w:rPr>
+                <w:rFonts w:cs="David" w:hint="cs"/>
+                <w:b/>
+                <w:bCs/>
+                <w:sz w:val="28"/>
+                <w:szCs w:val="28"/>
+                <w:rtl/>
+              </w:rPr>
+              <w:t>}</w:t>
+            </w:r>
+          </w:p>
+        </w:tc>
+        <w:tc>
+          <w:tcPr>
+            <w:tcW w:w="2900" w:type="dxa"/>
+            <w:tcBorders>
+              <w:top w:val="single" w:sz="4" w:space="0" w:color="auto"/>
+              <w:left w:val="single" w:sz="4" w:space="0" w:color="auto"/>
+              <w:bottom w:val="single" w:sz="4" w:space="0" w:color="auto"/>
+              <w:right w:val="single" w:sz="4" w:space="0" w:color="auto"/>
+            </w:tcBorders>
+          </w:tcPr>
+          <w:p>
+            <w:pPr>
+              <w:rPr>
+                <w:rFonts w:cs="David"/>
+                <w:b/>
+                <w:bCs/>
+                <w:sz w:val="28"/>
+                <w:szCs w:val="28"/>
+                <w:rtl/>
+              </w:rPr>
+            </w:pPr>
+            <w:bookmarkStart w:id="9" w:name="fldProduct"/>
+            <w:bookmarkEnd w:id="9"/>
+            <w:r>
+              <w:rPr>
+                <w:rFonts w:cs="David" w:hint="cs"/>
+                <w:b/>
+                <w:bCs/>
+                <w:sz w:val="28"/>
+                <w:szCs w:val="28"/>
+                <w:rtl/>
+              </w:rPr>
+              <w:t>{</w:t>
+            </w:r>
+            <w:proofErr w:type="spellStart"/>
+            <w:r>
+              <w:rPr>
+                <w:rFonts w:cs="David" w:hint="cs"/>
+                <w:b/>
+                <w:bCs/>
+                <w:sz w:val="28"/>
+                <w:szCs w:val="28"/>
+                <w:rtl/>
+              </w:rPr>
+              <w:t>description</w:t>
+            </w:r>
+            <w:proofErr w:type="spellEnd"/>
+            <w:r>
+              <w:rPr>
+                <w:rFonts w:cs="David" w:hint="cs"/>
+                <w:b/>
+                <w:bCs/>
+                <w:sz w:val="28"/>
+                <w:szCs w:val="28"/>
+                <w:rtl/>
+              </w:rPr>
+              <w:t>}</w:t>
+            </w:r>
+          </w:p>
+        </w:tc>
+        <w:tc>
+          <w:tcPr>
+            <w:tcW w:w="900" w:type="dxa"/>
+            <w:tcBorders>
+              <w:top w:val="single" w:sz="4" w:space="0" w:color="auto"/>
+              <w:left w:val="single" w:sz="4" w:space="0" w:color="auto"/>
+              <w:bottom w:val="single" w:sz="4" w:space="0" w:color="auto"/>
+              <w:right w:val="single" w:sz="4" w:space="0" w:color="auto"/>
+            </w:tcBorders>
+          </w:tcPr>
+          <w:p>
+            <w:pPr>
+              <w:rPr>
+                <w:rFonts w:cs="David"/>
+                <w:b/>
+                <w:bCs/>
+                <w:sz w:val="28"/>
+                <w:szCs w:val="28"/>
+                <w:rtl/>
+              </w:rPr>
+            </w:pPr>
+            <w:bookmarkStart w:id="10" w:name="fldAmmount"/>
+            <w:bookmarkEnd w:id="10"/>
+            <w:r>
+              <w:rPr>
+                <w:rFonts w:cs="David" w:hint="cs"/>
+                <w:b/>
+                <w:bCs/>
+                <w:sz w:val="28"/>
+                <w:szCs w:val="28"/>
+                <w:rtl/>
+              </w:rPr>
+              <w:t>{</w:t>
+            </w:r>
+            <w:proofErr w:type="spellStart"/>
+            <w:r>
+              <w:rPr>
+                <w:rFonts w:cs="David" w:hint="cs"/>
+                <w:b/>
+                <w:bCs/>
+                <w:sz w:val="28"/>
+                <w:szCs w:val="28"/>
+                <w:rtl/>
+              </w:rPr>
+              <w:t>quantity</w:t>
+            </w:r>
+            <w:proofErr w:type="spellEnd"/>
+            <w:r>
+              <w:rPr>
+                <w:rFonts w:cs="David" w:hint="cs"/>
+                <w:b/>
+                <w:bCs/>
+                <w:sz w:val="28"/>
+                <w:szCs w:val="28"/>
+                <w:rtl/>
+              </w:rPr>
+              <w:t>}</w:t>
+            </w:r>
+          </w:p>
+        </w:tc>
+        <w:tc>
+          <w:tcPr>
+            <w:tcW w:w="1400" w:type="dxa"/>
+            <w:tcBorders>
+              <w:top w:val="single" w:sz="4" w:space="0" w:color="auto"/>
+              <w:left w:val="single" w:sz="4" w:space="0" w:color="auto"/>
+              <w:bottom w:val="single" w:sz="4" w:space="0" w:color="auto"/>
+              <w:right w:val="single" w:sz="4" w:space="0" w:color="auto"/>
+            </w:tcBorders>
+          </w:tcPr>
+          <w:p>
+            <w:pPr>
+              <w:rPr>
+                <w:rFonts w:cs="David"/>
+                <w:b/>
+                <w:bCs/>
+                <w:sz w:val="28"/>
+                <w:szCs w:val="28"/>
+                <w:rtl/>
+              </w:rPr>
+            </w:pPr>
+            <w:bookmarkStart w:id="11" w:name="fldPrice"/>
+            <w:bookmarkEnd w:id="11"/>
+            <w:r>
+              <w:rPr>
+                <w:rFonts w:cs="David" w:hint="cs"/>
+                <w:b/>
+                <w:bCs/>
+                <w:sz w:val="28"/>
+                <w:szCs w:val="28"/>
+                <w:rtl/>
+              </w:rPr>
+              <w:t>{</w:t>
+            </w:r>
+            <w:proofErr w:type="spellStart"/>
+            <w:r>
+              <w:rPr>
+                <w:rFonts w:cs="David" w:hint="cs"/>
+                <w:b/>
+                <w:bCs/>
+                <w:sz w:val="28"/>
+                <w:szCs w:val="28"/>
+                <w:rtl/>
+              </w:rPr>
+              <w:t>unitPrice</w:t>
+            </w:r>
+            <w:proofErr w:type="spellEnd"/>
+            <w:r>
+              <w:rPr>
+                <w:rFonts w:cs="David" w:hint="cs"/>
+                <w:b/>
+                <w:bCs/>
+                <w:sz w:val="28"/>
+                <w:szCs w:val="28"/>
+                <w:rtl/>
+              </w:rPr>
+              <w:t>}</w:t>
+            </w:r>
+          </w:p>
+        </w:tc>
+        <w:tc>
+          <w:tcPr>
+            <w:tcW w:w="1400" w:type="dxa"/>
+            <w:tcBorders>
+              <w:top w:val="single" w:sz="4" w:space="0" w:color="auto"/>
+              <w:left w:val="single" w:sz="4" w:space="0" w:color="auto"/>
+              <w:bottom w:val="single" w:sz="4" w:space="0" w:color="auto"/>
+              <w:right w:val="single" w:sz="4" w:space="0" w:color="auto"/>
+            </w:tcBorders>
+          </w:tcPr>
+          <w:p>
+            <w:pPr>
+              <w:rPr>
+                <w:rFonts w:cs="David"/>
+                <w:b/>
+                <w:bCs/>
+                <w:sz w:val="28"/>
+                <w:szCs w:val="28"/>
+                <w:rtl/>
+              </w:rPr>
+            </w:pPr>
+            <w:bookmarkStart w:id="12" w:name="fldLineDiscount"/>
+            <w:bookmarkEnd w:id="12"/>
+            <w:r>
+              <w:rPr>
+                <w:rFonts w:cs="David" w:hint="cs"/>
+                <w:b/>
+                <w:bCs/>
+                <w:sz w:val="28"/>
+                <w:szCs w:val="28"/>
+                <w:rtl/>
+              </w:rPr>
+              <w:t>{</w:t>
+            </w:r>
+            <w:proofErr w:type="spellStart"/>
+            <w:r>
+              <w:rPr>
+                <w:rFonts w:cs="David" w:hint="cs"/>
+                <w:b/>
+                <w:bCs/>
+                <w:sz w:val="28"/>
+                <w:szCs w:val="28"/>
+                <w:rtl/>
+              </w:rPr>
+              <w:t>lineDiscountPercent</w:t>
+            </w:r>
+            <w:proofErr w:type="spellEnd"/>
+            <w:r>
+              <w:rPr>
+                <w:rFonts w:cs="David" w:hint="cs"/>
+                <w:b/>
+                <w:bCs/>
+                <w:sz w:val="28"/>
+                <w:szCs w:val="28"/>
+                <w:rtl/>
+              </w:rPr>
+              <w:t>}</w:t>
+            </w:r>
+          </w:p>
+        </w:tc>
+        <w:tc>
+          <w:tcPr>
+            <w:tcW w:w="2266" w:type="dxa"/>
+            <w:tcBorders>
+              <w:top w:val="single" w:sz="4" w:space="0" w:color="auto"/>
+              <w:left w:val="single" w:sz="4" w:space="0" w:color="auto"/>
+              <w:bottom w:val="single" w:sz="4" w:space="0" w:color="auto"/>
+              <w:right w:val="single" w:sz="4" w:space="0" w:color="auto"/>
+            </w:tcBorders>
+          </w:tcPr>
+          <w:p>
+            <w:pPr>
+              <w:rPr>
+                <w:rFonts w:cs="David"/>
+                <w:b/>
+                <w:bCs/>
+                <w:sz w:val="28"/>
+                <w:szCs w:val="28"/>
+                <w:rtl/>
+              </w:rPr>
+            </w:pPr>
+            <w:bookmarkStart w:id="13" w:name="fldLineTotal"/>
+            <w:bookmarkEnd w:id="13"/>
+            <w:r>
+              <w:rPr>
+                <w:rFonts w:cs="David" w:hint="cs"/>
+                <w:b/>
+                <w:bCs/>
+                <w:sz w:val="28"/>
+                <w:szCs w:val="28"/>
+                <w:rtl/>
+              </w:rPr>
+              <w:t>{</w:t>
+            </w:r>
+            <w:proofErr w:type="spellStart"/>
+            <w:r>
+              <w:rPr>
+                <w:rFonts w:cs="David" w:hint="cs"/>
+                <w:b/>
+                <w:bCs/>
+                <w:sz w:val="28"/>
+                <w:szCs w:val="28"/>
+                <w:rtl/>
+              </w:rPr>
+              <w:t>lineTotal</w:t>
+            </w:r>
+            <w:proofErr w:type="spellEnd"/>
+            <w:r>
+              <w:rPr>
+                <w:rFonts w:cs="David" w:hint="cs"/>
+                <w:b/>
+                <w:bCs/>
+                <w:sz w:val="28"/>
+                <w:szCs w:val="28"/>
+                <w:rtl/>
+              </w:rPr>
+              <w:t>}{/</w:t>
+            </w:r>
+            <w:proofErr w:type="spellStart"/>
+            <w:r>
+              <w:rPr>
+                <w:rFonts w:cs="David" w:hint="cs"/>
+                <w:b/>
+                <w:bCs/>
+                <w:sz w:val="28"/>
+                <w:szCs w:val="28"/>
+                <w:rtl/>
+              </w:rPr>
+              <w:t>items</w:t>
+            </w:r>
+            <w:proofErr w:type="spellEnd"/>
+            <w:r>
+              <w:rPr>
+                <w:rFonts w:cs="David" w:hint="cs"/>
+                <w:b/>
+                <w:bCs/>
+                <w:sz w:val="28"/>
+                <w:szCs w:val="28"/>
+                <w:rtl/>
+              </w:rPr>
+              <w:t>}</w:t>
+            </w:r>
+          </w:p>
+        </w:tc>
+      </w:tr>
+    </w:tbl>
+    <w:p>
+      <w:pPr>
+        <w:rPr>
+          <w:rFonts w:cs="David"/>
+          <w:vanish/>
+          <w:sz w:val="28"/>
+          <w:szCs w:val="28"/>
+          <w:rtl/>
+        </w:rPr>
+      </w:pPr>
+    </w:p>
+    <w:tbl>
+      <w:tblPr>
+        <w:tblpPr w:leftFromText="180" w:rightFromText="180" w:vertAnchor="text" w:horzAnchor="page" w:tblpX="67" w:tblpY="199"/>
+        <w:bidiVisual/>
+        <w:tblW w:w="0" w:type="auto"/>
+        <w:tblBorders>
+          <w:top w:val="single" w:sz="4" w:space="0" w:color="auto"/>
+          <w:left w:val="single" w:sz="4" w:space="0" w:color="auto"/>
+          <w:bottom w:val="single" w:sz="4" w:space="0" w:color="auto"/>
+          <w:right w:val="single" w:sz="4" w:space="0" w:color="auto"/>
+          <w:insideH w:val="single" w:sz="4" w:space="0" w:color="auto"/>
+          <w:insideV w:val="single" w:sz="4" w:space="0" w:color="auto"/>
+        </w:tblBorders>
+        <w:tblLook w:val="04A0" w:firstRow="1" w:lastRow="0" w:firstColumn="1" w:lastColumn="0" w:noHBand="0" w:noVBand="1"/>
+      </w:tblPr>
+      <w:tblGrid>
+        <w:gridCol w:w="1764"/>
+        <w:gridCol w:w="3145"/>
+      </w:tblGrid>
+      <w:tr>
+        <w:tc>
+          <w:tcPr>
+            <w:tcW w:w="1764" w:type="dxa"/>
+            <w:tcBorders>
+              <w:top w:val="single" w:sz="4" w:space="0" w:color="auto"/>
+              <w:left w:val="single" w:sz="4" w:space="0" w:color="auto"/>
+              <w:bottom w:val="single" w:sz="4" w:space="0" w:color="auto"/>
+              <w:right w:val="single" w:sz="4" w:space="0" w:color="auto"/>
+            </w:tcBorders>
+            <w:hideMark/>
+          </w:tcPr>
+          <w:p>
+            <w:pPr>
+              <w:rPr>
+                <w:rFonts w:cs="David"/>
+                <w:b/>
+                <w:bCs/>
+                <w:sz w:val="28"/>
+                <w:szCs w:val="28"/>
+              </w:rPr>
+            </w:pPr>
+            <w:r>
+              <w:rPr>
+                <w:rFonts w:cs="David"/>
+                <w:b/>
+                <w:bCs/>
+                <w:sz w:val="28"/>
+                <w:szCs w:val="28"/>
+                <w:rtl/>
+              </w:rPr>
+              <w:t>% הנחה</w:t>
+            </w:r>
+            <w:r>
+              <w:rPr>
+                <w:rFonts w:cs="David"/>
+                <w:b/>
+                <w:bCs/>
+                <w:sz w:val="28"/>
+                <w:szCs w:val="28"/>
+                <w:rtl/>
+              </w:rPr>
+              <w:br/>
+            </w:r>
+          </w:p>
+        </w:tc>
+        <w:tc>
+          <w:tcPr>
+            <w:tcW w:w="2414" w:type="dxa"/>
+            <w:tcBorders>
+              <w:top w:val="single" w:sz="4" w:space="0" w:color="auto"/>
+              <w:left w:val="single" w:sz="4" w:space="0" w:color="auto"/>
+              <w:bottom w:val="single" w:sz="4" w:space="0" w:color="auto"/>
+              <w:right w:val="single" w:sz="4" w:space="0" w:color="auto"/>
+            </w:tcBorders>
+          </w:tcPr>
+          <w:p>
+            <w:pPr>
+              <w:rPr>
+                <w:rFonts w:cs="David"/>
+                <w:b/>
+                <w:bCs/>
+                <w:sz w:val="28"/>
+                <w:szCs w:val="28"/>
+                <w:rtl/>
+              </w:rPr>
+            </w:pPr>
+            <w:bookmarkStart w:id="14" w:name="fldDiscount"/>
+            <w:bookmarkEnd w:id="14"/>
+            <w:r>
+              <w:rPr>
+                <w:rFonts w:cs="David" w:hint="cs"/>
+                <w:b/>
+                <w:bCs/>
+                <w:sz w:val="28"/>
+                <w:szCs w:val="28"/>
+                <w:rtl/>
+              </w:rPr>
+              <w:t>{</w:t>
+            </w:r>
+            <w:proofErr w:type="spellStart"/>
+            <w:r>
+              <w:rPr>
+                <w:rFonts w:cs="David" w:hint="cs"/>
+                <w:b/>
+                <w:bCs/>
+                <w:sz w:val="28"/>
+                <w:szCs w:val="28"/>
+                <w:rtl/>
+              </w:rPr>
+              <w:t>discountPercent</w:t>
+            </w:r>
+            <w:proofErr w:type="spellEnd"/>
+            <w:r>
+              <w:rPr>
+                <w:rFonts w:cs="David" w:hint="cs"/>
+                <w:b/>
+                <w:bCs/>
+                <w:sz w:val="28"/>
+                <w:szCs w:val="28"/>
+                <w:rtl/>
+              </w:rPr>
+              <w:t>}</w:t>
+            </w:r>
+          </w:p>
+        </w:tc>
+      </w:tr>
+      <w:tr>
+        <w:tc>
+          <w:tcPr>
+            <w:tcW w:w="1764" w:type="dxa"/>
+            <w:tcBorders>
+              <w:top w:val="single" w:sz="4" w:space="0" w:color="auto"/>
+              <w:left w:val="single" w:sz="4" w:space="0" w:color="auto"/>
+              <w:bottom w:val="single" w:sz="4" w:space="0" w:color="auto"/>
+              <w:right w:val="single" w:sz="4" w:space="0" w:color="auto"/>
+            </w:tcBorders>
+            <w:hideMark/>
           </w:tcPr>
           <w:p>
             <w:pPr>
@@ -3536,6 +3331,42 @@
             </w:pPr>
             <w:r>
               <w:rPr>
+                <w:rFonts w:cs="David"/>
+                <w:b/>
+                <w:bCs/>
+                <w:sz w:val="28"/>
+                <w:szCs w:val="28"/>
+                <w:rtl/>
+              </w:rPr>
+              <w:t>סה"כ לאחר הנחה</w:t>
+            </w:r>
+          </w:p>
+        </w:tc>
+        <w:tc>
+          <w:tcPr>
+            <w:tcW w:w="2414" w:type="dxa"/>
+            <w:tcBorders>
+              <w:top w:val="single" w:sz="4" w:space="0" w:color="auto"/>
+              <w:left w:val="single" w:sz="4" w:space="0" w:color="auto"/>
+              <w:bottom w:val="single" w:sz="4" w:space="0" w:color="auto"/>
+              <w:right w:val="single" w:sz="4" w:space="0" w:color="auto"/>
+            </w:tcBorders>
+          </w:tcPr>
+          <w:p>
+            <w:pPr>
+              <w:rPr>
+                <w:rFonts w:cs="David"/>
+                <w:b/>
+                <w:bCs/>
+                <w:sz w:val="28"/>
+                <w:szCs w:val="28"/>
+                <w:rtl/>
+              </w:rPr>
+            </w:pPr>
+            <w:bookmarkStart w:id="15" w:name="fldTotalAfterDiscount"/>
+            <w:bookmarkEnd w:id="15"/>
+            <w:r>
+              <w:rPr>
                 <w:rFonts w:cs="David" w:hint="cs"/>
                 <w:b/>
                 <w:bCs/>
@@ -3543,13 +3374,46 @@
                 <w:szCs w:val="28"/>
                 <w:rtl/>
               </w:rPr>
-              <w:t xml:space="preserve">{#items}{lineNumber}</w:t>
+              <w:t>{</w:t>
+            </w:r>
+            <w:proofErr w:type="spellStart"/>
+            <w:r>
+              <w:rPr>
+                <w:rFonts w:cs="David" w:hint="cs"/>
+                <w:b/>
+                <w:bCs/>
+                <w:sz w:val="28"/>
+                <w:szCs w:val="28"/>
+                <w:rtl/>
+              </w:rPr>
+              <w:t>subtotalAfterDiscount</w:t>
+            </w:r>
+            <w:proofErr w:type="spellEnd"/>
+            <w:r>
+              <w:rPr>
+                <w:rFonts w:cs="David" w:hint="cs"/>
+                <w:b/>
+                <w:bCs/>
+                <w:sz w:val="28"/>
+                <w:szCs w:val="28"/>
+                <w:rtl/>
+              </w:rPr>
+              <w:t>}</w:t>
             </w:r>
           </w:p>
         </w:tc>
+      </w:tr>
+      <w:tr>
         <w:tc>
           <w:tcPr>
-            <w:tcW w:w="911" w:type="dxa"/>
+            <w:tcW w:w="1764" w:type="dxa"/>
+            <w:tcBorders>
+              <w:top w:val="single" w:sz="4" w:space="0" w:color="auto"/>
+              <w:left w:val="single" w:sz="4" w:space="0" w:color="auto"/>
+              <w:bottom w:val="single" w:sz="4" w:space="0" w:color="auto"/>
+              <w:right w:val="single" w:sz="4" w:space="0" w:color="auto"/>
+            </w:tcBorders>
+            <w:hideMark/>
           </w:tcPr>
           <w:p>
             <w:pPr>
@@ -3564,6 +3428,42 @@
             </w:pPr>
             <w:r>
               <w:rPr>
+                <w:rFonts w:cs="David"/>
+                <w:b/>
+                <w:bCs/>
+                <w:sz w:val="28"/>
+                <w:szCs w:val="28"/>
+                <w:rtl/>
+              </w:rPr>
+              <w:t>מע"מ 18%</w:t>
+            </w:r>
+          </w:p>
+        </w:tc>
+        <w:tc>
+          <w:tcPr>
+            <w:tcW w:w="2414" w:type="dxa"/>
+            <w:tcBorders>
+              <w:top w:val="single" w:sz="4" w:space="0" w:color="auto"/>
+              <w:left w:val="single" w:sz="4" w:space="0" w:color="auto"/>
+              <w:bottom w:val="single" w:sz="4" w:space="0" w:color="auto"/>
+              <w:right w:val="single" w:sz="4" w:space="0" w:color="auto"/>
+            </w:tcBorders>
+          </w:tcPr>
+          <w:p>
+            <w:pPr>
+              <w:rPr>
+                <w:rFonts w:cs="David"/>
+                <w:b/>
+                <w:bCs/>
+                <w:sz w:val="28"/>
+                <w:szCs w:val="28"/>
+                <w:rtl/>
+              </w:rPr>
+            </w:pPr>
+            <w:bookmarkStart w:id="16" w:name="fldMAAM"/>
+            <w:bookmarkEnd w:id="16"/>
+            <w:r>
+              <w:rPr>
                 <w:rFonts w:cs="David" w:hint="cs"/>
                 <w:b/>
                 <w:bCs/>
@@ -3571,13 +3471,46 @@
                 <w:szCs w:val="28"/>
                 <w:rtl/>
               </w:rPr>
-              <w:t xml:space="preserve">{itemCode}</w:t>
+              <w:t>{</w:t>
+            </w:r>
+            <w:proofErr w:type="spellStart"/>
+            <w:r>
+              <w:rPr>
+                <w:rFonts w:cs="David" w:hint="cs"/>
+                <w:b/>
+                <w:bCs/>
+                <w:sz w:val="28"/>
+                <w:szCs w:val="28"/>
+                <w:rtl/>
+              </w:rPr>
+              <w:t>vatAmount</w:t>
+            </w:r>
+            <w:proofErr w:type="spellEnd"/>
+            <w:r>
+              <w:rPr>
+                <w:rFonts w:cs="David" w:hint="cs"/>
+                <w:b/>
+                <w:bCs/>
+                <w:sz w:val="28"/>
+                <w:szCs w:val="28"/>
+                <w:rtl/>
+              </w:rPr>
+              <w:t>}</w:t>
             </w:r>
           </w:p>
         </w:tc>
+      </w:tr>
+      <w:tr>
         <w:tc>
           <w:tcPr>
-            <w:tcW w:w="3142" w:type="dxa"/>
+            <w:tcW w:w="1764" w:type="dxa"/>
+            <w:tcBorders>
+              <w:top w:val="single" w:sz="4" w:space="0" w:color="auto"/>
+              <w:left w:val="single" w:sz="4" w:space="0" w:color="auto"/>
+              <w:bottom w:val="single" w:sz="4" w:space="0" w:color="auto"/>
+              <w:right w:val="single" w:sz="4" w:space="0" w:color="auto"/>
+            </w:tcBorders>
+            <w:hideMark/>
           </w:tcPr>
           <w:p>
             <w:pPr>
@@ -3592,20 +3525,26 @@
             </w:pPr>
             <w:r>
               <w:rPr>
-                <w:rFonts w:cs="David" w:hint="cs"/>
+                <w:rFonts w:cs="David"/>
                 <w:b/>
                 <w:bCs/>
                 <w:sz w:val="28"/>
                 <w:szCs w:val="28"/>
                 <w:rtl/>
               </w:rPr>
-              <w:t xml:space="preserve">{description}</w:t>
+              <w:t xml:space="preserve">סה"כ לתשלום </w:t>
             </w:r>
           </w:p>
         </w:tc>
         <w:tc>
           <w:tcPr>
-            <w:tcW w:w="851" w:type="dxa"/>
+            <w:tcW w:w="2414" w:type="dxa"/>
+            <w:tcBorders>
+              <w:top w:val="single" w:sz="4" w:space="0" w:color="auto"/>
+              <w:left w:val="single" w:sz="4" w:space="0" w:color="auto"/>
+              <w:bottom w:val="single" w:sz="4" w:space="0" w:color="auto"/>
+              <w:right w:val="single" w:sz="4" w:space="0" w:color="auto"/>
+            </w:tcBorders>
           </w:tcPr>
           <w:p>
             <w:pPr>
@@ -3618,6 +3557,8 @@
                 <w:rtl/>
               </w:rPr>
             </w:pPr>
+            <w:bookmarkStart w:id="17" w:name="fldTotalAfterMaaM"/>
+            <w:bookmarkEnd w:id="17"/>
             <w:r>
               <w:rPr>
                 <w:rFonts w:cs="David" w:hint="cs"/>
@@ -3627,25 +3568,9 @@
                 <w:szCs w:val="28"/>
                 <w:rtl/>
               </w:rPr>
-              <w:t xml:space="preserve">{quantity}</w:t>
+              <w:t>{</w:t>
             </w:r>
-          </w:p>
-        </w:tc>
-        <w:tc>
-          <w:tcPr>
-            <w:tcW w:w="1177" w:type="dxa"/>
-          </w:tcPr>
-          <w:p>
-            <w:pPr>
-              <w:rPr>
-                <w:rFonts w:cs="David"/>
-                <w:b/>
-                <w:bCs/>
-                <w:sz w:val="28"/>
-                <w:szCs w:val="28"/>
-                <w:rtl/>
-              </w:rPr>
-            </w:pPr>
+            <w:proofErr w:type="spellStart"/>
             <w:r>
               <w:rPr>
                 <w:rFonts w:cs="David" w:hint="cs"/>
@@ -3655,25 +3580,9 @@
                 <w:szCs w:val="28"/>
                 <w:rtl/>
               </w:rPr>
-              <w:t xml:space="preserve">{unitPrice}</w:t>
+              <w:t>totalAmount</w:t>
             </w:r>
-          </w:p>
-        </w:tc>
-        <w:tc>
-          <w:tcPr>
-            <w:tcW w:w="1764" w:type="dxa"/>
-          </w:tcPr>
-          <w:p>
-            <w:pPr>
-              <w:rPr>
-                <w:rFonts w:cs="David" w:hint="cs"/>
-                <w:b/>
-                <w:bCs/>
-                <w:sz w:val="28"/>
-                <w:szCs w:val="28"/>
-                <w:rtl/>
-              </w:rPr>
-            </w:pPr>
+            <w:proofErr w:type="spellEnd"/>
             <w:r>
               <w:rPr>
                 <w:rFonts w:cs="David" w:hint="cs"/>
@@ -3683,230 +3592,7 @@
                 <w:szCs w:val="28"/>
                 <w:rtl/>
               </w:rPr>
-              <w:t xml:space="preserve">{lineTotal}{/items}</w:t>
-            </w:r>
-          </w:p>
-        </w:tc>
-      </w:tr>
-    </w:tbl>
-    <w:p>
-      <w:pPr>
-        <w:rPr>
-          <w:vanish/>
-        </w:rPr>
-      </w:pPr>
-    </w:p>
-    <w:tbl>
-      <w:tblPr>
-        <w:tblpPr w:leftFromText="180" w:rightFromText="180" w:vertAnchor="text" w:horzAnchor="page" w:tblpX="2434" w:tblpY="249"/>
-        <w:bidiVisual/>
-        <w:tblW w:w="0" w:type="auto"/>
-        <w:tblBorders>
-          <w:top w:val="single" w:sz="4" w:space="0" w:color="auto"/>
-          <w:left w:val="single" w:sz="4" w:space="0" w:color="auto"/>
-          <w:bottom w:val="single" w:sz="4" w:space="0" w:color="auto"/>
-          <w:right w:val="single" w:sz="4" w:space="0" w:color="auto"/>
-          <w:insideH w:val="single" w:sz="4" w:space="0" w:color="auto"/>
-          <w:insideV w:val="single" w:sz="4" w:space="0" w:color="auto"/>
-        </w:tblBorders>
-        <w:tblLook w:val="04A0" w:firstRow="1" w:lastRow="0" w:firstColumn="1" w:lastColumn="0" w:noHBand="0" w:noVBand="1"/>
-      </w:tblPr>
-      <w:tblGrid>
-        <w:gridCol w:w="1764"/>
-        <w:gridCol w:w="1764"/>
-      </w:tblGrid>
-      <w:tr>
-        <w:tc>
-          <w:tcPr>
-            <w:tcW w:w="1764" w:type="dxa"/>
-          </w:tcPr>
-          <w:p>
-            <w:pPr>
-              <w:rPr>
-                <w:rFonts w:cs="David"/>
-                <w:b/>
-                <w:bCs/>
-                <w:sz w:val="28"/>
-                <w:szCs w:val="28"/>
-                <w:rtl/>
-              </w:rPr>
-            </w:pPr>
-            <w:r>
-              <w:rPr>
-                <w:rFonts w:cs="David" w:hint="cs"/>
-                <w:b/>
-                <w:bCs/>
-                <w:sz w:val="28"/>
-                <w:szCs w:val="28"/>
-                <w:rtl/>
-              </w:rPr>
-              <w:t>סה"כ</w:t>
-            </w:r>
-          </w:p>
-        </w:tc>
-        <w:tc>
-          <w:tcPr>
-            <w:tcW w:w="1764" w:type="dxa"/>
-          </w:tcPr>
-          <w:p>
-            <w:pPr>
-              <w:rPr>
-                <w:rFonts w:cs="David"/>
-                <w:b/>
-                <w:bCs/>
-                <w:sz w:val="28"/>
-                <w:szCs w:val="28"/>
-                <w:rtl/>
-              </w:rPr>
-            </w:pPr>
-            <w:r>
-              <w:rPr>
-                <w:rFonts w:cs="David" w:hint="cs"/>
-                <w:b/>
-                <w:bCs/>
-                <w:sz w:val="28"/>
-                <w:szCs w:val="28"/>
-                <w:rtl/>
-              </w:rPr>
-              <w:t xml:space="preserve">{subtotalAfterDiscount}</w:t>
-            </w:r>
-          </w:p>
-        </w:tc>
-      </w:tr>
-      <w:tr>
-        <w:tc>
-          <w:tcPr>
-            <w:tcW w:w="1764" w:type="dxa"/>
-          </w:tcPr>
-          <w:p>
-            <w:pPr>
-              <w:rPr>
-                <w:rFonts w:cs="David"/>
-                <w:b/>
-                <w:bCs/>
-                <w:sz w:val="28"/>
-                <w:szCs w:val="28"/>
-                <w:rtl/>
-              </w:rPr>
-            </w:pPr>
-            <w:r>
-              <w:rPr>
-                <w:rFonts w:cs="David" w:hint="cs"/>
-                <w:b/>
-                <w:bCs/>
-                <w:sz w:val="28"/>
-                <w:szCs w:val="28"/>
-                <w:rtl/>
-              </w:rPr>
-              <w:t>מע"מ 1</w:t>
-            </w:r>
-            <w:r>
-              <w:rPr>
-                <w:rFonts w:cs="David" w:hint="cs"/>
-                <w:b/>
-                <w:bCs/>
-                <w:sz w:val="28"/>
-                <w:szCs w:val="28"/>
-                <w:rtl/>
-              </w:rPr>
-              <w:t>8</w:t>
-            </w:r>
-            <w:r>
-              <w:rPr>
-                <w:rFonts w:cs="David" w:hint="cs"/>
-                <w:b/>
-                <w:bCs/>
-                <w:sz w:val="28"/>
-                <w:szCs w:val="28"/>
-                <w:rtl/>
-              </w:rPr>
-              <w:t>%</w:t>
-            </w:r>
-          </w:p>
-        </w:tc>
-        <w:tc>
-          <w:tcPr>
-            <w:tcW w:w="1764" w:type="dxa"/>
-          </w:tcPr>
-          <w:p>
-            <w:pPr>
-              <w:rPr>
-                <w:rFonts w:cs="David"/>
-                <w:b/>
-                <w:bCs/>
-                <w:sz w:val="28"/>
-                <w:szCs w:val="28"/>
-                <w:rtl/>
-              </w:rPr>
-            </w:pPr>
-            <w:r>
-              <w:rPr>
-                <w:rFonts w:cs="David" w:hint="cs"/>
-                <w:b/>
-                <w:bCs/>
-                <w:sz w:val="28"/>
-                <w:szCs w:val="28"/>
-                <w:rtl/>
-              </w:rPr>
-              <w:t xml:space="preserve">{vatAmount}</w:t>
-            </w:r>
-          </w:p>
-        </w:tc>
-      </w:tr>
-      <w:tr>
-        <w:tc>
-          <w:tcPr>
-            <w:tcW w:w="1764" w:type="dxa"/>
-          </w:tcPr>
-          <w:p>
-            <w:pPr>
-              <w:rPr>
-                <w:rFonts w:cs="David"/>
-                <w:b/>
-                <w:bCs/>
-                <w:sz w:val="28"/>
-                <w:szCs w:val="28"/>
-                <w:rtl/>
-              </w:rPr>
-            </w:pPr>
-            <w:r>
-              <w:rPr>
-                <w:rFonts w:cs="David" w:hint="cs"/>
-                <w:b/>
-                <w:bCs/>
-                <w:sz w:val="28"/>
-                <w:szCs w:val="28"/>
-                <w:rtl/>
-              </w:rPr>
-              <w:t xml:space="preserve">סה"כ לתשלום </w:t>
-            </w:r>
-          </w:p>
-        </w:tc>
-        <w:tc>
-          <w:tcPr>
-            <w:tcW w:w="1764" w:type="dxa"/>
-          </w:tcPr>
-          <w:p>
-            <w:pPr>
-              <w:rPr>
-                <w:rFonts w:cs="David"/>
-                <w:b/>
-                <w:bCs/>
-                <w:sz w:val="28"/>
-                <w:szCs w:val="28"/>
-                <w:rtl/>
-              </w:rPr>
-            </w:pPr>
-            <w:r>
-              <w:rPr>
-                <w:rFonts w:cs="David" w:hint="cs"/>
-                <w:b/>
-                <w:bCs/>
-                <w:sz w:val="28"/>
-                <w:szCs w:val="28"/>
-                <w:rtl/>
-              </w:rPr>
-              <w:t xml:space="preserve">{totalAmount}</w:t>
+              <w:t>}</w:t>
             </w:r>
           </w:p>
         </w:tc>

--- a/apps/api/templates/פ-רעש-הצעת-מחיר-לבדיקה-אקוסטית-קול-נישא-באוויר.docx
+++ b/apps/api/templates/פ-רעש-הצעת-מחיר-לבדיקה-אקוסטית-קול-נישא-באוויר.docx
@@ -2451,24 +2451,12 @@
         </w:rPr>
       </w:pPr>
     </w:p>
-    <w:p>
-      <w:pPr>
-        <w:rPr>
-          <w:vanish/>
-        </w:rPr>
-      </w:pPr>
-      <w:r>
-        <w:rPr>
-          <w:vanish/>
-        </w:rPr>
-        <w:t xml:space="preserve">{#hasDiscount}</w:t>
-      </w:r>
-    </w:p>
     <w:tbl>
       <w:tblPr>
         <w:bidiVisual/>
-        <w:tblW w:w="10466" w:type="dxa"/>
-        <w:tblLayout w:type="fixed"/>
+        <w:tblW w:w="0" w:type="auto"/>
+        <w:tblLayout w:type="autofit"/>
+        <w:jc w:val="right"/>
         <w:tblBorders>
           <w:top w:val="single" w:sz="4" w:space="0" w:color="auto"/>
           <w:left w:val="single" w:sz="4" w:space="0" w:color="auto"/>
@@ -2480,30 +2468,23 @@
         <w:tblLook w:val="04A0" w:firstRow="1" w:lastRow="0" w:firstColumn="1" w:lastColumn="0" w:noHBand="0" w:noVBand="1"/>
       </w:tblPr>
       <w:tblGrid>
-        <w:gridCol w:w="700"/>
-        <w:gridCol w:w="900"/>
-        <w:gridCol w:w="2900"/>
-        <w:gridCol w:w="900"/>
-        <w:gridCol w:w="1400"/>
-        <w:gridCol w:w="1400"/>
-        <w:gridCol w:w="2266"/>
+        <w:gridCol/>
+        <w:gridCol/>
+        <w:gridCol/>
+        <w:gridCol/>
+        <w:gridCol/>
+        <w:gridCol/>
+        <w:gridCol/>
       </w:tblGrid>
       <w:tr>
         <w:tc>
           <w:tcPr>
-            <w:tcW w:w="700" w:type="dxa"/>
-            <w:tcBorders>
-              <w:top w:val="single" w:sz="4" w:space="0" w:color="auto"/>
-              <w:left w:val="single" w:sz="4" w:space="0" w:color="auto"/>
-              <w:bottom w:val="single" w:sz="4" w:space="0" w:color="auto"/>
-              <w:right w:val="single" w:sz="4" w:space="0" w:color="auto"/>
-            </w:tcBorders>
-            <w:hideMark/>
+            <w:tcW w:w="0" w:type="auto"/>
           </w:tcPr>
           <w:p>
             <w:pPr>
               <w:rPr>
-                <w:rFonts w:cs="David"/>
+                <w:rFonts w:cs="David" w:hint="cs"/>
                 <w:b/>
                 <w:bCs/>
                 <w:sz w:val="28"/>
@@ -2513,7 +2494,7 @@
             </w:pPr>
             <w:r>
               <w:rPr>
-                <w:rFonts w:cs="David"/>
+                <w:rFonts w:cs="David" w:hint="cs"/>
                 <w:b/>
                 <w:bCs/>
                 <w:sz w:val="28"/>
@@ -2526,19 +2507,12 @@
         </w:tc>
         <w:tc>
           <w:tcPr>
-            <w:tcW w:w="900" w:type="dxa"/>
-            <w:tcBorders>
-              <w:top w:val="single" w:sz="4" w:space="0" w:color="auto"/>
-              <w:left w:val="single" w:sz="4" w:space="0" w:color="auto"/>
-              <w:bottom w:val="single" w:sz="4" w:space="0" w:color="auto"/>
-              <w:right w:val="single" w:sz="4" w:space="0" w:color="auto"/>
-            </w:tcBorders>
-            <w:hideMark/>
+            <w:tcW w:w="0" w:type="auto"/>
           </w:tcPr>
           <w:p>
             <w:pPr>
               <w:rPr>
-                <w:rFonts w:cs="David"/>
+                <w:rFonts w:cs="David" w:hint="cs"/>
                 <w:b/>
                 <w:bCs/>
                 <w:sz w:val="28"/>
@@ -2548,7 +2522,7 @@
             </w:pPr>
             <w:r>
               <w:rPr>
-                <w:rFonts w:cs="David"/>
+                <w:rFonts w:cs="David" w:hint="cs"/>
                 <w:b/>
                 <w:bCs/>
                 <w:sz w:val="28"/>
@@ -2561,19 +2535,12 @@
         </w:tc>
         <w:tc>
           <w:tcPr>
-            <w:tcW w:w="2900" w:type="dxa"/>
-            <w:tcBorders>
-              <w:top w:val="single" w:sz="4" w:space="0" w:color="auto"/>
-              <w:left w:val="single" w:sz="4" w:space="0" w:color="auto"/>
-              <w:bottom w:val="single" w:sz="4" w:space="0" w:color="auto"/>
-              <w:right w:val="single" w:sz="4" w:space="0" w:color="auto"/>
-            </w:tcBorders>
-            <w:hideMark/>
+            <w:tcW w:w="0" w:type="auto"/>
           </w:tcPr>
           <w:p>
             <w:pPr>
               <w:rPr>
-                <w:rFonts w:cs="David"/>
+                <w:rFonts w:cs="David" w:hint="cs"/>
                 <w:b/>
                 <w:bCs/>
                 <w:sz w:val="28"/>
@@ -2583,7 +2550,7 @@
             </w:pPr>
             <w:r>
               <w:rPr>
-                <w:rFonts w:cs="David"/>
+                <w:rFonts w:cs="David" w:hint="cs"/>
                 <w:b/>
                 <w:bCs/>
                 <w:sz w:val="28"/>
@@ -2596,19 +2563,12 @@
         </w:tc>
         <w:tc>
           <w:tcPr>
-            <w:tcW w:w="900" w:type="dxa"/>
-            <w:tcBorders>
-              <w:top w:val="single" w:sz="4" w:space="0" w:color="auto"/>
-              <w:left w:val="single" w:sz="4" w:space="0" w:color="auto"/>
-              <w:bottom w:val="single" w:sz="4" w:space="0" w:color="auto"/>
-              <w:right w:val="single" w:sz="4" w:space="0" w:color="auto"/>
-            </w:tcBorders>
-            <w:hideMark/>
+            <w:tcW w:w="0" w:type="auto"/>
           </w:tcPr>
           <w:p>
             <w:pPr>
               <w:rPr>
-                <w:rFonts w:cs="David"/>
+                <w:rFonts w:cs="David" w:hint="cs"/>
                 <w:b/>
                 <w:bCs/>
                 <w:sz w:val="28"/>
@@ -2618,7 +2578,7 @@
             </w:pPr>
             <w:r>
               <w:rPr>
-                <w:rFonts w:cs="David"/>
+                <w:rFonts w:cs="David" w:hint="cs"/>
                 <w:b/>
                 <w:bCs/>
                 <w:sz w:val="28"/>
@@ -2631,19 +2591,12 @@
         </w:tc>
         <w:tc>
           <w:tcPr>
-            <w:tcW w:w="1400" w:type="dxa"/>
-            <w:tcBorders>
-              <w:top w:val="single" w:sz="4" w:space="0" w:color="auto"/>
-              <w:left w:val="single" w:sz="4" w:space="0" w:color="auto"/>
-              <w:bottom w:val="single" w:sz="4" w:space="0" w:color="auto"/>
-              <w:right w:val="single" w:sz="4" w:space="0" w:color="auto"/>
-            </w:tcBorders>
-            <w:hideMark/>
+            <w:tcW w:w="0" w:type="auto"/>
           </w:tcPr>
           <w:p>
             <w:pPr>
               <w:rPr>
-                <w:rFonts w:cs="David"/>
+                <w:rFonts w:cs="David" w:hint="cs"/>
                 <w:b/>
                 <w:bCs/>
                 <w:sz w:val="28"/>
@@ -2653,7 +2606,7 @@
             </w:pPr>
             <w:r>
               <w:rPr>
-                <w:rFonts w:cs="David"/>
+                <w:rFonts w:cs="David" w:hint="cs"/>
                 <w:b/>
                 <w:bCs/>
                 <w:sz w:val="28"/>
@@ -2666,19 +2619,12 @@
         </w:tc>
         <w:tc>
           <w:tcPr>
-            <w:tcW w:w="1400" w:type="dxa"/>
-            <w:tcBorders>
-              <w:top w:val="single" w:sz="4" w:space="0" w:color="auto"/>
-              <w:left w:val="single" w:sz="4" w:space="0" w:color="auto"/>
-              <w:bottom w:val="single" w:sz="4" w:space="0" w:color="auto"/>
-              <w:right w:val="single" w:sz="4" w:space="0" w:color="auto"/>
-            </w:tcBorders>
-            <w:hideMark/>
+            <w:tcW w:w="0" w:type="auto"/>
           </w:tcPr>
           <w:p>
             <w:pPr>
               <w:rPr>
-                <w:rFonts w:cs="David"/>
+                <w:rFonts w:cs="David" w:hint="cs"/>
                 <w:b/>
                 <w:bCs/>
                 <w:sz w:val="28"/>
@@ -2688,7 +2634,7 @@
             </w:pPr>
             <w:r>
               <w:rPr>
-                <w:rFonts w:cs="David"/>
+                <w:rFonts w:cs="David" w:hint="cs"/>
                 <w:b/>
                 <w:bCs/>
                 <w:sz w:val="28"/>
@@ -2701,18 +2647,12 @@
         </w:tc>
         <w:tc>
           <w:tcPr>
-            <w:tcW w:w="2266" w:type="dxa"/>
-            <w:tcBorders>
-              <w:top w:val="single" w:sz="4" w:space="0" w:color="auto"/>
-              <w:left w:val="single" w:sz="4" w:space="0" w:color="auto"/>
-              <w:bottom w:val="single" w:sz="4" w:space="0" w:color="auto"/>
-              <w:right w:val="single" w:sz="4" w:space="0" w:color="auto"/>
-            </w:tcBorders>
+            <w:tcW w:w="0" w:type="auto"/>
           </w:tcPr>
           <w:p>
             <w:pPr>
               <w:rPr>
-                <w:rFonts w:cs="David"/>
+                <w:rFonts w:cs="David" w:hint="cs"/>
                 <w:b/>
                 <w:bCs/>
                 <w:sz w:val="28"/>
@@ -2722,7 +2662,7 @@
             </w:pPr>
             <w:r>
               <w:rPr>
-                <w:rFonts w:cs="David"/>
+                <w:rFonts w:cs="David" w:hint="cs"/>
                 <w:b/>
                 <w:bCs/>
                 <w:sz w:val="28"/>
@@ -2735,7 +2675,7 @@
           <w:p>
             <w:pPr>
               <w:rPr>
-                <w:rFonts w:cs="David"/>
+                <w:rFonts w:cs="David" w:hint="cs"/>
                 <w:b/>
                 <w:bCs/>
                 <w:sz w:val="28"/>
@@ -2749,18 +2689,12 @@
       <w:tr>
         <w:tc>
           <w:tcPr>
-            <w:tcW w:w="700" w:type="dxa"/>
-            <w:tcBorders>
-              <w:top w:val="single" w:sz="4" w:space="0" w:color="auto"/>
-              <w:left w:val="single" w:sz="4" w:space="0" w:color="auto"/>
-              <w:bottom w:val="single" w:sz="4" w:space="0" w:color="auto"/>
-              <w:right w:val="single" w:sz="4" w:space="0" w:color="auto"/>
-            </w:tcBorders>
+            <w:tcW w:w="0" w:type="auto"/>
           </w:tcPr>
           <w:p>
             <w:pPr>
               <w:rPr>
-                <w:rFonts w:cs="David"/>
+                <w:rFonts w:cs="David" w:hint="cs"/>
                 <w:b/>
                 <w:bCs/>
                 <w:sz w:val="28"/>
@@ -2785,18 +2719,12 @@
         </w:tc>
         <w:tc>
           <w:tcPr>
-            <w:tcW w:w="900" w:type="dxa"/>
-            <w:tcBorders>
-              <w:top w:val="single" w:sz="4" w:space="0" w:color="auto"/>
-              <w:left w:val="single" w:sz="4" w:space="0" w:color="auto"/>
-              <w:bottom w:val="single" w:sz="4" w:space="0" w:color="auto"/>
-              <w:right w:val="single" w:sz="4" w:space="0" w:color="auto"/>
-            </w:tcBorders>
+            <w:tcW w:w="0" w:type="auto"/>
           </w:tcPr>
           <w:p>
             <w:pPr>
               <w:rPr>
-                <w:rFonts w:cs="David"/>
+                <w:rFonts w:cs="David" w:hint="cs"/>
                 <w:b/>
                 <w:bCs/>
                 <w:sz w:val="28"/>
@@ -2804,8 +2732,6 @@
                 <w:rtl/>
               </w:rPr>
             </w:pPr>
-            <w:bookmarkStart w:id="8" w:name="fldMakat"/>
-            <w:bookmarkEnd w:id="8"/>
             <w:r>
               <w:rPr>
                 <w:rFonts w:cs="David" w:hint="cs"/>
@@ -2815,9 +2741,25 @@
                 <w:szCs w:val="28"/>
                 <w:rtl/>
               </w:rPr>
-              <w:t>{</w:t>
+              <w:t xml:space="preserve">{itemCode}</w:t>
             </w:r>
-            <w:proofErr w:type="spellStart"/>
+          </w:p>
+        </w:tc>
+        <w:tc>
+          <w:tcPr>
+            <w:tcW w:w="0" w:type="auto"/>
+          </w:tcPr>
+          <w:p>
+            <w:pPr>
+              <w:rPr>
+                <w:rFonts w:cs="David" w:hint="cs"/>
+                <w:b/>
+                <w:bCs/>
+                <w:sz w:val="28"/>
+                <w:szCs w:val="28"/>
+                <w:rtl/>
+              </w:rPr>
+            </w:pPr>
             <w:r>
               <w:rPr>
                 <w:rFonts w:cs="David" w:hint="cs"/>
@@ -2827,9 +2769,25 @@
                 <w:szCs w:val="28"/>
                 <w:rtl/>
               </w:rPr>
-              <w:t>itemCode</w:t>
+              <w:t xml:space="preserve">{description}</w:t>
             </w:r>
-            <w:proofErr w:type="spellEnd"/>
+          </w:p>
+        </w:tc>
+        <w:tc>
+          <w:tcPr>
+            <w:tcW w:w="0" w:type="auto"/>
+          </w:tcPr>
+          <w:p>
+            <w:pPr>
+              <w:rPr>
+                <w:rFonts w:cs="David" w:hint="cs"/>
+                <w:b/>
+                <w:bCs/>
+                <w:sz w:val="28"/>
+                <w:szCs w:val="28"/>
+                <w:rtl/>
+              </w:rPr>
+            </w:pPr>
             <w:r>
               <w:rPr>
                 <w:rFonts w:cs="David" w:hint="cs"/>
@@ -2839,24 +2797,18 @@
                 <w:szCs w:val="28"/>
                 <w:rtl/>
               </w:rPr>
-              <w:t>}</w:t>
+              <w:t xml:space="preserve">{quantity}</w:t>
             </w:r>
           </w:p>
         </w:tc>
         <w:tc>
           <w:tcPr>
-            <w:tcW w:w="2900" w:type="dxa"/>
-            <w:tcBorders>
-              <w:top w:val="single" w:sz="4" w:space="0" w:color="auto"/>
-              <w:left w:val="single" w:sz="4" w:space="0" w:color="auto"/>
-              <w:bottom w:val="single" w:sz="4" w:space="0" w:color="auto"/>
-              <w:right w:val="single" w:sz="4" w:space="0" w:color="auto"/>
-            </w:tcBorders>
+            <w:tcW w:w="0" w:type="auto"/>
           </w:tcPr>
           <w:p>
             <w:pPr>
               <w:rPr>
-                <w:rFonts w:cs="David"/>
+                <w:rFonts w:cs="David" w:hint="cs"/>
                 <w:b/>
                 <w:bCs/>
                 <w:sz w:val="28"/>
@@ -2864,8 +2816,6 @@
                 <w:rtl/>
               </w:rPr>
             </w:pPr>
-            <w:bookmarkStart w:id="9" w:name="fldProduct"/>
-            <w:bookmarkEnd w:id="9"/>
             <w:r>
               <w:rPr>
                 <w:rFonts w:cs="David" w:hint="cs"/>
@@ -2875,9 +2825,25 @@
                 <w:szCs w:val="28"/>
                 <w:rtl/>
               </w:rPr>
-              <w:t>{</w:t>
+              <w:t xml:space="preserve">{unitPrice}</w:t>
             </w:r>
-            <w:proofErr w:type="spellStart"/>
+          </w:p>
+        </w:tc>
+        <w:tc>
+          <w:tcPr>
+            <w:tcW w:w="0" w:type="auto"/>
+          </w:tcPr>
+          <w:p>
+            <w:pPr>
+              <w:rPr>
+                <w:rFonts w:cs="David" w:hint="cs"/>
+                <w:b/>
+                <w:bCs/>
+                <w:sz w:val="28"/>
+                <w:szCs w:val="28"/>
+                <w:rtl/>
+              </w:rPr>
+            </w:pPr>
             <w:r>
               <w:rPr>
                 <w:rFonts w:cs="David" w:hint="cs"/>
@@ -2887,9 +2853,24 @@
                 <w:szCs w:val="28"/>
                 <w:rtl/>
               </w:rPr>
-              <w:t>description</w:t>
+              <w:t xml:space="preserve">{lineDiscountPercent}</w:t>
             </w:r>
-            <w:proofErr w:type="spellEnd"/>
+          </w:p>
+        </w:tc>
+        <w:tc>
+          <w:tcPr>
+            <w:tcW w:w="0" w:type="auto"/>
+          </w:tcPr>
+          <w:p>
+            <w:pPr>
+              <w:rPr>
+                <w:rFonts w:cs="David" w:hint="cs"/>
+                <w:b/>
+                <w:bCs/>
+                <w:sz w:val="28"/>
+                <w:szCs w:val="28"/>
+              </w:rPr>
+            </w:pPr>
             <w:r>
               <w:rPr>
                 <w:rFonts w:cs="David" w:hint="cs"/>
@@ -2899,292 +2880,20 @@
                 <w:szCs w:val="28"/>
                 <w:rtl/>
               </w:rPr>
-              <w:t>}</w:t>
-            </w:r>
-          </w:p>
-        </w:tc>
-        <w:tc>
-          <w:tcPr>
-            <w:tcW w:w="900" w:type="dxa"/>
-            <w:tcBorders>
-              <w:top w:val="single" w:sz="4" w:space="0" w:color="auto"/>
-              <w:left w:val="single" w:sz="4" w:space="0" w:color="auto"/>
-              <w:bottom w:val="single" w:sz="4" w:space="0" w:color="auto"/>
-              <w:right w:val="single" w:sz="4" w:space="0" w:color="auto"/>
-            </w:tcBorders>
-          </w:tcPr>
-          <w:p>
-            <w:pPr>
-              <w:rPr>
-                <w:rFonts w:cs="David"/>
-                <w:b/>
-                <w:bCs/>
-                <w:sz w:val="28"/>
-                <w:szCs w:val="28"/>
-                <w:rtl/>
-              </w:rPr>
-            </w:pPr>
-            <w:bookmarkStart w:id="10" w:name="fldAmmount"/>
-            <w:bookmarkEnd w:id="10"/>
-            <w:r>
-              <w:rPr>
-                <w:rFonts w:cs="David" w:hint="cs"/>
-                <w:b/>
-                <w:bCs/>
-                <w:sz w:val="28"/>
-                <w:szCs w:val="28"/>
-                <w:rtl/>
-              </w:rPr>
-              <w:t>{</w:t>
-            </w:r>
-            <w:proofErr w:type="spellStart"/>
-            <w:r>
-              <w:rPr>
-                <w:rFonts w:cs="David" w:hint="cs"/>
-                <w:b/>
-                <w:bCs/>
-                <w:sz w:val="28"/>
-                <w:szCs w:val="28"/>
-                <w:rtl/>
-              </w:rPr>
-              <w:t>quantity</w:t>
-            </w:r>
-            <w:proofErr w:type="spellEnd"/>
-            <w:r>
-              <w:rPr>
-                <w:rFonts w:cs="David" w:hint="cs"/>
-                <w:b/>
-                <w:bCs/>
-                <w:sz w:val="28"/>
-                <w:szCs w:val="28"/>
-                <w:rtl/>
-              </w:rPr>
-              <w:t>}</w:t>
-            </w:r>
-          </w:p>
-        </w:tc>
-        <w:tc>
-          <w:tcPr>
-            <w:tcW w:w="1400" w:type="dxa"/>
-            <w:tcBorders>
-              <w:top w:val="single" w:sz="4" w:space="0" w:color="auto"/>
-              <w:left w:val="single" w:sz="4" w:space="0" w:color="auto"/>
-              <w:bottom w:val="single" w:sz="4" w:space="0" w:color="auto"/>
-              <w:right w:val="single" w:sz="4" w:space="0" w:color="auto"/>
-            </w:tcBorders>
-          </w:tcPr>
-          <w:p>
-            <w:pPr>
-              <w:rPr>
-                <w:rFonts w:cs="David"/>
-                <w:b/>
-                <w:bCs/>
-                <w:sz w:val="28"/>
-                <w:szCs w:val="28"/>
-                <w:rtl/>
-              </w:rPr>
-            </w:pPr>
-            <w:bookmarkStart w:id="11" w:name="fldPrice"/>
-            <w:bookmarkEnd w:id="11"/>
-            <w:r>
-              <w:rPr>
-                <w:rFonts w:cs="David" w:hint="cs"/>
-                <w:b/>
-                <w:bCs/>
-                <w:sz w:val="28"/>
-                <w:szCs w:val="28"/>
-                <w:rtl/>
-              </w:rPr>
-              <w:t>{</w:t>
-            </w:r>
-            <w:proofErr w:type="spellStart"/>
-            <w:r>
-              <w:rPr>
-                <w:rFonts w:cs="David" w:hint="cs"/>
-                <w:b/>
-                <w:bCs/>
-                <w:sz w:val="28"/>
-                <w:szCs w:val="28"/>
-                <w:rtl/>
-              </w:rPr>
-              <w:t>unitPrice</w:t>
-            </w:r>
-            <w:proofErr w:type="spellEnd"/>
-            <w:r>
-              <w:rPr>
-                <w:rFonts w:cs="David" w:hint="cs"/>
-                <w:b/>
-                <w:bCs/>
-                <w:sz w:val="28"/>
-                <w:szCs w:val="28"/>
-                <w:rtl/>
-              </w:rPr>
-              <w:t>}</w:t>
-            </w:r>
-          </w:p>
-        </w:tc>
-        <w:tc>
-          <w:tcPr>
-            <w:tcW w:w="1400" w:type="dxa"/>
-            <w:tcBorders>
-              <w:top w:val="single" w:sz="4" w:space="0" w:color="auto"/>
-              <w:left w:val="single" w:sz="4" w:space="0" w:color="auto"/>
-              <w:bottom w:val="single" w:sz="4" w:space="0" w:color="auto"/>
-              <w:right w:val="single" w:sz="4" w:space="0" w:color="auto"/>
-            </w:tcBorders>
-          </w:tcPr>
-          <w:p>
-            <w:pPr>
-              <w:rPr>
-                <w:rFonts w:cs="David"/>
-                <w:b/>
-                <w:bCs/>
-                <w:sz w:val="28"/>
-                <w:szCs w:val="28"/>
-                <w:rtl/>
-              </w:rPr>
-            </w:pPr>
-            <w:bookmarkStart w:id="12" w:name="fldLineDiscount"/>
-            <w:bookmarkEnd w:id="12"/>
-            <w:r>
-              <w:rPr>
-                <w:rFonts w:cs="David" w:hint="cs"/>
-                <w:b/>
-                <w:bCs/>
-                <w:sz w:val="28"/>
-                <w:szCs w:val="28"/>
-                <w:rtl/>
-              </w:rPr>
-              <w:t>{</w:t>
-            </w:r>
-            <w:proofErr w:type="spellStart"/>
-            <w:r>
-              <w:rPr>
-                <w:rFonts w:cs="David" w:hint="cs"/>
-                <w:b/>
-                <w:bCs/>
-                <w:sz w:val="28"/>
-                <w:szCs w:val="28"/>
-                <w:rtl/>
-              </w:rPr>
-              <w:t>lineDiscountPercent</w:t>
-            </w:r>
-            <w:proofErr w:type="spellEnd"/>
-            <w:r>
-              <w:rPr>
-                <w:rFonts w:cs="David" w:hint="cs"/>
-                <w:b/>
-                <w:bCs/>
-                <w:sz w:val="28"/>
-                <w:szCs w:val="28"/>
-                <w:rtl/>
-              </w:rPr>
-              <w:t>}</w:t>
-            </w:r>
-          </w:p>
-        </w:tc>
-        <w:tc>
-          <w:tcPr>
-            <w:tcW w:w="2266" w:type="dxa"/>
-            <w:tcBorders>
-              <w:top w:val="single" w:sz="4" w:space="0" w:color="auto"/>
-              <w:left w:val="single" w:sz="4" w:space="0" w:color="auto"/>
-              <w:bottom w:val="single" w:sz="4" w:space="0" w:color="auto"/>
-              <w:right w:val="single" w:sz="4" w:space="0" w:color="auto"/>
-            </w:tcBorders>
-          </w:tcPr>
-          <w:p>
-            <w:pPr>
-              <w:rPr>
-                <w:rFonts w:cs="David"/>
-                <w:b/>
-                <w:bCs/>
-                <w:sz w:val="28"/>
-                <w:szCs w:val="28"/>
-                <w:rtl/>
-              </w:rPr>
-            </w:pPr>
-            <w:bookmarkStart w:id="13" w:name="fldLineTotal"/>
-            <w:bookmarkEnd w:id="13"/>
-            <w:r>
-              <w:rPr>
-                <w:rFonts w:cs="David" w:hint="cs"/>
-                <w:b/>
-                <w:bCs/>
-                <w:sz w:val="28"/>
-                <w:szCs w:val="28"/>
-                <w:rtl/>
-              </w:rPr>
-              <w:t>{</w:t>
-            </w:r>
-            <w:proofErr w:type="spellStart"/>
-            <w:r>
-              <w:rPr>
-                <w:rFonts w:cs="David" w:hint="cs"/>
-                <w:b/>
-                <w:bCs/>
-                <w:sz w:val="28"/>
-                <w:szCs w:val="28"/>
-                <w:rtl/>
-              </w:rPr>
-              <w:t>lineTotal</w:t>
-            </w:r>
-            <w:proofErr w:type="spellEnd"/>
-            <w:r>
-              <w:rPr>
-                <w:rFonts w:cs="David" w:hint="cs"/>
-                <w:b/>
-                <w:bCs/>
-                <w:sz w:val="28"/>
-                <w:szCs w:val="28"/>
-                <w:rtl/>
-              </w:rPr>
-              <w:t>}{/</w:t>
-            </w:r>
-            <w:proofErr w:type="spellStart"/>
-            <w:r>
-              <w:rPr>
-                <w:rFonts w:cs="David" w:hint="cs"/>
-                <w:b/>
-                <w:bCs/>
-                <w:sz w:val="28"/>
-                <w:szCs w:val="28"/>
-                <w:rtl/>
-              </w:rPr>
-              <w:t>items</w:t>
-            </w:r>
-            <w:proofErr w:type="spellEnd"/>
-            <w:r>
-              <w:rPr>
-                <w:rFonts w:cs="David" w:hint="cs"/>
-                <w:b/>
-                <w:bCs/>
-                <w:sz w:val="28"/>
-                <w:szCs w:val="28"/>
-                <w:rtl/>
-              </w:rPr>
-              <w:t>}</w:t>
+              <w:t xml:space="preserve">{lineTotal}{/items}</w:t>
             </w:r>
           </w:p>
         </w:tc>
       </w:tr>
     </w:tbl>
-    <w:p>
-      <w:pPr>
-        <w:rPr>
-          <w:rFonts w:cs="David"/>
-          <w:vanish/>
-          <w:sz w:val="28"/>
-          <w:szCs w:val="28"/>
-          <w:rtl/>
-        </w:rPr>
-      </w:pPr>
-    </w:p>
+    <w:p/>
+    <w:p/>
     <w:tbl>
       <w:tblPr>
-        <w:tblpPr w:leftFromText="180" w:rightFromText="180" w:vertAnchor="text" w:horzAnchor="page" w:tblpX="67" w:tblpY="199"/>
         <w:bidiVisual/>
         <w:tblW w:w="0" w:type="auto"/>
+        <w:tblLayout w:type="autofit"/>
+        <w:jc w:val="right"/>
         <w:tblBorders>
           <w:top w:val="single" w:sz="4" w:space="0" w:color="auto"/>
           <w:left w:val="single" w:sz="4" w:space="0" w:color="auto"/>
@@ -3196,34 +2905,28 @@
         <w:tblLook w:val="04A0" w:firstRow="1" w:lastRow="0" w:firstColumn="1" w:lastColumn="0" w:noHBand="0" w:noVBand="1"/>
       </w:tblPr>
       <w:tblGrid>
-        <w:gridCol w:w="1764"/>
-        <w:gridCol w:w="3145"/>
+        <w:gridCol/>
+        <w:gridCol/>
       </w:tblGrid>
       <w:tr>
         <w:tc>
           <w:tcPr>
-            <w:tcW w:w="1764" w:type="dxa"/>
-            <w:tcBorders>
-              <w:top w:val="single" w:sz="4" w:space="0" w:color="auto"/>
-              <w:left w:val="single" w:sz="4" w:space="0" w:color="auto"/>
-              <w:bottom w:val="single" w:sz="4" w:space="0" w:color="auto"/>
-              <w:right w:val="single" w:sz="4" w:space="0" w:color="auto"/>
-            </w:tcBorders>
-            <w:hideMark/>
+            <w:tcW w:w="0" w:type="auto"/>
           </w:tcPr>
           <w:p>
             <w:pPr>
               <w:rPr>
-                <w:rFonts w:cs="David"/>
+                <w:rFonts w:cs="David" w:hint="cs"/>
                 <w:b/>
                 <w:bCs/>
                 <w:sz w:val="28"/>
                 <w:szCs w:val="28"/>
+                <w:rtl/>
               </w:rPr>
             </w:pPr>
             <w:r>
               <w:rPr>
-                <w:rFonts w:cs="David"/>
+                <w:rFonts w:cs="David" w:hint="cs"/>
                 <w:b/>
                 <w:bCs/>
                 <w:sz w:val="28"/>
@@ -3247,18 +2950,12 @@
         </w:tc>
         <w:tc>
           <w:tcPr>
-            <w:tcW w:w="2414" w:type="dxa"/>
-            <w:tcBorders>
-              <w:top w:val="single" w:sz="4" w:space="0" w:color="auto"/>
-              <w:left w:val="single" w:sz="4" w:space="0" w:color="auto"/>
-              <w:bottom w:val="single" w:sz="4" w:space="0" w:color="auto"/>
-              <w:right w:val="single" w:sz="4" w:space="0" w:color="auto"/>
-            </w:tcBorders>
+            <w:tcW w:w="0" w:type="auto"/>
           </w:tcPr>
           <w:p>
             <w:pPr>
               <w:rPr>
-                <w:rFonts w:cs="David"/>
+                <w:rFonts w:cs="David" w:hint="cs"/>
                 <w:b/>
                 <w:bCs/>
                 <w:sz w:val="28"/>
@@ -3266,8 +2963,6 @@
                 <w:rtl/>
               </w:rPr>
             </w:pPr>
-            <w:bookmarkStart w:id="14" w:name="fldDiscount"/>
-            <w:bookmarkEnd w:id="14"/>
             <w:r>
               <w:rPr>
                 <w:rFonts w:cs="David" w:hint="cs"/>
@@ -3277,31 +2972,7 @@
                 <w:szCs w:val="28"/>
                 <w:rtl/>
               </w:rPr>
-              <w:t>{</w:t>
-            </w:r>
-            <w:proofErr w:type="spellStart"/>
-            <w:r>
-              <w:rPr>
-                <w:rFonts w:cs="David" w:hint="cs"/>
-                <w:b/>
-                <w:bCs/>
-                <w:sz w:val="28"/>
-                <w:szCs w:val="28"/>
-                <w:rtl/>
-              </w:rPr>
-              <w:t>discountPercent</w:t>
-            </w:r>
-            <w:proofErr w:type="spellEnd"/>
-            <w:r>
-              <w:rPr>
-                <w:rFonts w:cs="David" w:hint="cs"/>
-                <w:b/>
-                <w:bCs/>
-                <w:sz w:val="28"/>
-                <w:szCs w:val="28"/>
-                <w:rtl/>
-              </w:rPr>
-              <w:t>}</w:t>
+              <w:t xml:space="preserve">{discountPercent}</w:t>
             </w:r>
           </w:p>
         </w:tc>
@@ -3309,19 +2980,12 @@
       <w:tr>
         <w:tc>
           <w:tcPr>
-            <w:tcW w:w="1764" w:type="dxa"/>
-            <w:tcBorders>
-              <w:top w:val="single" w:sz="4" w:space="0" w:color="auto"/>
-              <w:left w:val="single" w:sz="4" w:space="0" w:color="auto"/>
-              <w:bottom w:val="single" w:sz="4" w:space="0" w:color="auto"/>
-              <w:right w:val="single" w:sz="4" w:space="0" w:color="auto"/>
-            </w:tcBorders>
-            <w:hideMark/>
+            <w:tcW w:w="0" w:type="auto"/>
           </w:tcPr>
           <w:p>
             <w:pPr>
               <w:rPr>
-                <w:rFonts w:cs="David"/>
+                <w:rFonts w:cs="David" w:hint="cs"/>
                 <w:b/>
                 <w:bCs/>
                 <w:sz w:val="28"/>
@@ -3331,7 +2995,7 @@
             </w:pPr>
             <w:r>
               <w:rPr>
-                <w:rFonts w:cs="David"/>
+                <w:rFonts w:cs="David" w:hint="cs"/>
                 <w:b/>
                 <w:bCs/>
                 <w:sz w:val="28"/>
@@ -3344,18 +3008,12 @@
         </w:tc>
         <w:tc>
           <w:tcPr>
-            <w:tcW w:w="2414" w:type="dxa"/>
-            <w:tcBorders>
-              <w:top w:val="single" w:sz="4" w:space="0" w:color="auto"/>
-              <w:left w:val="single" w:sz="4" w:space="0" w:color="auto"/>
-              <w:bottom w:val="single" w:sz="4" w:space="0" w:color="auto"/>
-              <w:right w:val="single" w:sz="4" w:space="0" w:color="auto"/>
-            </w:tcBorders>
+            <w:tcW w:w="0" w:type="auto"/>
           </w:tcPr>
           <w:p>
             <w:pPr>
               <w:rPr>
-                <w:rFonts w:cs="David"/>
+                <w:rFonts w:cs="David" w:hint="cs"/>
                 <w:b/>
                 <w:bCs/>
                 <w:sz w:val="28"/>
@@ -3363,8 +3021,6 @@
                 <w:rtl/>
               </w:rPr>
             </w:pPr>
-            <w:bookmarkStart w:id="15" w:name="fldTotalAfterDiscount"/>
-            <w:bookmarkEnd w:id="15"/>
             <w:r>
               <w:rPr>
                 <w:rFonts w:cs="David" w:hint="cs"/>
@@ -3374,9 +3030,27 @@
                 <w:szCs w:val="28"/>
                 <w:rtl/>
               </w:rPr>
-              <w:t>{</w:t>
+              <w:t xml:space="preserve">{subtotalAfterDiscount}</w:t>
             </w:r>
-            <w:proofErr w:type="spellStart"/>
+          </w:p>
+        </w:tc>
+      </w:tr>
+      <w:tr>
+        <w:tc>
+          <w:tcPr>
+            <w:tcW w:w="0" w:type="auto"/>
+          </w:tcPr>
+          <w:p>
+            <w:pPr>
+              <w:rPr>
+                <w:rFonts w:cs="David" w:hint="cs"/>
+                <w:b/>
+                <w:bCs/>
+                <w:sz w:val="28"/>
+                <w:szCs w:val="28"/>
+                <w:rtl/>
+              </w:rPr>
+            </w:pPr>
             <w:r>
               <w:rPr>
                 <w:rFonts w:cs="David" w:hint="cs"/>
@@ -3386,9 +3060,8 @@
                 <w:szCs w:val="28"/>
                 <w:rtl/>
               </w:rPr>
-              <w:t>subtotalAfterDiscount</w:t>
+              <w:t>מע"מ 1</w:t>
             </w:r>
-            <w:proofErr w:type="spellEnd"/>
             <w:r>
               <w:rPr>
                 <w:rFonts w:cs="David" w:hint="cs"/>
@@ -3398,27 +3071,29 @@
                 <w:szCs w:val="28"/>
                 <w:rtl/>
               </w:rPr>
-              <w:t>}</w:t>
+              <w:t>8</w:t>
+            </w:r>
+            <w:r>
+              <w:rPr>
+                <w:rFonts w:cs="David" w:hint="cs"/>
+                <w:b/>
+                <w:bCs/>
+                <w:sz w:val="28"/>
+                <w:szCs w:val="28"/>
+                <w:rtl/>
+              </w:rPr>
+              <w:t>%</w:t>
             </w:r>
           </w:p>
         </w:tc>
-      </w:tr>
-      <w:tr>
         <w:tc>
           <w:tcPr>
-            <w:tcW w:w="1764" w:type="dxa"/>
-            <w:tcBorders>
-              <w:top w:val="single" w:sz="4" w:space="0" w:color="auto"/>
-              <w:left w:val="single" w:sz="4" w:space="0" w:color="auto"/>
-              <w:bottom w:val="single" w:sz="4" w:space="0" w:color="auto"/>
-              <w:right w:val="single" w:sz="4" w:space="0" w:color="auto"/>
-            </w:tcBorders>
-            <w:hideMark/>
+            <w:tcW w:w="0" w:type="auto"/>
           </w:tcPr>
           <w:p>
             <w:pPr>
               <w:rPr>
-                <w:rFonts w:cs="David"/>
+                <w:rFonts w:cs="David" w:hint="cs"/>
                 <w:b/>
                 <w:bCs/>
                 <w:sz w:val="28"/>
@@ -3428,42 +3103,6 @@
             </w:pPr>
             <w:r>
               <w:rPr>
-                <w:rFonts w:cs="David"/>
-                <w:b/>
-                <w:bCs/>
-                <w:sz w:val="28"/>
-                <w:szCs w:val="28"/>
-                <w:rtl/>
-              </w:rPr>
-              <w:t>מע"מ 18%</w:t>
-            </w:r>
-          </w:p>
-        </w:tc>
-        <w:tc>
-          <w:tcPr>
-            <w:tcW w:w="2414" w:type="dxa"/>
-            <w:tcBorders>
-              <w:top w:val="single" w:sz="4" w:space="0" w:color="auto"/>
-              <w:left w:val="single" w:sz="4" w:space="0" w:color="auto"/>
-              <w:bottom w:val="single" w:sz="4" w:space="0" w:color="auto"/>
-              <w:right w:val="single" w:sz="4" w:space="0" w:color="auto"/>
-            </w:tcBorders>
-          </w:tcPr>
-          <w:p>
-            <w:pPr>
-              <w:rPr>
-                <w:rFonts w:cs="David"/>
-                <w:b/>
-                <w:bCs/>
-                <w:sz w:val="28"/>
-                <w:szCs w:val="28"/>
-                <w:rtl/>
-              </w:rPr>
-            </w:pPr>
-            <w:bookmarkStart w:id="16" w:name="fldMAAM"/>
-            <w:bookmarkEnd w:id="16"/>
-            <w:r>
-              <w:rPr>
                 <w:rFonts w:cs="David" w:hint="cs"/>
                 <w:b/>
                 <w:bCs/>
@@ -3471,31 +3110,7 @@
                 <w:szCs w:val="28"/>
                 <w:rtl/>
               </w:rPr>
-              <w:t>{</w:t>
-            </w:r>
-            <w:proofErr w:type="spellStart"/>
-            <w:r>
-              <w:rPr>
-                <w:rFonts w:cs="David" w:hint="cs"/>
-                <w:b/>
-                <w:bCs/>
-                <w:sz w:val="28"/>
-                <w:szCs w:val="28"/>
-                <w:rtl/>
-              </w:rPr>
-              <w:t>vatAmount</w:t>
-            </w:r>
-            <w:proofErr w:type="spellEnd"/>
-            <w:r>
-              <w:rPr>
-                <w:rFonts w:cs="David" w:hint="cs"/>
-                <w:b/>
-                <w:bCs/>
-                <w:sz w:val="28"/>
-                <w:szCs w:val="28"/>
-                <w:rtl/>
-              </w:rPr>
-              <w:t>}</w:t>
+              <w:t xml:space="preserve">{vatAmount}</w:t>
             </w:r>
           </w:p>
         </w:tc>
@@ -3503,19 +3118,12 @@
       <w:tr>
         <w:tc>
           <w:tcPr>
-            <w:tcW w:w="1764" w:type="dxa"/>
-            <w:tcBorders>
-              <w:top w:val="single" w:sz="4" w:space="0" w:color="auto"/>
-              <w:left w:val="single" w:sz="4" w:space="0" w:color="auto"/>
-              <w:bottom w:val="single" w:sz="4" w:space="0" w:color="auto"/>
-              <w:right w:val="single" w:sz="4" w:space="0" w:color="auto"/>
-            </w:tcBorders>
-            <w:hideMark/>
+            <w:tcW w:w="0" w:type="auto"/>
           </w:tcPr>
           <w:p>
             <w:pPr>
               <w:rPr>
-                <w:rFonts w:cs="David"/>
+                <w:rFonts w:cs="David" w:hint="cs"/>
                 <w:b/>
                 <w:bCs/>
                 <w:sz w:val="28"/>
@@ -3525,7 +3133,7 @@
             </w:pPr>
             <w:r>
               <w:rPr>
-                <w:rFonts w:cs="David"/>
+                <w:rFonts w:cs="David" w:hint="cs"/>
                 <w:b/>
                 <w:bCs/>
                 <w:sz w:val="28"/>
@@ -3538,18 +3146,12 @@
         </w:tc>
         <w:tc>
           <w:tcPr>
-            <w:tcW w:w="2414" w:type="dxa"/>
-            <w:tcBorders>
-              <w:top w:val="single" w:sz="4" w:space="0" w:color="auto"/>
-              <w:left w:val="single" w:sz="4" w:space="0" w:color="auto"/>
-              <w:bottom w:val="single" w:sz="4" w:space="0" w:color="auto"/>
-              <w:right w:val="single" w:sz="4" w:space="0" w:color="auto"/>
-            </w:tcBorders>
+            <w:tcW w:w="0" w:type="auto"/>
           </w:tcPr>
           <w:p>
             <w:pPr>
               <w:rPr>
-                <w:rFonts w:cs="David"/>
+                <w:rFonts w:cs="David" w:hint="cs"/>
                 <w:b/>
                 <w:bCs/>
                 <w:sz w:val="28"/>
@@ -3557,8 +3159,6 @@
                 <w:rtl/>
               </w:rPr>
             </w:pPr>
-            <w:bookmarkStart w:id="17" w:name="fldTotalAfterMaaM"/>
-            <w:bookmarkEnd w:id="17"/>
             <w:r>
               <w:rPr>
                 <w:rFonts w:cs="David" w:hint="cs"/>
@@ -3568,49 +3168,12 @@
                 <w:szCs w:val="28"/>
                 <w:rtl/>
               </w:rPr>
-              <w:t>{</w:t>
-            </w:r>
-            <w:proofErr w:type="spellStart"/>
-            <w:r>
-              <w:rPr>
-                <w:rFonts w:cs="David" w:hint="cs"/>
-                <w:b/>
-                <w:bCs/>
-                <w:sz w:val="28"/>
-                <w:szCs w:val="28"/>
-                <w:rtl/>
-              </w:rPr>
-              <w:t>totalAmount</w:t>
-            </w:r>
-            <w:proofErr w:type="spellEnd"/>
-            <w:r>
-              <w:rPr>
-                <w:rFonts w:cs="David" w:hint="cs"/>
-                <w:b/>
-                <w:bCs/>
-                <w:sz w:val="28"/>
-                <w:szCs w:val="28"/>
-                <w:rtl/>
-              </w:rPr>
-              <w:t>}</w:t>
+              <w:t xml:space="preserve">{totalAmount}</w:t>
             </w:r>
           </w:p>
         </w:tc>
       </w:tr>
     </w:tbl>
-    <w:p>
-      <w:pPr>
-        <w:rPr>
-          <w:vanish/>
-        </w:rPr>
-      </w:pPr>
-      <w:r>
-        <w:rPr>
-          <w:vanish/>
-        </w:rPr>
-        <w:t xml:space="preserve">{/hasDiscount}</w:t>
-      </w:r>
-    </w:p>
     <w:p>
       <w:pPr>
         <w:rPr>

--- a/apps/api/templates/פ-רעש-הצעת-מחיר-לבדיקה-אקוסטית-קול-נישא-באוויר.docx
+++ b/apps/api/templates/פ-רעש-הצעת-מחיר-לבדיקה-אקוסטית-קול-נישא-באוויר.docx
@@ -3519,51 +3519,6 @@
     <w:p>
       <w:pPr>
         <w:rPr>
-          <w:rFonts w:cs="David" w:hint="cs"/>
-          <w:b/>
-          <w:bCs/>
-          <w:sz w:val="28"/>
-          <w:szCs w:val="28"/>
-          <w:u w:val="single"/>
-          <w:rtl/>
-        </w:rPr>
-      </w:pPr>
-      <w:r>
-        <w:rPr>
-          <w:rFonts w:cs="David" w:hint="cs"/>
-          <w:b/>
-          <w:bCs/>
-          <w:sz w:val="28"/>
-          <w:szCs w:val="28"/>
-          <w:u w:val="single"/>
-          <w:rtl/>
-        </w:rPr>
-        <w:t>אישור ההצעה</w:t>
-      </w:r>
-      <w:r>
-        <w:rPr>
-          <w:rFonts w:cs="David" w:hint="cs"/>
-          <w:b/>
-          <w:bCs/>
-          <w:sz w:val="28"/>
-          <w:szCs w:val="28"/>
-          <w:rtl/>
-        </w:rPr>
-        <w:t xml:space="preserve">: </w:t>
-      </w:r>
-      <w:r>
-        <w:rPr>
-          <w:rFonts w:cs="David" w:hint="cs"/>
-          <w:sz w:val="28"/>
-          <w:szCs w:val="28"/>
-          <w:rtl/>
-        </w:rPr>
-        <w:t xml:space="preserve">נא לשלוח את ההצעה חתומה לפקס 09-7724446 ואנו נחזור לתאם הגעה בהקדם. </w:t>
-      </w:r>
-    </w:p>
-    <w:p>
-      <w:pPr>
-        <w:rPr>
           <w:rFonts w:cs="David"/>
           <w:b/>
           <w:bCs/>
@@ -3586,27 +3541,6 @@
           <w:rtl/>
         </w:rPr>
       </w:pPr>
-    </w:p>
-    <w:p>
-      <w:pPr>
-        <w:ind w:left="720"/>
-        <w:jc w:val="both"/>
-        <w:rPr>
-          <w:rFonts w:ascii="Arial" w:hAnsi="Arial" w:cs="Arial"/>
-          <w:sz w:val="28"/>
-          <w:szCs w:val="28"/>
-          <w:rtl/>
-        </w:rPr>
-      </w:pPr>
-      <w:r>
-        <w:rPr>
-          <w:rFonts w:cs="David" w:hint="cs"/>
-          <w:sz w:val="28"/>
-          <w:szCs w:val="28"/>
-          <w:rtl/>
-        </w:rPr>
-        <w:t>לתיאום הגעה, נא לחתום ולשלוח במייל חוזר או לפקס 09-7724446. תודה.</w:t>
-      </w:r>
     </w:p>
     <w:p>
       <w:pPr>
